--- a/storage/app/private/templates/aktif_kuliah_v1.docx
+++ b/storage/app/private/templates/aktif_kuliah_v1.docx
@@ -30,18 +30,20 @@
         </w:rPr>
       </w:pPr>
       <w:r>
-        <w:t xml:space="preserve">         Nomor : </w:t>
-      </w:r>
-      <w:r>
-        <w:t>${nomor_urut}/${kode_institusi}/${kode_prodi}/${tahun_surat}</w:t>
-      </w:r>
+        <w:t xml:space="preserve">         Nomor : ${nomor_surat}/UN${nim}${nim}.F9 /PK.${nip_kaprodi}${nim}.${nip_kaprodi}6/2${nip_kaprodi}25AL</w:t>
+      </w:r>
+      <w:r/>
+      <w:r/>
+      <w:r/>
+      <w:r/>
+      <w:r/>
+      <w:r/>
       <w:r>
         <w:rPr>
           <w:color w:val="FFFFFF"/>
           <w:sz w:val="28"/>
           <w:szCs w:val="28"/>
         </w:rPr>
-        <w:t>AL</w:t>
       </w:r>
     </w:p>
     <w:p>
@@ -63,7 +65,7 @@
         <w:jc w:val="both"/>
       </w:pPr>
       <w:r>
-        <w:t>Dekan Fakultas Ilmu Sosial dan Ilmu Politik Universitas Syiah Kuala dengan ini menerangkan</w:t>
+        <w:t xml:space="preserve">Dekan ${nama_fakultas} ${nama_universitas} dengan ini menerangkan</w:t>
       </w:r>
     </w:p>
     <w:p>
@@ -90,24 +92,10 @@
         <w:jc w:val="both"/>
       </w:pPr>
       <w:r>
-        <w:t>Nama</w:t>
-      </w:r>
-      <w:r>
-        <w:tab/>
-      </w:r>
-      <w:r>
-        <w:tab/>
-      </w:r>
-      <w:r>
-        <w:tab/>
-      </w:r>
-      <w:r>
-        <w:tab/>
-        <w:t xml:space="preserve">: </w:t>
-      </w:r>
-      <w:r>
-        <w:t>${nama_mahasiswa}</w:t>
-      </w:r>
+        <w:t xml:space="preserve">Nama&lt;/w:r&gt;&lt;w:r w:rsidRPr="${nip_kaprodi}${nip_kaprodi}382EF7"&gt;&lt;w:tab/&gt;&lt;/w:r&gt;&lt;w:r w:rsidRPr="${nip_kaprodi}${nip_kaprodi}382EF7"&gt;&lt;w:tab/&gt;&lt;/w:r&gt;&lt;w:r w:rsidRPr="${nip_kaprodi}${nip_kaprodi}382EF7"&gt;&lt;w:tab/&gt;&lt;w:t xml:space="preserve"&gt;: ${nama_mahasiswa}</w:t>
+      </w:r>
+      <w:r/>
+      <w:r/>
     </w:p>
     <w:p>
       <w:pPr>
@@ -115,27 +103,11 @@
         <w:jc w:val="both"/>
       </w:pPr>
       <w:r>
-        <w:t>NPM</w:t>
-      </w:r>
-      <w:r>
-        <w:tab/>
-      </w:r>
-      <w:r>
-        <w:tab/>
-      </w:r>
-      <w:r>
-        <w:tab/>
-      </w:r>
-      <w:r>
-        <w:tab/>
-        <w:t>:</w:t>
-      </w:r>
-      <w:r>
-        <w:t xml:space="preserve"> </w:t>
-      </w:r>
-      <w:r>
-        <w:t>${nim}</w:t>
-      </w:r>
+        <w:t xml:space="preserve">NIM&lt;/w:r&gt;&lt;w:r w:rsidRPr="${nip_kaprodi}${nip_kaprodi}382EF7"&gt;&lt;w:tab/&gt;&lt;/w:r&gt;&lt;w:r w:rsidRPr="${nip_kaprodi}${nip_kaprodi}382EF7"&gt;&lt;w:tab/&gt;&lt;/w:r&gt;&lt;w:r w:rsidRPr="${nip_kaprodi}${nip_kaprodi}382EF7"&gt;&lt;w:tab/&gt;&lt;w:t&gt;: ${nim}9${nim}${nip_kaprodi}${nim}${nip_kaprodi}2${nip_kaprodi}${nim}${nip_kaprodi}${nip_kaprodi}${nim}9</w:t>
+      </w:r>
+      <w:r/>
+      <w:r/>
+      <w:r/>
     </w:p>
     <w:p>
       <w:pPr>
@@ -143,52 +115,63 @@
         <w:jc w:val="both"/>
       </w:pPr>
       <w:r>
-        <w:t>Jurusan/Program Studi</w:t>
-      </w:r>
-      <w:r>
-        <w:tab/>
-        <w:t xml:space="preserve">: </w:t>
-      </w:r>
-      <w:r>
-        <w:t>${nama_prodi}</w:t>
-      </w:r>
+        <w:t xml:space="preserve">Jurusan/Program Studi&lt;w:t&gt;: ${nama_prodi}</w:t>
+      </w:r>
+      <w:r/>
     </w:p>
     <w:p>
       <w:pPr>
         <w:spacing w:line="360" w:lineRule="auto"/>
         <w:jc w:val="both"/>
+      </w:pPr>
+      <w:r>
+        <w:t xml:space="preserve">Alamat&lt;/w:r&gt;&lt;w:r w:rsidRPr="${nip_kaprodi}${nip_kaprodi}382EF7"&gt;&lt;w:tab/&gt;&lt;/w:r&gt;&lt;w:r w:rsidRPr="${nip_kaprodi}${nip_kaprodi}382EF7"&gt;&lt;w:tab/&gt;&lt;/w:r&gt;&lt;w:r w:rsidRPr="${nip_kaprodi}${nip_kaprodi}382EF7"&gt;&lt;w:tab/&gt;&lt;w:t xml:space="preserve"&gt;: ${alamat_mahasiswa}</w:t>
+      </w:r>
+      <w:r/>
+      <w:r/>
+    </w:p>
+    <w:p>
+      <w:pPr>
+        <w:spacing w:line="360" w:lineRule="auto"/>
+        <w:jc w:val="both"/>
+      </w:pPr>
+    </w:p>
+    <w:p>
+      <w:pPr>
+        <w:spacing w:line="360" w:lineRule="auto"/>
+        <w:jc w:val="both"/>
+      </w:pPr>
+      <w:r>
+        <w:t xml:space="preserve">adalah benar yang tersebut namanya di atas mahasiswa Program Studi ${nama_prodi}  ${nama_fakultas} ${nama_universitas}, terdaftar pada semester Ganjil Tahun Akademik 2${nip_kaprodi}25/2${nip_kaprodi}26.</w:t>
+      </w:r>
+      <w:r/>
+      <w:r/>
+      <w:r/>
+      <w:r/>
+      <w:r/>
+      <w:r/>
+      <w:r/>
+      <w:r/>
+    </w:p>
+    <w:p>
+      <w:pPr>
+        <w:spacing w:line="360" w:lineRule="auto"/>
+        <w:jc w:val="both"/>
+      </w:pPr>
+    </w:p>
+    <w:p>
+      <w:pPr>
+        <w:spacing w:line="360" w:lineRule="auto"/>
+        <w:jc w:val="both"/>
         <w:rPr>
-          <w:lang w:val="en-ID"/>
+          <w:rFonts w:eastAsia="Arial"/>
         </w:rPr>
       </w:pPr>
       <w:r>
-        <w:t>Alamat</w:t>
-      </w:r>
-      <w:r>
-        <w:tab/>
-      </w:r>
-      <w:r>
-        <w:tab/>
-      </w:r>
-      <w:r>
-        <w:tab/>
-      </w:r>
-      <w:r>
-        <w:tab/>
-        <w:t xml:space="preserve">: </w:t>
-      </w:r>
-      <w:r>
-        <w:t>${</w:t>
-      </w:r>
-      <w:r>
-        <w:rPr>
-          <w:lang w:val="en-ID"/>
-        </w:rPr>
-        <w:t>alamat_mahasiswa</w:t>
-      </w:r>
-      <w:r>
-        <w:t>}</w:t>
-      </w:r>
+        <w:t xml:space="preserve">Demikian surat keterangan ini dikeluarkan untuk keperluan ${keperluan}.</w:t>
+      </w:r>
+      <w:r/>
+      <w:r/>
     </w:p>
     <w:p>
       <w:pPr>
@@ -198,96 +181,20 @@
     </w:p>
     <w:p>
       <w:pPr>
-        <w:spacing w:line="360" w:lineRule="auto"/>
-        <w:jc w:val="both"/>
-        <w:rPr>
-          <w:lang w:val="en-ID"/>
-        </w:rPr>
-      </w:pPr>
-      <w:r>
-        <w:t xml:space="preserve">adalah benar yang tersebut namanya di atas mahasiswa Program Studi Ilmu Komunikasi  Fakultas Ilmu Sosial dan Ilmu Politik Universitas Syiah Kuala, terdaftar pada semester </w:t>
-      </w:r>
-      <w:r>
-        <w:rPr>
-          <w:lang w:val="en-ID"/>
-        </w:rPr>
-        <w:t>${semester_aktif}</w:t>
-      </w:r>
-      <w:r>
-        <w:t xml:space="preserve"> </w:t>
-      </w:r>
-      <w:r>
-        <w:t xml:space="preserve">Tahun Akademik </w:t>
-      </w:r>
-      <w:r>
-        <w:rPr>
-          <w:lang w:val="en-ID"/>
-        </w:rPr>
-        <w:t>${tahun_akademik}</w:t>
-      </w:r>
-      <w:r>
-        <w:t>.</w:t>
-      </w:r>
-    </w:p>
-    <w:p>
-      <w:pPr>
-        <w:spacing w:line="360" w:lineRule="auto"/>
-        <w:jc w:val="both"/>
-      </w:pPr>
-    </w:p>
-    <w:p>
-      <w:pPr>
-        <w:spacing w:line="360" w:lineRule="auto"/>
-        <w:jc w:val="both"/>
-        <w:rPr>
-          <w:lang w:val="en-ID"/>
-        </w:rPr>
-      </w:pPr>
-      <w:r>
-        <w:t xml:space="preserve">Demikian surat keterangan ini dikeluarkan untuk keperluan </w:t>
-      </w:r>
-      <w:r>
-        <w:rPr>
-          <w:lang w:val="en-ID"/>
-        </w:rPr>
-        <w:t>${keperluan}</w:t>
-      </w:r>
-      <w:r>
-        <w:t>.</w:t>
-      </w:r>
-    </w:p>
-    <w:p>
-      <w:pPr>
-        <w:spacing w:line="360" w:lineRule="auto"/>
-        <w:jc w:val="both"/>
-      </w:pPr>
-    </w:p>
-    <w:p>
-      <w:pPr>
         <w:ind w:left="5760"/>
-        <w:rPr>
-          <w:lang w:val="en-ID"/>
-        </w:rPr>
-      </w:pPr>
-      <w:r>
-        <w:rPr>
-          <w:lang w:val="en-ID"/>
-        </w:rPr>
-        <w:t>${kota_prodi}</w:t>
-      </w:r>
-      <w:r>
-        <w:t xml:space="preserve">, </w:t>
-      </w:r>
-      <w:r>
-        <w:t>${tanggal_surat}</w:t>
-      </w:r>
+      </w:pPr>
+      <w:r>
+        <w:t xml:space="preserve">Banda Aceh, ${nip_kaprodi}${nim} Oktober 2${nip_kaprodi}25</w:t>
+      </w:r>
+      <w:r/>
+      <w:r/>
     </w:p>
     <w:p>
       <w:pPr>
         <w:ind w:left="5040" w:firstLine="720"/>
       </w:pPr>
       <w:r>
-        <w:t>a.n. Dekan</w:t>
+        <w:t/>
       </w:r>
     </w:p>
     <w:p>
@@ -296,7 +203,7 @@
         <w:jc w:val="both"/>
       </w:pPr>
       <w:r>
-        <w:t>Wakil Dekan Akademik,</w:t>
+        <w:t xml:space="preserve">Kepala Program Studi,</w:t>
       </w:r>
     </w:p>
     <w:p>
@@ -329,7 +236,7 @@
         <w:jc w:val="both"/>
       </w:pPr>
       <w:r>
-        <w:t>${nama_dekan}</w:t>
+        <w:t>${nama_kaprodi}</w:t>
       </w:r>
     </w:p>
     <w:p>
@@ -338,10 +245,7 @@
         <w:jc w:val="both"/>
       </w:pPr>
       <w:r>
-        <w:t xml:space="preserve">NIP </w:t>
-      </w:r>
-      <w:r>
-        <w:t>${nip_dekan}</w:t>
+        <w:t xml:space="preserve">NIP. ${nip_kaprodi}</w:t>
       </w:r>
     </w:p>
     <w:p>
@@ -404,17 +308,12 @@
           <w:sz w:val="32"/>
           <w:szCs w:val="32"/>
         </w:rPr>
-        <w:lastRenderedPageBreak/>
         <w:t>VERSITAS S</w:t>
       </w:r>
     </w:p>
     <w:sectPr>
-      <w:headerReference w:type="even" r:id="rId7"/>
-      <w:headerReference w:type="default" r:id="rId8"/>
-      <w:footerReference w:type="even" r:id="rId9"/>
-      <w:footerReference w:type="default" r:id="rId10"/>
-      <w:headerReference w:type="first" r:id="rId11"/>
-      <w:footerReference w:type="first" r:id="rId12"/>
+      <w:headerReference w:type="default" r:id="rId7"/>
+      <w:footerReference w:type="default" r:id="rId8"/>
       <w:pgSz w:w="12240" w:h="20160"/>
       <w:pgMar w:top="1418" w:right="851" w:bottom="1134" w:left="1701" w:header="284" w:footer="0" w:gutter="0"/>
       <w:pgNumType w:start="1"/>
@@ -444,16 +343,6 @@
 </file>
 
 <file path=word/footer1.xml><?xml version="1.0" encoding="utf-8"?>
-<w:ftr xmlns:wpc="http://schemas.microsoft.com/office/word/2010/wordprocessingCanvas" xmlns:cx="http://schemas.microsoft.com/office/drawing/2014/chartex" xmlns:cx1="http://schemas.microsoft.com/office/drawing/2015/9/8/chartex" xmlns:cx2="http://schemas.microsoft.com/office/drawing/2015/10/21/chartex" xmlns:cx3="http://schemas.microsoft.com/office/drawing/2016/5/9/chartex" xmlns:cx4="http://schemas.microsoft.com/office/drawing/2016/5/10/chartex" xmlns:cx5="http://schemas.microsoft.com/office/drawing/2016/5/11/chartex" xmlns:cx6="http://schemas.microsoft.com/office/drawing/2016/5/12/chartex" xmlns:cx7="http://schemas.microsoft.com/office/drawing/2016/5/13/chartex" xmlns:cx8="http://schemas.microsoft.com/office/drawing/2016/5/14/chartex" xmlns:mc="http://schemas.openxmlformats.org/markup-compatibility/2006" xmlns:aink="http://schemas.microsoft.com/office/drawing/2016/ink" xmlns:am3d="http://schemas.microsoft.com/office/drawing/2017/model3d" xmlns:o="urn:schemas-microsoft-com:office:office" xmlns:oel="http://schemas.microsoft.com/office/2019/extlst" xmlns:r="http://schemas.openxmlformats.org/officeDocument/2006/relationships" xmlns:m="http://schemas.openxmlformats.org/officeDocument/2006/math" xmlns:v="urn:schemas-microsoft-com:vml" xmlns:wp14="http://schemas.microsoft.com/office/word/2010/wordprocessingDrawing" xmlns:wp="http://schemas.openxmlformats.org/drawingml/2006/wordprocessingDrawing" xmlns:w10="urn:schemas-microsoft-com:office:word" xmlns:w="http://schemas.openxmlformats.org/wordprocessingml/2006/main" xmlns:w14="http://schemas.microsoft.com/office/word/2010/wordml" xmlns:w15="http://schemas.microsoft.com/office/word/2012/wordml" xmlns:w16cex="http://schemas.microsoft.com/office/word/2018/wordml/cex" xmlns:w16cid="http://schemas.microsoft.com/office/word/2016/wordml/cid" xmlns:w16="http://schemas.microsoft.com/office/word/2018/wordml" xmlns:w16du="http://schemas.microsoft.com/office/word/2023/wordml/word16du" xmlns:w16sdtdh="http://schemas.microsoft.com/office/word/2020/wordml/sdtdatahash" xmlns:w16sdtfl="http://schemas.microsoft.com/office/word/2024/wordml/sdtformatlock" xmlns:w16se="http://schemas.microsoft.com/office/word/2015/wordml/symex" xmlns:wpg="http://schemas.microsoft.com/office/word/2010/wordprocessingGroup" xmlns:wpi="http://schemas.microsoft.com/office/word/2010/wordprocessingInk" xmlns:wne="http://schemas.microsoft.com/office/word/2006/wordml" xmlns:wps="http://schemas.microsoft.com/office/word/2010/wordprocessingShape" mc:Ignorable="w14 w15 w16se w16cid w16 w16cex w16sdtdh w16sdtfl w16du wp14">
-  <w:p>
-    <w:pPr>
-      <w:pStyle w:val="Footer"/>
-    </w:pPr>
-  </w:p>
-</w:ftr>
-</file>
-
-<file path=word/footer2.xml><?xml version="1.0" encoding="utf-8"?>
 <w:ftr xmlns:wpc="http://schemas.microsoft.com/office/word/2010/wordprocessingCanvas" xmlns:cx="http://schemas.microsoft.com/office/drawing/2014/chartex" xmlns:cx1="http://schemas.microsoft.com/office/drawing/2015/9/8/chartex" xmlns:cx2="http://schemas.microsoft.com/office/drawing/2015/10/21/chartex" xmlns:cx3="http://schemas.microsoft.com/office/drawing/2016/5/9/chartex" xmlns:cx4="http://schemas.microsoft.com/office/drawing/2016/5/10/chartex" xmlns:cx5="http://schemas.microsoft.com/office/drawing/2016/5/11/chartex" xmlns:cx6="http://schemas.microsoft.com/office/drawing/2016/5/12/chartex" xmlns:cx7="http://schemas.microsoft.com/office/drawing/2016/5/13/chartex" xmlns:cx8="http://schemas.microsoft.com/office/drawing/2016/5/14/chartex" xmlns:mc="http://schemas.openxmlformats.org/markup-compatibility/2006" xmlns:aink="http://schemas.microsoft.com/office/drawing/2016/ink" xmlns:am3d="http://schemas.microsoft.com/office/drawing/2017/model3d" xmlns:o="urn:schemas-microsoft-com:office:office" xmlns:oel="http://schemas.microsoft.com/office/2019/extlst" xmlns:r="http://schemas.openxmlformats.org/officeDocument/2006/relationships" xmlns:m="http://schemas.openxmlformats.org/officeDocument/2006/math" xmlns:v="urn:schemas-microsoft-com:vml" xmlns:wp14="http://schemas.microsoft.com/office/word/2010/wordprocessingDrawing" xmlns:wp="http://schemas.openxmlformats.org/drawingml/2006/wordprocessingDrawing" xmlns:w10="urn:schemas-microsoft-com:office:word" xmlns:w="http://schemas.openxmlformats.org/wordprocessingml/2006/main" xmlns:w14="http://schemas.microsoft.com/office/word/2010/wordml" xmlns:w15="http://schemas.microsoft.com/office/word/2012/wordml" xmlns:w16cex="http://schemas.microsoft.com/office/word/2018/wordml/cex" xmlns:w16cid="http://schemas.microsoft.com/office/word/2016/wordml/cid" xmlns:w16="http://schemas.microsoft.com/office/word/2018/wordml" xmlns:w16du="http://schemas.microsoft.com/office/word/2023/wordml/word16du" xmlns:w16sdtdh="http://schemas.microsoft.com/office/word/2020/wordml/sdtdatahash" xmlns:w16sdtfl="http://schemas.microsoft.com/office/word/2024/wordml/sdtformatlock" xmlns:w16se="http://schemas.microsoft.com/office/word/2015/wordml/symex" xmlns:wpg="http://schemas.microsoft.com/office/word/2010/wordprocessingGroup" xmlns:wpi="http://schemas.microsoft.com/office/word/2010/wordprocessingInk" xmlns:wne="http://schemas.microsoft.com/office/word/2006/wordml" xmlns:wps="http://schemas.microsoft.com/office/word/2010/wordprocessingShape" mc:Ignorable="w14 w15 w16se w16cid w16 w16cex w16sdtdh w16sdtfl w16du wp14">
   <w:p>
     <w:pPr>
@@ -482,16 +371,6 @@
 </w:ftr>
 </file>
 
-<file path=word/footer3.xml><?xml version="1.0" encoding="utf-8"?>
-<w:ftr xmlns:wpc="http://schemas.microsoft.com/office/word/2010/wordprocessingCanvas" xmlns:cx="http://schemas.microsoft.com/office/drawing/2014/chartex" xmlns:cx1="http://schemas.microsoft.com/office/drawing/2015/9/8/chartex" xmlns:cx2="http://schemas.microsoft.com/office/drawing/2015/10/21/chartex" xmlns:cx3="http://schemas.microsoft.com/office/drawing/2016/5/9/chartex" xmlns:cx4="http://schemas.microsoft.com/office/drawing/2016/5/10/chartex" xmlns:cx5="http://schemas.microsoft.com/office/drawing/2016/5/11/chartex" xmlns:cx6="http://schemas.microsoft.com/office/drawing/2016/5/12/chartex" xmlns:cx7="http://schemas.microsoft.com/office/drawing/2016/5/13/chartex" xmlns:cx8="http://schemas.microsoft.com/office/drawing/2016/5/14/chartex" xmlns:mc="http://schemas.openxmlformats.org/markup-compatibility/2006" xmlns:aink="http://schemas.microsoft.com/office/drawing/2016/ink" xmlns:am3d="http://schemas.microsoft.com/office/drawing/2017/model3d" xmlns:o="urn:schemas-microsoft-com:office:office" xmlns:oel="http://schemas.microsoft.com/office/2019/extlst" xmlns:r="http://schemas.openxmlformats.org/officeDocument/2006/relationships" xmlns:m="http://schemas.openxmlformats.org/officeDocument/2006/math" xmlns:v="urn:schemas-microsoft-com:vml" xmlns:wp14="http://schemas.microsoft.com/office/word/2010/wordprocessingDrawing" xmlns:wp="http://schemas.openxmlformats.org/drawingml/2006/wordprocessingDrawing" xmlns:w10="urn:schemas-microsoft-com:office:word" xmlns:w="http://schemas.openxmlformats.org/wordprocessingml/2006/main" xmlns:w14="http://schemas.microsoft.com/office/word/2010/wordml" xmlns:w15="http://schemas.microsoft.com/office/word/2012/wordml" xmlns:w16cex="http://schemas.microsoft.com/office/word/2018/wordml/cex" xmlns:w16cid="http://schemas.microsoft.com/office/word/2016/wordml/cid" xmlns:w16="http://schemas.microsoft.com/office/word/2018/wordml" xmlns:w16du="http://schemas.microsoft.com/office/word/2023/wordml/word16du" xmlns:w16sdtdh="http://schemas.microsoft.com/office/word/2020/wordml/sdtdatahash" xmlns:w16sdtfl="http://schemas.microsoft.com/office/word/2024/wordml/sdtformatlock" xmlns:w16se="http://schemas.microsoft.com/office/word/2015/wordml/symex" xmlns:wpg="http://schemas.microsoft.com/office/word/2010/wordprocessingGroup" xmlns:wpi="http://schemas.microsoft.com/office/word/2010/wordprocessingInk" xmlns:wne="http://schemas.microsoft.com/office/word/2006/wordml" xmlns:wps="http://schemas.microsoft.com/office/word/2010/wordprocessingShape" mc:Ignorable="w14 w15 w16se w16cid w16 w16cex w16sdtdh w16sdtfl w16du wp14">
-  <w:p>
-    <w:pPr>
-      <w:pStyle w:val="Footer"/>
-    </w:pPr>
-  </w:p>
-</w:ftr>
-</file>
-
 <file path=word/footnotes.xml><?xml version="1.0" encoding="utf-8"?>
 <w:footnotes xmlns:wpc="http://schemas.microsoft.com/office/word/2010/wordprocessingCanvas" xmlns:cx="http://schemas.microsoft.com/office/drawing/2014/chartex" xmlns:cx1="http://schemas.microsoft.com/office/drawing/2015/9/8/chartex" xmlns:cx2="http://schemas.microsoft.com/office/drawing/2015/10/21/chartex" xmlns:cx3="http://schemas.microsoft.com/office/drawing/2016/5/9/chartex" xmlns:cx4="http://schemas.microsoft.com/office/drawing/2016/5/10/chartex" xmlns:cx5="http://schemas.microsoft.com/office/drawing/2016/5/11/chartex" xmlns:cx6="http://schemas.microsoft.com/office/drawing/2016/5/12/chartex" xmlns:cx7="http://schemas.microsoft.com/office/drawing/2016/5/13/chartex" xmlns:cx8="http://schemas.microsoft.com/office/drawing/2016/5/14/chartex" xmlns:mc="http://schemas.openxmlformats.org/markup-compatibility/2006" xmlns:aink="http://schemas.microsoft.com/office/drawing/2016/ink" xmlns:am3d="http://schemas.microsoft.com/office/drawing/2017/model3d" xmlns:o="urn:schemas-microsoft-com:office:office" xmlns:oel="http://schemas.microsoft.com/office/2019/extlst" xmlns:r="http://schemas.openxmlformats.org/officeDocument/2006/relationships" xmlns:m="http://schemas.openxmlformats.org/officeDocument/2006/math" xmlns:v="urn:schemas-microsoft-com:vml" xmlns:wp14="http://schemas.microsoft.com/office/word/2010/wordprocessingDrawing" xmlns:wp="http://schemas.openxmlformats.org/drawingml/2006/wordprocessingDrawing" xmlns:w10="urn:schemas-microsoft-com:office:word" xmlns:w="http://schemas.openxmlformats.org/wordprocessingml/2006/main" xmlns:w14="http://schemas.microsoft.com/office/word/2010/wordml" xmlns:w15="http://schemas.microsoft.com/office/word/2012/wordml" xmlns:w16cex="http://schemas.microsoft.com/office/word/2018/wordml/cex" xmlns:w16cid="http://schemas.microsoft.com/office/word/2016/wordml/cid" xmlns:w16="http://schemas.microsoft.com/office/word/2018/wordml" xmlns:w16du="http://schemas.microsoft.com/office/word/2023/wordml/word16du" xmlns:w16sdtdh="http://schemas.microsoft.com/office/word/2020/wordml/sdtdatahash" xmlns:w16sdtfl="http://schemas.microsoft.com/office/word/2024/wordml/sdtformatlock" xmlns:w16se="http://schemas.microsoft.com/office/word/2015/wordml/symex" xmlns:wpg="http://schemas.microsoft.com/office/word/2010/wordprocessingGroup" xmlns:wpi="http://schemas.microsoft.com/office/word/2010/wordprocessingInk" xmlns:wne="http://schemas.microsoft.com/office/word/2006/wordml" xmlns:wps="http://schemas.microsoft.com/office/word/2010/wordprocessingShape" mc:Ignorable="w14 w15 w16se w16cid w16 w16cex w16sdtdh w16sdtfl w16du wp14">
   <w:footnote w:type="separator" w:id="-1">
@@ -511,324 +390,8 @@
 </w:footnotes>
 </file>
 
-<file path=word/header1.xml><?xml version="1.0" encoding="utf-8"?>
-<w:hdr xmlns:wpc="http://schemas.microsoft.com/office/word/2010/wordprocessingCanvas" xmlns:cx="http://schemas.microsoft.com/office/drawing/2014/chartex" xmlns:cx1="http://schemas.microsoft.com/office/drawing/2015/9/8/chartex" xmlns:cx2="http://schemas.microsoft.com/office/drawing/2015/10/21/chartex" xmlns:cx3="http://schemas.microsoft.com/office/drawing/2016/5/9/chartex" xmlns:cx4="http://schemas.microsoft.com/office/drawing/2016/5/10/chartex" xmlns:cx5="http://schemas.microsoft.com/office/drawing/2016/5/11/chartex" xmlns:cx6="http://schemas.microsoft.com/office/drawing/2016/5/12/chartex" xmlns:cx7="http://schemas.microsoft.com/office/drawing/2016/5/13/chartex" xmlns:cx8="http://schemas.microsoft.com/office/drawing/2016/5/14/chartex" xmlns:mc="http://schemas.openxmlformats.org/markup-compatibility/2006" xmlns:aink="http://schemas.microsoft.com/office/drawing/2016/ink" xmlns:am3d="http://schemas.microsoft.com/office/drawing/2017/model3d" xmlns:o="urn:schemas-microsoft-com:office:office" xmlns:oel="http://schemas.microsoft.com/office/2019/extlst" xmlns:r="http://schemas.openxmlformats.org/officeDocument/2006/relationships" xmlns:m="http://schemas.openxmlformats.org/officeDocument/2006/math" xmlns:v="urn:schemas-microsoft-com:vml" xmlns:wp14="http://schemas.microsoft.com/office/word/2010/wordprocessingDrawing" xmlns:wp="http://schemas.openxmlformats.org/drawingml/2006/wordprocessingDrawing" xmlns:w10="urn:schemas-microsoft-com:office:word" xmlns:w="http://schemas.openxmlformats.org/wordprocessingml/2006/main" xmlns:w14="http://schemas.microsoft.com/office/word/2010/wordml" xmlns:w15="http://schemas.microsoft.com/office/word/2012/wordml" xmlns:w16cex="http://schemas.microsoft.com/office/word/2018/wordml/cex" xmlns:w16cid="http://schemas.microsoft.com/office/word/2016/wordml/cid" xmlns:w16="http://schemas.microsoft.com/office/word/2018/wordml" xmlns:w16du="http://schemas.microsoft.com/office/word/2023/wordml/word16du" xmlns:w16sdtdh="http://schemas.microsoft.com/office/word/2020/wordml/sdtdatahash" xmlns:w16sdtfl="http://schemas.microsoft.com/office/word/2024/wordml/sdtformatlock" xmlns:w16se="http://schemas.microsoft.com/office/word/2015/wordml/symex" xmlns:wpg="http://schemas.microsoft.com/office/word/2010/wordprocessingGroup" xmlns:wpi="http://schemas.microsoft.com/office/word/2010/wordprocessingInk" xmlns:wne="http://schemas.microsoft.com/office/word/2006/wordml" xmlns:wps="http://schemas.microsoft.com/office/word/2010/wordprocessingShape" mc:Ignorable="w14 w15 w16se w16cid w16 w16cex w16sdtdh w16sdtfl w16du wp14">
-  <w:p>
-    <w:pPr>
-      <w:pStyle w:val="Header"/>
-    </w:pPr>
-  </w:p>
-</w:hdr>
-</file>
-
-<file path=word/header2.xml><?xml version="1.0" encoding="utf-8"?>
-<w:hdr xmlns:wpc="http://schemas.microsoft.com/office/word/2010/wordprocessingCanvas" xmlns:cx="http://schemas.microsoft.com/office/drawing/2014/chartex" xmlns:cx1="http://schemas.microsoft.com/office/drawing/2015/9/8/chartex" xmlns:cx2="http://schemas.microsoft.com/office/drawing/2015/10/21/chartex" xmlns:cx3="http://schemas.microsoft.com/office/drawing/2016/5/9/chartex" xmlns:cx4="http://schemas.microsoft.com/office/drawing/2016/5/10/chartex" xmlns:cx5="http://schemas.microsoft.com/office/drawing/2016/5/11/chartex" xmlns:cx6="http://schemas.microsoft.com/office/drawing/2016/5/12/chartex" xmlns:cx7="http://schemas.microsoft.com/office/drawing/2016/5/13/chartex" xmlns:cx8="http://schemas.microsoft.com/office/drawing/2016/5/14/chartex" xmlns:mc="http://schemas.openxmlformats.org/markup-compatibility/2006" xmlns:aink="http://schemas.microsoft.com/office/drawing/2016/ink" xmlns:am3d="http://schemas.microsoft.com/office/drawing/2017/model3d" xmlns:o="urn:schemas-microsoft-com:office:office" xmlns:oel="http://schemas.microsoft.com/office/2019/extlst" xmlns:r="http://schemas.openxmlformats.org/officeDocument/2006/relationships" xmlns:m="http://schemas.openxmlformats.org/officeDocument/2006/math" xmlns:v="urn:schemas-microsoft-com:vml" xmlns:wp14="http://schemas.microsoft.com/office/word/2010/wordprocessingDrawing" xmlns:wp="http://schemas.openxmlformats.org/drawingml/2006/wordprocessingDrawing" xmlns:w10="urn:schemas-microsoft-com:office:word" xmlns:w="http://schemas.openxmlformats.org/wordprocessingml/2006/main" xmlns:w14="http://schemas.microsoft.com/office/word/2010/wordml" xmlns:w15="http://schemas.microsoft.com/office/word/2012/wordml" xmlns:w16cex="http://schemas.microsoft.com/office/word/2018/wordml/cex" xmlns:w16cid="http://schemas.microsoft.com/office/word/2016/wordml/cid" xmlns:w16="http://schemas.microsoft.com/office/word/2018/wordml" xmlns:w16du="http://schemas.microsoft.com/office/word/2023/wordml/word16du" xmlns:w16sdtdh="http://schemas.microsoft.com/office/word/2020/wordml/sdtdatahash" xmlns:w16sdtfl="http://schemas.microsoft.com/office/word/2024/wordml/sdtformatlock" xmlns:w16se="http://schemas.microsoft.com/office/word/2015/wordml/symex" xmlns:wpg="http://schemas.microsoft.com/office/word/2010/wordprocessingGroup" xmlns:wpi="http://schemas.microsoft.com/office/word/2010/wordprocessingInk" xmlns:wne="http://schemas.microsoft.com/office/word/2006/wordml" xmlns:wps="http://schemas.microsoft.com/office/word/2010/wordprocessingShape" mc:Ignorable="w14 w15 w16se w16cid w16 w16cex w16sdtdh w16sdtfl w16du wp14">
-  <w:p>
-    <w:pPr>
-      <w:ind w:right="-284"/>
-      <w:jc w:val="center"/>
-      <w:rPr>
-        <w:sz w:val="32"/>
-        <w:szCs w:val="32"/>
-      </w:rPr>
-    </w:pPr>
-    <w:r>
-      <w:rPr>
-        <w:sz w:val="32"/>
-        <w:szCs w:val="32"/>
-      </w:rPr>
-      <w:t xml:space="preserve">  KEMENTERIAN PENDIDIKAN TINGGI,</w:t>
-    </w:r>
-    <w:r>
-      <w:rPr>
-        <w:noProof/>
-      </w:rPr>
-      <w:drawing>
-        <wp:anchor distT="0" distB="0" distL="0" distR="0" simplePos="0" relativeHeight="251658240" behindDoc="1" locked="0" layoutInCell="1" hidden="0" allowOverlap="1" wp14:anchorId="7DAD16A0" wp14:editId="7449F34E">
-          <wp:simplePos x="0" y="0"/>
-          <wp:positionH relativeFrom="column">
-            <wp:posOffset>-337184</wp:posOffset>
-          </wp:positionH>
-          <wp:positionV relativeFrom="paragraph">
-            <wp:posOffset>146685</wp:posOffset>
-          </wp:positionV>
-          <wp:extent cx="1133475" cy="1011555"/>
-          <wp:effectExtent l="0" t="0" r="0" b="0"/>
-          <wp:wrapNone/>
-          <wp:docPr id="2" name="image2.png"/>
-          <wp:cNvGraphicFramePr/>
-          <a:graphic xmlns:a="http://schemas.openxmlformats.org/drawingml/2006/main">
-            <a:graphicData uri="http://schemas.openxmlformats.org/drawingml/2006/picture">
-              <pic:pic xmlns:pic="http://schemas.openxmlformats.org/drawingml/2006/picture">
-                <pic:nvPicPr>
-                  <pic:cNvPr id="0" name="image2.png"/>
-                  <pic:cNvPicPr preferRelativeResize="0"/>
-                </pic:nvPicPr>
-                <pic:blipFill>
-                  <a:blip r:embed="rId1"/>
-                  <a:srcRect/>
-                  <a:stretch>
-                    <a:fillRect/>
-                  </a:stretch>
-                </pic:blipFill>
-                <pic:spPr>
-                  <a:xfrm>
-                    <a:off x="0" y="0"/>
-                    <a:ext cx="1133475" cy="1011555"/>
-                  </a:xfrm>
-                  <a:prstGeom prst="rect">
-                    <a:avLst/>
-                  </a:prstGeom>
-                  <a:ln/>
-                </pic:spPr>
-              </pic:pic>
-            </a:graphicData>
-          </a:graphic>
-        </wp:anchor>
-      </w:drawing>
-    </w:r>
-    <w:r>
-      <w:rPr>
-        <w:noProof/>
-      </w:rPr>
-      <w:drawing>
-        <wp:anchor distT="0" distB="0" distL="0" distR="0" simplePos="0" relativeHeight="251659264" behindDoc="1" locked="0" layoutInCell="1" hidden="0" allowOverlap="1" wp14:anchorId="5407E8DA" wp14:editId="4E7CD43A">
-          <wp:simplePos x="0" y="0"/>
-          <wp:positionH relativeFrom="column">
-            <wp:posOffset>-337184</wp:posOffset>
-          </wp:positionH>
-          <wp:positionV relativeFrom="paragraph">
-            <wp:posOffset>146685</wp:posOffset>
-          </wp:positionV>
-          <wp:extent cx="1133475" cy="1011555"/>
-          <wp:effectExtent l="0" t="0" r="0" b="0"/>
-          <wp:wrapNone/>
-          <wp:docPr id="3" name="image1.png"/>
-          <wp:cNvGraphicFramePr/>
-          <a:graphic xmlns:a="http://schemas.openxmlformats.org/drawingml/2006/main">
-            <a:graphicData uri="http://schemas.openxmlformats.org/drawingml/2006/picture">
-              <pic:pic xmlns:pic="http://schemas.openxmlformats.org/drawingml/2006/picture">
-                <pic:nvPicPr>
-                  <pic:cNvPr id="0" name="image1.png"/>
-                  <pic:cNvPicPr preferRelativeResize="0"/>
-                </pic:nvPicPr>
-                <pic:blipFill>
-                  <a:blip r:embed="rId1"/>
-                  <a:srcRect/>
-                  <a:stretch>
-                    <a:fillRect/>
-                  </a:stretch>
-                </pic:blipFill>
-                <pic:spPr>
-                  <a:xfrm>
-                    <a:off x="0" y="0"/>
-                    <a:ext cx="1133475" cy="1011555"/>
-                  </a:xfrm>
-                  <a:prstGeom prst="rect">
-                    <a:avLst/>
-                  </a:prstGeom>
-                  <a:ln/>
-                </pic:spPr>
-              </pic:pic>
-            </a:graphicData>
-          </a:graphic>
-        </wp:anchor>
-      </w:drawing>
-    </w:r>
-  </w:p>
-  <w:p>
-    <w:pPr>
-      <w:ind w:right="-284"/>
-      <w:jc w:val="center"/>
-      <w:rPr>
-        <w:sz w:val="32"/>
-        <w:szCs w:val="32"/>
-      </w:rPr>
-    </w:pPr>
-    <w:r>
-      <w:rPr>
-        <w:sz w:val="32"/>
-        <w:szCs w:val="32"/>
-      </w:rPr>
-      <w:t>SAINS, DAN TEKNOLOGI</w:t>
-    </w:r>
-  </w:p>
-  <w:p>
-    <w:pPr>
-      <w:ind w:right="-284"/>
-      <w:jc w:val="center"/>
-      <w:rPr>
-        <w:sz w:val="28"/>
-        <w:szCs w:val="28"/>
-      </w:rPr>
-    </w:pPr>
-    <w:r>
-      <w:rPr>
-        <w:sz w:val="28"/>
-        <w:szCs w:val="28"/>
-      </w:rPr>
-      <w:t>UNIVERSITAS SYIAH KUALA</w:t>
-    </w:r>
-  </w:p>
-  <w:p>
-    <w:pPr>
-      <w:tabs>
-        <w:tab w:val="left" w:pos="330"/>
-        <w:tab w:val="left" w:pos="480"/>
-        <w:tab w:val="center" w:pos="4819"/>
-      </w:tabs>
-      <w:ind w:left="284" w:right="-284"/>
-      <w:rPr>
-        <w:sz w:val="28"/>
-        <w:szCs w:val="28"/>
-      </w:rPr>
-    </w:pPr>
-    <w:r>
-      <w:rPr>
-        <w:sz w:val="30"/>
-        <w:szCs w:val="30"/>
-      </w:rPr>
-      <w:tab/>
-    </w:r>
-    <w:r>
-      <w:rPr>
-        <w:sz w:val="30"/>
-        <w:szCs w:val="30"/>
-      </w:rPr>
-      <w:tab/>
-    </w:r>
-    <w:r>
-      <w:rPr>
-        <w:sz w:val="30"/>
-        <w:szCs w:val="30"/>
-      </w:rPr>
-      <w:tab/>
-      <w:t xml:space="preserve">    </w:t>
-    </w:r>
-    <w:r>
-      <w:rPr>
-        <w:b/>
-        <w:sz w:val="28"/>
-        <w:szCs w:val="28"/>
-      </w:rPr>
-      <w:t>FAKULTAS ILMU SOSIAL DAN ILMU POLITIK</w:t>
-    </w:r>
-  </w:p>
-  <w:p>
-    <w:pPr>
-      <w:ind w:left="284" w:right="-284"/>
-      <w:jc w:val="center"/>
-    </w:pPr>
-    <w:r>
-      <w:t>Darussalam, Banda Aceh 23111</w:t>
-    </w:r>
-  </w:p>
-  <w:p>
-    <w:pPr>
-      <w:ind w:left="284" w:right="-284"/>
-      <w:jc w:val="center"/>
-    </w:pPr>
-    <w:r>
-      <w:t>Telepon : (0651) 3617196, 7555267, 7555270</w:t>
-    </w:r>
-  </w:p>
-  <w:p>
-    <w:pPr>
-      <w:ind w:left="284" w:right="-284"/>
-      <w:jc w:val="center"/>
-      <w:rPr>
-        <w:sz w:val="32"/>
-        <w:szCs w:val="32"/>
-      </w:rPr>
-    </w:pPr>
-    <w:r>
-      <w:rPr>
-        <w:noProof/>
-      </w:rPr>
-      <mc:AlternateContent>
-        <mc:Choice Requires="wps">
-          <w:drawing>
-            <wp:anchor distT="0" distB="0" distL="114300" distR="114300" simplePos="0" relativeHeight="251660288" behindDoc="0" locked="0" layoutInCell="1" hidden="0" allowOverlap="1" wp14:anchorId="25E69787" wp14:editId="5DF814E1">
-              <wp:simplePos x="0" y="0"/>
-              <wp:positionH relativeFrom="column">
-                <wp:posOffset>-413385</wp:posOffset>
-              </wp:positionH>
-              <wp:positionV relativeFrom="page">
-                <wp:posOffset>1656715</wp:posOffset>
-              </wp:positionV>
-              <wp:extent cx="6315075" cy="45719"/>
-              <wp:effectExtent l="19050" t="19050" r="28575" b="31115"/>
-              <wp:wrapNone/>
-              <wp:docPr id="1" name="Straight Arrow Connector 1"/>
-              <wp:cNvGraphicFramePr/>
-              <a:graphic xmlns:a="http://schemas.openxmlformats.org/drawingml/2006/main">
-                <a:graphicData uri="http://schemas.microsoft.com/office/word/2010/wordprocessingShape">
-                  <wps:wsp>
-                    <wps:cNvCnPr/>
-                    <wps:spPr>
-                      <a:xfrm flipV="1">
-                        <a:off x="0" y="0"/>
-                        <a:ext cx="6315075" cy="45719"/>
-                      </a:xfrm>
-                      <a:prstGeom prst="straightConnector1">
-                        <a:avLst/>
-                      </a:prstGeom>
-                      <a:solidFill>
-                        <a:srgbClr val="FFFFFF"/>
-                      </a:solidFill>
-                      <a:ln w="28575" cap="flat" cmpd="sng">
-                        <a:solidFill>
-                          <a:srgbClr val="000000"/>
-                        </a:solidFill>
-                        <a:prstDash val="solid"/>
-                        <a:miter lim="800000"/>
-                        <a:headEnd type="none" w="med" len="med"/>
-                        <a:tailEnd type="none" w="med" len="med"/>
-                      </a:ln>
-                    </wps:spPr>
-                    <wps:bodyPr/>
-                  </wps:wsp>
-                </a:graphicData>
-              </a:graphic>
-              <wp14:sizeRelH relativeFrom="margin">
-                <wp14:pctWidth>0</wp14:pctWidth>
-              </wp14:sizeRelH>
-              <wp14:sizeRelV relativeFrom="margin">
-                <wp14:pctHeight>0</wp14:pctHeight>
-              </wp14:sizeRelV>
-            </wp:anchor>
-          </w:drawing>
-        </mc:Choice>
-        <mc:Fallback xmlns:w16cei="http://schemas.microsoft.com/office/word/2026/wordml/cei">
-          <w:pict>
-            <v:shapetype w14:anchorId="3F2528AF" id="_x0000_t32" coordsize="21600,21600" o:spt="32" o:oned="t" path="m,l21600,21600e" filled="f">
-              <v:path arrowok="t" fillok="f" o:connecttype="none"/>
-              <o:lock v:ext="edit" shapetype="t"/>
-            </v:shapetype>
-            <v:shape id="Straight Arrow Connector 1" o:spid="_x0000_s1026" type="#_x0000_t32" style="position:absolute;margin-left:-32.55pt;margin-top:130.45pt;width:497.25pt;height:3.6pt;flip:y;z-index:251660288;visibility:visible;mso-wrap-style:square;mso-width-percent:0;mso-height-percent:0;mso-wrap-distance-left:9pt;mso-wrap-distance-top:0;mso-wrap-distance-right:9pt;mso-wrap-distance-bottom:0;mso-position-horizontal:absolute;mso-position-horizontal-relative:text;mso-position-vertical:absolute;mso-position-vertical-relative:page;mso-width-percent:0;mso-height-percent:0;mso-width-relative:margin;mso-height-relative:margin" o:gfxdata="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" filled="t" strokeweight="2.25pt">
-              <v:stroke joinstyle="miter"/>
-              <w10:wrap anchory="page"/>
-            </v:shape>
-          </w:pict>
-        </mc:Fallback>
-      </mc:AlternateContent>
-    </w:r>
-    <w:r>
-      <w:t>Laman : www.fisip.usk.ac.id, Surel : fisip@usk.ac.id</w:t>
-    </w:r>
-  </w:p>
-  <w:p/>
-</w:hdr>
-</file>
-
-<file path=word/header3.xml><?xml version="1.0" encoding="utf-8"?>
-<w:hdr xmlns:wpc="http://schemas.microsoft.com/office/word/2010/wordprocessingCanvas" xmlns:cx="http://schemas.microsoft.com/office/drawing/2014/chartex" xmlns:cx1="http://schemas.microsoft.com/office/drawing/2015/9/8/chartex" xmlns:cx2="http://schemas.microsoft.com/office/drawing/2015/10/21/chartex" xmlns:cx3="http://schemas.microsoft.com/office/drawing/2016/5/9/chartex" xmlns:cx4="http://schemas.microsoft.com/office/drawing/2016/5/10/chartex" xmlns:cx5="http://schemas.microsoft.com/office/drawing/2016/5/11/chartex" xmlns:cx6="http://schemas.microsoft.com/office/drawing/2016/5/12/chartex" xmlns:cx7="http://schemas.microsoft.com/office/drawing/2016/5/13/chartex" xmlns:cx8="http://schemas.microsoft.com/office/drawing/2016/5/14/chartex" xmlns:mc="http://schemas.openxmlformats.org/markup-compatibility/2006" xmlns:aink="http://schemas.microsoft.com/office/drawing/2016/ink" xmlns:am3d="http://schemas.microsoft.com/office/drawing/2017/model3d" xmlns:o="urn:schemas-microsoft-com:office:office" xmlns:oel="http://schemas.microsoft.com/office/2019/extlst" xmlns:r="http://schemas.openxmlformats.org/officeDocument/2006/relationships" xmlns:m="http://schemas.openxmlformats.org/officeDocument/2006/math" xmlns:v="urn:schemas-microsoft-com:vml" xmlns:wp14="http://schemas.microsoft.com/office/word/2010/wordprocessingDrawing" xmlns:wp="http://schemas.openxmlformats.org/drawingml/2006/wordprocessingDrawing" xmlns:w10="urn:schemas-microsoft-com:office:word" xmlns:w="http://schemas.openxmlformats.org/wordprocessingml/2006/main" xmlns:w14="http://schemas.microsoft.com/office/word/2010/wordml" xmlns:w15="http://schemas.microsoft.com/office/word/2012/wordml" xmlns:w16cex="http://schemas.microsoft.com/office/word/2018/wordml/cex" xmlns:w16cid="http://schemas.microsoft.com/office/word/2016/wordml/cid" xmlns:w16="http://schemas.microsoft.com/office/word/2018/wordml" xmlns:w16du="http://schemas.microsoft.com/office/word/2023/wordml/word16du" xmlns:w16sdtdh="http://schemas.microsoft.com/office/word/2020/wordml/sdtdatahash" xmlns:w16sdtfl="http://schemas.microsoft.com/office/word/2024/wordml/sdtformatlock" xmlns:w16se="http://schemas.microsoft.com/office/word/2015/wordml/symex" xmlns:wpg="http://schemas.microsoft.com/office/word/2010/wordprocessingGroup" xmlns:wpi="http://schemas.microsoft.com/office/word/2010/wordprocessingInk" xmlns:wne="http://schemas.microsoft.com/office/word/2006/wordml" xmlns:wps="http://schemas.microsoft.com/office/word/2010/wordprocessingShape" mc:Ignorable="w14 w15 w16se w16cid w16 w16cex w16sdtdh w16sdtfl w16du wp14">
-  <w:p>
-    <w:pPr>
-      <w:pStyle w:val="Header"/>
-    </w:pPr>
-  </w:p>
-</w:hdr>
+<file path=word/header1.xml><?xml version="1.0" encoding="UTF-8" standalone="yes"?>
+<w:hdr xmlns:wpc="http://schemas.microsoft.com/office/word/2010/wordprocessingCanvas" xmlns:cx="http://schemas.microsoft.com/office/drawing/2014/chartex" xmlns:cx1="http://schemas.microsoft.com/office/drawing/2015/9/8/chartex" xmlns:cx2="http://schemas.microsoft.com/office/drawing/2015/10/21/chartex" xmlns:cx3="http://schemas.microsoft.com/office/drawing/2016/5/9/chartex" xmlns:cx4="http://schemas.microsoft.com/office/drawing/2016/5/10/chartex" xmlns:cx5="http://schemas.microsoft.com/office/drawing/2016/5/11/chartex" xmlns:cx6="http://schemas.microsoft.com/office/drawing/2016/5/12/chartex" xmlns:cx7="http://schemas.microsoft.com/office/drawing/2016/5/13/chartex" xmlns:cx8="http://schemas.microsoft.com/office/drawing/2016/5/14/chartex" xmlns:mc="http://schemas.openxmlformats.org/markup-compatibility/2006" xmlns:aink="http://schemas.microsoft.com/office/drawing/2016/ink" xmlns:am3d="http://schemas.microsoft.com/office/drawing/2017/model3d" xmlns:o="urn:schemas-microsoft-com:office:office" xmlns:oel="http://schemas.microsoft.com/office/2019/extlst" xmlns:r="http://schemas.openxmlformats.org/officeDocument/2006/relationships" xmlns:m="http://schemas.openxmlformats.org/officeDocument/2006/math" xmlns:v="urn:schemas-microsoft-com:vml" xmlns:wp14="http://schemas.microsoft.com/office/word/2010/wordprocessingDrawing" xmlns:wp="http://schemas.openxmlformats.org/drawingml/2006/wordprocessingDrawing" xmlns:w10="urn:schemas-microsoft-com:office:word" xmlns:w="http://schemas.openxmlformats.org/wordprocessingml/2006/main" xmlns:w14="http://schemas.microsoft.com/office/word/2010/wordml" xmlns:w15="http://schemas.microsoft.com/office/word/2012/wordml" xmlns:w16cex="http://schemas.microsoft.com/office/word/2018/wordml/cex" xmlns:w16cid="http://schemas.microsoft.com/office/word/2016/wordml/cid" xmlns:w16="http://schemas.microsoft.com/office/word/2018/wordml" xmlns:w16du="http://schemas.microsoft.com/office/word/2023/wordml/word16du" xmlns:w16sdtdh="http://schemas.microsoft.com/office/word/2020/wordml/sdtdatahash" xmlns:w16sdtfl="http://schemas.microsoft.com/office/word/2024/wordml/sdtformatlock" xmlns:w16se="http://schemas.microsoft.com/office/word/2015/wordml/symex" xmlns:wpg="http://schemas.microsoft.com/office/word/2010/wordprocessingGroup" xmlns:wpi="http://schemas.microsoft.com/office/word/2010/wordprocessingInk" xmlns:wne="http://schemas.microsoft.com/office/word/2006/wordml" xmlns:wps="http://schemas.microsoft.com/office/word/2010/wordprocessingShape" mc:Ignorable="w14 w15 w16se w16cid w16 w16cex w16sdtdh w16sdtfl w16du wp14"><w:p><w:pPr><w:ind w:right="-284"/><w:jc w:val="center"/><w:rPr><w:sz w:val="32"/><w:szCs w:val="32"/></w:rPr></w:pPr><w:r><w:rPr><w:sz w:val="32"/><w:szCs w:val="32"/></w:rPr><w:t xml:space="preserve">  KEMENTERIAN PENDIDIKAN TINGGI,</w:t></w:r><w:r><w:rPr><w:noProof/></w:rPr><w:drawing><wp:anchor distT="0" distB="0" distL="0" distR="0" simplePos="0" relativeHeight="251658240" behindDoc="1" locked="0" layoutInCell="1" hidden="0" allowOverlap="1" wp14:anchorId="7DAD16A0" wp14:editId="7449F34E"><wp:simplePos x="0" y="0"/><wp:positionH relativeFrom="column"><wp:posOffset>-337184</wp:posOffset></wp:positionH><wp:positionV relativeFrom="paragraph"><wp:posOffset>146685</wp:posOffset></wp:positionV><wp:extent cx="1133475" cy="1011555"/><wp:effectExtent l="0" t="0" r="0" b="0"/><wp:wrapNone/><wp:docPr id="2" name="image2.png"/><wp:cNvGraphicFramePr/><a:graphic xmlns:a="http://schemas.openxmlformats.org/drawingml/2006/main"><a:graphicData uri="http://schemas.openxmlformats.org/drawingml/2006/picture"><pic:pic xmlns:pic="http://schemas.openxmlformats.org/drawingml/2006/picture"><pic:nvPicPr><pic:cNvPr id="0" name="image2.png"/><pic:cNvPicPr preferRelativeResize="0"/></pic:nvPicPr><pic:blipFill><a:blip r:embed="rId1"/><a:srcRect/><a:stretch><a:fillRect/></a:stretch></pic:blipFill><pic:spPr><a:xfrm><a:off x="0" y="0"/><a:ext cx="1133475" cy="1011555"/></a:xfrm><a:prstGeom prst="rect"><a:avLst/></a:prstGeom><a:ln/></pic:spPr></pic:pic></a:graphicData></a:graphic></wp:anchor></w:drawing></w:r><w:r><w:rPr><w:noProof/></w:rPr><w:drawing><wp:anchor distT="0" distB="0" distL="0" distR="0" simplePos="0" relativeHeight="251659264" behindDoc="1" locked="0" layoutInCell="1" hidden="0" allowOverlap="1" wp14:anchorId="5407E8DA" wp14:editId="4E7CD43A"><wp:simplePos x="0" y="0"/><wp:positionH relativeFrom="column"><wp:posOffset>-337184</wp:posOffset></wp:positionH><wp:positionV relativeFrom="paragraph"><wp:posOffset>146685</wp:posOffset></wp:positionV><wp:extent cx="1133475" cy="1011555"/><wp:effectExtent l="0" t="0" r="0" b="0"/><wp:wrapNone/><wp:docPr id="3" name="image1.png"/><wp:cNvGraphicFramePr/><a:graphic xmlns:a="http://schemas.openxmlformats.org/drawingml/2006/main"><a:graphicData uri="http://schemas.openxmlformats.org/drawingml/2006/picture"><pic:pic xmlns:pic="http://schemas.openxmlformats.org/drawingml/2006/picture"><pic:nvPicPr><pic:cNvPr id="0" name="image1.png"/><pic:cNvPicPr preferRelativeResize="0"/></pic:nvPicPr><pic:blipFill><a:blip r:embed="rId1"/><a:srcRect/><a:stretch><a:fillRect/></a:stretch></pic:blipFill><pic:spPr><a:xfrm><a:off x="0" y="0"/><a:ext cx="1133475" cy="1011555"/></a:xfrm><a:prstGeom prst="rect"><a:avLst/></a:prstGeom><a:ln/></pic:spPr></pic:pic></a:graphicData></a:graphic></wp:anchor></w:drawing></w:r></w:p><w:p><w:pPr><w:ind w:right="-284"/><w:jc w:val="center"/><w:rPr><w:sz w:val="32"/><w:szCs w:val="32"/></w:rPr></w:pPr><w:r><w:rPr><w:sz w:val="32"/><w:szCs w:val="32"/></w:rPr><w:t>SAINS, DAN TEKNOLOGI</w:t></w:r></w:p><w:p><w:pPr><w:ind w:right="-284"/><w:jc w:val="center"/><w:rPr><w:sz w:val="28"/><w:szCs w:val="28"/></w:rPr></w:pPr><w:r><w:rPr><w:sz w:val="28"/><w:szCs w:val="28"/></w:rPr><w:t>${nama_universitas}</w:t></w:r></w:p><w:p><w:pPr><w:t xml:space="preserve">&lt;w:tab w:val=&quot;left&quot; w:pos=&quot;33${nip_kaprodi}&quot;/&gt;&lt;w:tab w:val=&quot;left&quot; w:pos=&quot;48${nip_kaprodi}&quot;/&gt;&lt;w:tab w:val=&quot;center&quot; w:pos=&quot;48${nim}9&quot;/&gt;&lt;/w:tabs&gt;&lt;w:ind w:left=&quot;284&quot; w:right=&quot;-284&quot;/&gt;&lt;w:rPr&gt;&lt;w:sz w:val=&quot;28&quot;/&gt;&lt;w:szCs w:val=&quot;28&quot;/&gt;&lt;/w:rPr&gt;&lt;/w:pPr&gt;&lt;w:r&gt;&lt;w:rPr&gt;&lt;w:sz w:val=&quot;3${nip_kaprodi}&quot;/&gt;&lt;w:szCs w:val=&quot;3${nip_kaprodi}&quot;/&gt;&lt;/w:rPr&gt;&lt;w:tab/&gt;&lt;/w:r&gt;&lt;w:r&gt;&lt;w:rPr&gt;&lt;w:sz w:val=&quot;3${nip_kaprodi}&quot;/&gt;&lt;w:szCs w:val=&quot;3${nip_kaprodi}&quot;/&gt;&lt;/w:rPr&gt;&lt;w:tab/&gt;&lt;/w:r&gt;&lt;w:r&gt;&lt;w:rPr&gt;&lt;w:sz w:val=&quot;3${nip_kaprodi}&quot;/&gt;&lt;w:szCs w:val=&quot;3${nip_kaprodi}&quot;/&gt;&lt;/w:rPr&gt;&lt;w:tab/&gt;&lt;w:t xml:space=&quot;preserve&quot;&gt;    ${nama_fakultas}</w:t></w:r><w:r><w:rPr><w:b/><w:sz w:val="28"/><w:szCs w:val="28"/></w:rPr></w:r></w:p><w:p><w:pPr><w:ind w:left="284" w:right="-284"/><w:jc w:val="center"/></w:pPr><w:r><w:t>${alamat_prodi}</w:t></w:r></w:p><w:p><w:pPr><w:ind w:left="284" w:right="-284"/><w:jc w:val="center"/></w:pPr><w:r><w:t xml:space="preserve">Telepon : ${telepon_prodi}</w:t></w:r></w:p><w:p><w:pPr><w:ind w:left="284" w:right="-284"/><w:jc w:val="center"/><w:rPr><w:sz w:val="32"/><w:szCs w:val="32"/></w:rPr></w:pPr><w:r><w:rPr><w:noProof/></w:rPr><mc:AlternateContent><mc:Choice Requires="wps"><w:drawing><wp:anchor distT="0" distB="0" distL="114300" distR="114300" simplePos="0" relativeHeight="251660288" behindDoc="0" locked="0" layoutInCell="1" hidden="0" allowOverlap="1" wp14:anchorId="25E69787" wp14:editId="5DF814E1"><wp:simplePos x="0" y="0"/><wp:positionH relativeFrom="column"><wp:posOffset>-413385</wp:posOffset></wp:positionH><wp:positionV relativeFrom="page"><wp:posOffset>1656715</wp:posOffset></wp:positionV><wp:extent cx="6315075" cy="45719"/><wp:effectExtent l="19050" t="19050" r="28575" b="31115"/><wp:wrapNone/><wp:docPr id="1" name="Straight Arrow Connector 1"/><wp:cNvGraphicFramePr/><a:graphic xmlns:a="http://schemas.openxmlformats.org/drawingml/2006/main"><a:graphicData uri="http://schemas.microsoft.com/office/word/2010/wordprocessingShape"><wps:wsp><wps:cNvCnPr/><wps:spPr><a:xfrm flipV="1"><a:off x="0" y="0"/><a:ext cx="6315075" cy="45719"/></a:xfrm><a:prstGeom prst="straightConnector1"><a:avLst/></a:prstGeom><a:solidFill><a:srgbClr val="FFFFFF"/></a:solidFill><a:ln w="28575" cap="flat" cmpd="sng"><a:solidFill><a:srgbClr val="000000"/></a:solidFill><a:prstDash val="solid"/><a:miter lim="800000"/><a:headEnd type="none" w="med" len="med"/><a:tailEnd type="none" w="med" len="med"/></a:ln></wps:spPr><wps:bodyPr/></wps:wsp></a:graphicData></a:graphic><wp14:sizeRelH relativeFrom="margin"><wp14:pctWidth>0</wp14:pctWidth></wp14:sizeRelH><wp14:sizeRelV relativeFrom="margin"><wp14:pctHeight>0</wp14:pctHeight></wp14:sizeRelV></wp:anchor></w:drawing></mc:Choice><mc:Fallback xmlns:w16cei="http://schemas.microsoft.com/office/word/2026/wordml/cei"><w:pict><v:shapetype w14:anchorId="3F2528AF" id="_x0000_t32" coordsize="21600,21600" o:spt="32" o:oned="t" path="m,l21600,21600e" filled="f"><v:path arrowok="t" fillok="f" o:connecttype="none"/><o:lock v:ext="edit" shapetype="t"/></v:shapetype><v:shape id="Straight Arrow Connector 1" o:spid="_x0000_s1026" type="#_x0000_t32" style="position:absolute;margin-left:-32.55pt;margin-top:130.45pt;width:497.25pt;height:3.6pt;flip:y;z-index:251660288;visibility:visible;mso-wrap-style:square;mso-width-percent:0;mso-height-percent:0;mso-wrap-distance-left:9pt;mso-wrap-distance-top:0;mso-wrap-distance-right:9pt;mso-wrap-distance-bottom:0;mso-position-horizontal:absolute;mso-position-horizontal-relative:text;mso-position-vertical:absolute;mso-position-vertical-relative:page;mso-width-percent:0;mso-height-percent:0;mso-width-relative:margin;mso-height-relative:margin" o:gfxdata="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" filled="t" strokeweight="2.25pt"><v:stroke joinstyle="miter"/><w10:wrap anchory="page"/></v:shape></w:pict></mc:Fallback></mc:AlternateContent><w:t xml:space="preserve">Laman : ${email_prodi}</w:t></w:r><w:r></w:r></w:p><w:p/></w:hdr>
 </file>
 
 <file path=word/styles.xml><?xml version="1.0" encoding="utf-8"?>
@@ -1346,6 +909,7 @@
   <w:style w:type="character" w:default="1" w:styleId="DefaultParagraphFont">
     <w:name w:val="Default Paragraph Font"/>
     <w:uiPriority w:val="1"/>
+    <w:semiHidden/>
     <w:unhideWhenUsed/>
   </w:style>
   <w:style w:type="table" w:default="1" w:styleId="TableNormal">

--- a/storage/app/private/templates/aktif_kuliah_v1.docx
+++ b/storage/app/private/templates/aktif_kuliah_v1.docx
@@ -3,395 +3,101 @@
 <w:document xmlns:wpc="http://schemas.microsoft.com/office/word/2010/wordprocessingCanvas" xmlns:cx="http://schemas.microsoft.com/office/drawing/2014/chartex" xmlns:cx1="http://schemas.microsoft.com/office/drawing/2015/9/8/chartex" xmlns:cx2="http://schemas.microsoft.com/office/drawing/2015/10/21/chartex" xmlns:cx3="http://schemas.microsoft.com/office/drawing/2016/5/9/chartex" xmlns:cx4="http://schemas.microsoft.com/office/drawing/2016/5/10/chartex" xmlns:cx5="http://schemas.microsoft.com/office/drawing/2016/5/11/chartex" xmlns:cx6="http://schemas.microsoft.com/office/drawing/2016/5/12/chartex" xmlns:cx7="http://schemas.microsoft.com/office/drawing/2016/5/13/chartex" xmlns:cx8="http://schemas.microsoft.com/office/drawing/2016/5/14/chartex" xmlns:mc="http://schemas.openxmlformats.org/markup-compatibility/2006" xmlns:aink="http://schemas.microsoft.com/office/drawing/2016/ink" xmlns:am3d="http://schemas.microsoft.com/office/drawing/2017/model3d" xmlns:o="urn:schemas-microsoft-com:office:office" xmlns:oel="http://schemas.microsoft.com/office/2019/extlst" xmlns:r="http://schemas.openxmlformats.org/officeDocument/2006/relationships" xmlns:m="http://schemas.openxmlformats.org/officeDocument/2006/math" xmlns:v="urn:schemas-microsoft-com:vml" xmlns:wp14="http://schemas.microsoft.com/office/word/2010/wordprocessingDrawing" xmlns:wp="http://schemas.openxmlformats.org/drawingml/2006/wordprocessingDrawing" xmlns:w10="urn:schemas-microsoft-com:office:word" xmlns:w="http://schemas.openxmlformats.org/wordprocessingml/2006/main" xmlns:w14="http://schemas.microsoft.com/office/word/2010/wordml" xmlns:w15="http://schemas.microsoft.com/office/word/2012/wordml" xmlns:w16cex="http://schemas.microsoft.com/office/word/2018/wordml/cex" xmlns:w16cid="http://schemas.microsoft.com/office/word/2016/wordml/cid" xmlns:w16="http://schemas.microsoft.com/office/word/2018/wordml" xmlns:w16du="http://schemas.microsoft.com/office/word/2023/wordml/word16du" xmlns:w16sdtdh="http://schemas.microsoft.com/office/word/2020/wordml/sdtdatahash" xmlns:w16sdtfl="http://schemas.microsoft.com/office/word/2024/wordml/sdtformatlock" xmlns:w16se="http://schemas.microsoft.com/office/word/2015/wordml/symex" xmlns:wpg="http://schemas.microsoft.com/office/word/2010/wordprocessingGroup" xmlns:wpi="http://schemas.microsoft.com/office/word/2010/wordprocessingInk" xmlns:wne="http://schemas.microsoft.com/office/word/2006/wordml" xmlns:wps="http://schemas.microsoft.com/office/word/2010/wordprocessingShape" mc:Ignorable="w14 w15 w16se w16cid w16 w16cex w16sdtdh w16sdtfl w16du wp14">
   <w:body>
     <w:p>
-      <w:pPr>
-        <w:ind w:left="2160" w:firstLine="720"/>
-        <w:rPr>
-          <w:sz w:val="32"/>
-          <w:szCs w:val="32"/>
-          <w:u w:val="single"/>
-        </w:rPr>
-      </w:pPr>
-      <w:r>
-        <w:rPr>
-          <w:b/>
-          <w:sz w:val="32"/>
-          <w:szCs w:val="32"/>
-          <w:u w:val="single"/>
-        </w:rPr>
-        <w:t>SURAT  KETERANGAN</w:t>
+      <w:r>
+        <w:t>NO :</w:t>
+      </w:r>
+      <w:r>
+        <w:t xml:space="preserve"> </w:t>
+      </w:r>
+      <w:r>
+        <w:t>${nomor_urut}</w:t>
+      </w:r>
+      <w:r>
+        <w:t>/</w:t>
+      </w:r>
+      <w:r>
+        <w:t>${kode_institusi}</w:t>
+      </w:r>
+      <w:r>
+        <w:t>/</w:t>
+      </w:r>
+      <w:r>
+        <w:t>${kode_prodi}</w:t>
+      </w:r>
+      <w:r>
+        <w:t>.</w:t>
+      </w:r>
+      <w:r>
+        <w:t>${tanggal_surat}</w:t>
+      </w:r>
+      <w:r>
+        <w:t>.</w:t>
+      </w:r>
+      <w:r>
+        <w:t>${bulan_surat}</w:t>
+      </w:r>
+      <w:r>
+        <w:t>/</w:t>
+      </w:r>
+      <w:r>
+        <w:t>${tahun_surat}</w:t>
+      </w:r>
+    </w:p>
+    <w:p/>
+    <w:p>
+      <w:r>
+        <w:t>Nama :</w:t>
+      </w:r>
+      <w:r>
+        <w:t xml:space="preserve"> </w:t>
+      </w:r>
+      <w:r>
+        <w:t>${nama_mahasiswa}</w:t>
       </w:r>
     </w:p>
     <w:p>
-      <w:pPr>
-        <w:ind w:left="1440" w:firstLine="720"/>
-        <w:rPr>
-          <w:sz w:val="26"/>
-          <w:szCs w:val="26"/>
-        </w:rPr>
-      </w:pPr>
-      <w:r>
-        <w:t xml:space="preserve">         Nomor : ${nomor_surat}/UN${nim}${nim}.F9 /PK.${nip_kaprodi}${nim}.${nip_kaprodi}6/2${nip_kaprodi}25AL</w:t>
-      </w:r>
-      <w:r/>
-      <w:r/>
-      <w:r/>
-      <w:r/>
-      <w:r/>
-      <w:r/>
-      <w:r>
-        <w:rPr>
-          <w:color w:val="FFFFFF"/>
-          <w:sz w:val="28"/>
-          <w:szCs w:val="28"/>
-        </w:rPr>
+      <w:r>
+        <w:t>NPM :</w:t>
+      </w:r>
+      <w:r>
+        <w:t xml:space="preserve"> </w:t>
+      </w:r>
+      <w:r>
+        <w:t>${nim}</w:t>
       </w:r>
     </w:p>
     <w:p>
-      <w:pPr>
-        <w:ind w:right="-540"/>
-        <w:jc w:val="center"/>
-      </w:pPr>
-      <w:r>
-        <w:rPr>
-          <w:color w:val="FFFFFF"/>
-          <w:sz w:val="32"/>
-          <w:szCs w:val="32"/>
-        </w:rPr>
-        <w:t>VERSITAS S</w:t>
+      <w:r>
+        <w:t>Program Studi :</w:t>
+      </w:r>
+      <w:r>
+        <w:t xml:space="preserve"> </w:t>
+      </w:r>
+      <w:r>
+        <w:t>${nama_prodi}</w:t>
       </w:r>
     </w:p>
     <w:p>
-      <w:pPr>
-        <w:jc w:val="both"/>
-      </w:pPr>
-      <w:r>
-        <w:t xml:space="preserve">Dekan ${nama_fakultas} ${nama_universitas} dengan ini menerangkan</w:t>
-      </w:r>
-    </w:p>
-    <w:p>
-      <w:pPr>
-        <w:jc w:val="both"/>
-      </w:pPr>
-      <w:r>
-        <w:t xml:space="preserve"> bahwa :</w:t>
-      </w:r>
-    </w:p>
-    <w:p>
-      <w:pPr>
-        <w:jc w:val="both"/>
-      </w:pPr>
-    </w:p>
-    <w:p>
-      <w:pPr>
-        <w:jc w:val="both"/>
-      </w:pPr>
-    </w:p>
-    <w:p>
-      <w:pPr>
-        <w:spacing w:line="360" w:lineRule="auto"/>
-        <w:jc w:val="both"/>
-      </w:pPr>
-      <w:r>
-        <w:t xml:space="preserve">Nama&lt;/w:r&gt;&lt;w:r w:rsidRPr="${nip_kaprodi}${nip_kaprodi}382EF7"&gt;&lt;w:tab/&gt;&lt;/w:r&gt;&lt;w:r w:rsidRPr="${nip_kaprodi}${nip_kaprodi}382EF7"&gt;&lt;w:tab/&gt;&lt;/w:r&gt;&lt;w:r w:rsidRPr="${nip_kaprodi}${nip_kaprodi}382EF7"&gt;&lt;w:tab/&gt;&lt;w:t xml:space="preserve"&gt;: ${nama_mahasiswa}</w:t>
-      </w:r>
-      <w:r/>
-      <w:r/>
-    </w:p>
-    <w:p>
-      <w:pPr>
-        <w:spacing w:line="360" w:lineRule="auto"/>
-        <w:jc w:val="both"/>
-      </w:pPr>
-      <w:r>
-        <w:t xml:space="preserve">NIM&lt;/w:r&gt;&lt;w:r w:rsidRPr="${nip_kaprodi}${nip_kaprodi}382EF7"&gt;&lt;w:tab/&gt;&lt;/w:r&gt;&lt;w:r w:rsidRPr="${nip_kaprodi}${nip_kaprodi}382EF7"&gt;&lt;w:tab/&gt;&lt;/w:r&gt;&lt;w:r w:rsidRPr="${nip_kaprodi}${nip_kaprodi}382EF7"&gt;&lt;w:tab/&gt;&lt;w:t&gt;: ${nim}9${nim}${nip_kaprodi}${nim}${nip_kaprodi}2${nip_kaprodi}${nim}${nip_kaprodi}${nip_kaprodi}${nim}9</w:t>
-      </w:r>
-      <w:r/>
-      <w:r/>
-      <w:r/>
-    </w:p>
-    <w:p>
-      <w:pPr>
-        <w:spacing w:line="360" w:lineRule="auto"/>
-        <w:jc w:val="both"/>
-      </w:pPr>
-      <w:r>
-        <w:t xml:space="preserve">Jurusan/Program Studi&lt;w:t&gt;: ${nama_prodi}</w:t>
-      </w:r>
-      <w:r/>
-    </w:p>
-    <w:p>
-      <w:pPr>
-        <w:spacing w:line="360" w:lineRule="auto"/>
-        <w:jc w:val="both"/>
-      </w:pPr>
-      <w:r>
-        <w:t xml:space="preserve">Alamat&lt;/w:r&gt;&lt;w:r w:rsidRPr="${nip_kaprodi}${nip_kaprodi}382EF7"&gt;&lt;w:tab/&gt;&lt;/w:r&gt;&lt;w:r w:rsidRPr="${nip_kaprodi}${nip_kaprodi}382EF7"&gt;&lt;w:tab/&gt;&lt;/w:r&gt;&lt;w:r w:rsidRPr="${nip_kaprodi}${nip_kaprodi}382EF7"&gt;&lt;w:tab/&gt;&lt;w:t xml:space="preserve"&gt;: ${alamat_mahasiswa}</w:t>
-      </w:r>
-      <w:r/>
-      <w:r/>
-    </w:p>
-    <w:p>
-      <w:pPr>
-        <w:spacing w:line="360" w:lineRule="auto"/>
-        <w:jc w:val="both"/>
-      </w:pPr>
-    </w:p>
-    <w:p>
-      <w:pPr>
-        <w:spacing w:line="360" w:lineRule="auto"/>
-        <w:jc w:val="both"/>
-      </w:pPr>
-      <w:r>
-        <w:t xml:space="preserve">adalah benar yang tersebut namanya di atas mahasiswa Program Studi ${nama_prodi}  ${nama_fakultas} ${nama_universitas}, terdaftar pada semester Ganjil Tahun Akademik 2${nip_kaprodi}25/2${nip_kaprodi}26.</w:t>
-      </w:r>
-      <w:r/>
-      <w:r/>
-      <w:r/>
-      <w:r/>
-      <w:r/>
-      <w:r/>
-      <w:r/>
-      <w:r/>
-    </w:p>
-    <w:p>
-      <w:pPr>
-        <w:spacing w:line="360" w:lineRule="auto"/>
-        <w:jc w:val="both"/>
-      </w:pPr>
-    </w:p>
-    <w:p>
-      <w:pPr>
-        <w:spacing w:line="360" w:lineRule="auto"/>
-        <w:jc w:val="both"/>
-        <w:rPr>
-          <w:rFonts w:eastAsia="Arial"/>
-        </w:rPr>
-      </w:pPr>
-      <w:r>
-        <w:t xml:space="preserve">Demikian surat keterangan ini dikeluarkan untuk keperluan ${keperluan}.</w:t>
-      </w:r>
-      <w:r/>
-      <w:r/>
-    </w:p>
-    <w:p>
-      <w:pPr>
-        <w:spacing w:line="360" w:lineRule="auto"/>
-        <w:jc w:val="both"/>
-      </w:pPr>
-    </w:p>
-    <w:p>
-      <w:pPr>
-        <w:ind w:left="5760"/>
-      </w:pPr>
-      <w:r>
-        <w:t xml:space="preserve">Banda Aceh, ${nip_kaprodi}${nim} Oktober 2${nip_kaprodi}25</w:t>
-      </w:r>
-      <w:r/>
-      <w:r/>
-    </w:p>
-    <w:p>
-      <w:pPr>
-        <w:ind w:left="5040" w:firstLine="720"/>
-      </w:pPr>
-      <w:r>
-        <w:t/>
-      </w:r>
-    </w:p>
-    <w:p>
-      <w:pPr>
-        <w:ind w:left="5040" w:firstLine="720"/>
-        <w:jc w:val="both"/>
-      </w:pPr>
-      <w:r>
-        <w:t xml:space="preserve">Kepala Program Studi,</w:t>
-      </w:r>
-    </w:p>
-    <w:p>
-      <w:pPr>
-        <w:ind w:firstLine="720"/>
-        <w:jc w:val="both"/>
-      </w:pPr>
-    </w:p>
-    <w:p>
-      <w:pPr>
-        <w:ind w:firstLine="720"/>
-        <w:jc w:val="both"/>
-      </w:pPr>
-    </w:p>
-    <w:p>
-      <w:pPr>
-        <w:ind w:firstLine="720"/>
-        <w:jc w:val="both"/>
-      </w:pPr>
-    </w:p>
-    <w:p>
-      <w:pPr>
-        <w:ind w:firstLine="720"/>
-        <w:jc w:val="both"/>
-      </w:pPr>
-    </w:p>
-    <w:p>
-      <w:pPr>
-        <w:ind w:left="5040" w:firstLine="720"/>
-        <w:jc w:val="both"/>
-      </w:pPr>
-      <w:r>
-        <w:t>${nama_kaprodi}</w:t>
-      </w:r>
-    </w:p>
-    <w:p>
-      <w:pPr>
-        <w:ind w:left="5040" w:firstLine="720"/>
-        <w:jc w:val="both"/>
-      </w:pPr>
-      <w:r>
-        <w:t xml:space="preserve">NIP. ${nip_kaprodi}</w:t>
-      </w:r>
-    </w:p>
-    <w:p>
-      <w:pPr>
-        <w:ind w:firstLine="720"/>
-        <w:jc w:val="both"/>
-      </w:pPr>
-    </w:p>
-    <w:p>
-      <w:pPr>
-        <w:ind w:firstLine="720"/>
-        <w:jc w:val="both"/>
-      </w:pPr>
+      <w:r>
+        <w:t>Alamat</w:t>
+      </w:r>
+      <w:r>
+        <w:t xml:space="preserve"> : </w:t>
+      </w:r>
+      <w:r>
+        <w:t>${alamat_mahasiswa}</w:t>
+      </w:r>
     </w:p>
     <w:p/>
     <w:p/>
-    <w:p/>
-    <w:p/>
-    <w:p/>
-    <w:p/>
-    <w:p/>
-    <w:p/>
-    <w:p/>
-    <w:p/>
-    <w:p/>
-    <w:p/>
-    <w:p/>
-    <w:p/>
-    <w:p/>
-    <w:p/>
-    <w:p/>
-    <w:p/>
-    <w:p/>
-    <w:p>
-      <w:pPr>
-        <w:rPr>
-          <w:sz w:val="32"/>
-          <w:szCs w:val="32"/>
-          <w:u w:val="single"/>
-        </w:rPr>
-      </w:pPr>
-    </w:p>
-    <w:p>
-      <w:pPr>
-        <w:rPr>
-          <w:sz w:val="32"/>
-          <w:szCs w:val="32"/>
-          <w:u w:val="single"/>
-        </w:rPr>
-      </w:pPr>
-    </w:p>
-    <w:p>
-      <w:pPr>
-        <w:ind w:right="-540"/>
-        <w:jc w:val="center"/>
-      </w:pPr>
-      <w:r>
-        <w:rPr>
-          <w:color w:val="FFFFFF"/>
-          <w:sz w:val="32"/>
-          <w:szCs w:val="32"/>
-        </w:rPr>
-        <w:t>VERSITAS S</w:t>
-      </w:r>
-    </w:p>
     <w:sectPr>
-      <w:headerReference w:type="default" r:id="rId7"/>
-      <w:footerReference w:type="default" r:id="rId8"/>
-      <w:pgSz w:w="12240" w:h="20160"/>
-      <w:pgMar w:top="1418" w:right="851" w:bottom="1134" w:left="1701" w:header="284" w:footer="0" w:gutter="0"/>
-      <w:pgNumType w:start="1"/>
-      <w:cols w:space="720"/>
+      <w:pgSz w:w="11906" w:h="16838"/>
+      <w:pgMar w:top="1440" w:right="1440" w:bottom="1440" w:left="1440" w:header="708" w:footer="708" w:gutter="0"/>
+      <w:cols w:space="708"/>
+      <w:docGrid w:linePitch="360"/>
     </w:sectPr>
   </w:body>
 </w:document>
-</file>
-
-<file path=word/endnotes.xml><?xml version="1.0" encoding="utf-8"?>
-<w:endnotes xmlns:wpc="http://schemas.microsoft.com/office/word/2010/wordprocessingCanvas" xmlns:cx="http://schemas.microsoft.com/office/drawing/2014/chartex" xmlns:cx1="http://schemas.microsoft.com/office/drawing/2015/9/8/chartex" xmlns:cx2="http://schemas.microsoft.com/office/drawing/2015/10/21/chartex" xmlns:cx3="http://schemas.microsoft.com/office/drawing/2016/5/9/chartex" xmlns:cx4="http://schemas.microsoft.com/office/drawing/2016/5/10/chartex" xmlns:cx5="http://schemas.microsoft.com/office/drawing/2016/5/11/chartex" xmlns:cx6="http://schemas.microsoft.com/office/drawing/2016/5/12/chartex" xmlns:cx7="http://schemas.microsoft.com/office/drawing/2016/5/13/chartex" xmlns:cx8="http://schemas.microsoft.com/office/drawing/2016/5/14/chartex" xmlns:mc="http://schemas.openxmlformats.org/markup-compatibility/2006" xmlns:aink="http://schemas.microsoft.com/office/drawing/2016/ink" xmlns:am3d="http://schemas.microsoft.com/office/drawing/2017/model3d" xmlns:o="urn:schemas-microsoft-com:office:office" xmlns:oel="http://schemas.microsoft.com/office/2019/extlst" xmlns:r="http://schemas.openxmlformats.org/officeDocument/2006/relationships" xmlns:m="http://schemas.openxmlformats.org/officeDocument/2006/math" xmlns:v="urn:schemas-microsoft-com:vml" xmlns:wp14="http://schemas.microsoft.com/office/word/2010/wordprocessingDrawing" xmlns:wp="http://schemas.openxmlformats.org/drawingml/2006/wordprocessingDrawing" xmlns:w10="urn:schemas-microsoft-com:office:word" xmlns:w="http://schemas.openxmlformats.org/wordprocessingml/2006/main" xmlns:w14="http://schemas.microsoft.com/office/word/2010/wordml" xmlns:w15="http://schemas.microsoft.com/office/word/2012/wordml" xmlns:w16cex="http://schemas.microsoft.com/office/word/2018/wordml/cex" xmlns:w16cid="http://schemas.microsoft.com/office/word/2016/wordml/cid" xmlns:w16="http://schemas.microsoft.com/office/word/2018/wordml" xmlns:w16du="http://schemas.microsoft.com/office/word/2023/wordml/word16du" xmlns:w16sdtdh="http://schemas.microsoft.com/office/word/2020/wordml/sdtdatahash" xmlns:w16sdtfl="http://schemas.microsoft.com/office/word/2024/wordml/sdtformatlock" xmlns:w16se="http://schemas.microsoft.com/office/word/2015/wordml/symex" xmlns:wpg="http://schemas.microsoft.com/office/word/2010/wordprocessingGroup" xmlns:wpi="http://schemas.microsoft.com/office/word/2010/wordprocessingInk" xmlns:wne="http://schemas.microsoft.com/office/word/2006/wordml" xmlns:wps="http://schemas.microsoft.com/office/word/2010/wordprocessingShape" mc:Ignorable="w14 w15 w16se w16cid w16 w16cex w16sdtdh w16sdtfl w16du wp14">
-  <w:endnote w:type="separator" w:id="-1">
-    <w:p>
-      <w:r>
-        <w:separator/>
-      </w:r>
-    </w:p>
-  </w:endnote>
-  <w:endnote w:type="continuationSeparator" w:id="0">
-    <w:p>
-      <w:r>
-        <w:continuationSeparator/>
-      </w:r>
-    </w:p>
-  </w:endnote>
-</w:endnotes>
-</file>
-
-<file path=word/footer1.xml><?xml version="1.0" encoding="utf-8"?>
-<w:ftr xmlns:wpc="http://schemas.microsoft.com/office/word/2010/wordprocessingCanvas" xmlns:cx="http://schemas.microsoft.com/office/drawing/2014/chartex" xmlns:cx1="http://schemas.microsoft.com/office/drawing/2015/9/8/chartex" xmlns:cx2="http://schemas.microsoft.com/office/drawing/2015/10/21/chartex" xmlns:cx3="http://schemas.microsoft.com/office/drawing/2016/5/9/chartex" xmlns:cx4="http://schemas.microsoft.com/office/drawing/2016/5/10/chartex" xmlns:cx5="http://schemas.microsoft.com/office/drawing/2016/5/11/chartex" xmlns:cx6="http://schemas.microsoft.com/office/drawing/2016/5/12/chartex" xmlns:cx7="http://schemas.microsoft.com/office/drawing/2016/5/13/chartex" xmlns:cx8="http://schemas.microsoft.com/office/drawing/2016/5/14/chartex" xmlns:mc="http://schemas.openxmlformats.org/markup-compatibility/2006" xmlns:aink="http://schemas.microsoft.com/office/drawing/2016/ink" xmlns:am3d="http://schemas.microsoft.com/office/drawing/2017/model3d" xmlns:o="urn:schemas-microsoft-com:office:office" xmlns:oel="http://schemas.microsoft.com/office/2019/extlst" xmlns:r="http://schemas.openxmlformats.org/officeDocument/2006/relationships" xmlns:m="http://schemas.openxmlformats.org/officeDocument/2006/math" xmlns:v="urn:schemas-microsoft-com:vml" xmlns:wp14="http://schemas.microsoft.com/office/word/2010/wordprocessingDrawing" xmlns:wp="http://schemas.openxmlformats.org/drawingml/2006/wordprocessingDrawing" xmlns:w10="urn:schemas-microsoft-com:office:word" xmlns:w="http://schemas.openxmlformats.org/wordprocessingml/2006/main" xmlns:w14="http://schemas.microsoft.com/office/word/2010/wordml" xmlns:w15="http://schemas.microsoft.com/office/word/2012/wordml" xmlns:w16cex="http://schemas.microsoft.com/office/word/2018/wordml/cex" xmlns:w16cid="http://schemas.microsoft.com/office/word/2016/wordml/cid" xmlns:w16="http://schemas.microsoft.com/office/word/2018/wordml" xmlns:w16du="http://schemas.microsoft.com/office/word/2023/wordml/word16du" xmlns:w16sdtdh="http://schemas.microsoft.com/office/word/2020/wordml/sdtdatahash" xmlns:w16sdtfl="http://schemas.microsoft.com/office/word/2024/wordml/sdtformatlock" xmlns:w16se="http://schemas.microsoft.com/office/word/2015/wordml/symex" xmlns:wpg="http://schemas.microsoft.com/office/word/2010/wordprocessingGroup" xmlns:wpi="http://schemas.microsoft.com/office/word/2010/wordprocessingInk" xmlns:wne="http://schemas.microsoft.com/office/word/2006/wordml" xmlns:wps="http://schemas.microsoft.com/office/word/2010/wordprocessingShape" mc:Ignorable="w14 w15 w16se w16cid w16 w16cex w16sdtdh w16sdtfl w16du wp14">
-  <w:p>
-    <w:pPr>
-      <w:pStyle w:val="Footer"/>
-      <w:rPr>
-        <w:lang w:val="en-US"/>
-      </w:rPr>
-    </w:pPr>
-  </w:p>
-  <w:p>
-    <w:pPr>
-      <w:pStyle w:val="Footer"/>
-      <w:rPr>
-        <w:lang w:val="en-US"/>
-      </w:rPr>
-    </w:pPr>
-  </w:p>
-  <w:p>
-    <w:pPr>
-      <w:pStyle w:val="Footer"/>
-      <w:rPr>
-        <w:lang w:val="en-US"/>
-      </w:rPr>
-    </w:pPr>
-  </w:p>
-</w:ftr>
-</file>
-
-<file path=word/footnotes.xml><?xml version="1.0" encoding="utf-8"?>
-<w:footnotes xmlns:wpc="http://schemas.microsoft.com/office/word/2010/wordprocessingCanvas" xmlns:cx="http://schemas.microsoft.com/office/drawing/2014/chartex" xmlns:cx1="http://schemas.microsoft.com/office/drawing/2015/9/8/chartex" xmlns:cx2="http://schemas.microsoft.com/office/drawing/2015/10/21/chartex" xmlns:cx3="http://schemas.microsoft.com/office/drawing/2016/5/9/chartex" xmlns:cx4="http://schemas.microsoft.com/office/drawing/2016/5/10/chartex" xmlns:cx5="http://schemas.microsoft.com/office/drawing/2016/5/11/chartex" xmlns:cx6="http://schemas.microsoft.com/office/drawing/2016/5/12/chartex" xmlns:cx7="http://schemas.microsoft.com/office/drawing/2016/5/13/chartex" xmlns:cx8="http://schemas.microsoft.com/office/drawing/2016/5/14/chartex" xmlns:mc="http://schemas.openxmlformats.org/markup-compatibility/2006" xmlns:aink="http://schemas.microsoft.com/office/drawing/2016/ink" xmlns:am3d="http://schemas.microsoft.com/office/drawing/2017/model3d" xmlns:o="urn:schemas-microsoft-com:office:office" xmlns:oel="http://schemas.microsoft.com/office/2019/extlst" xmlns:r="http://schemas.openxmlformats.org/officeDocument/2006/relationships" xmlns:m="http://schemas.openxmlformats.org/officeDocument/2006/math" xmlns:v="urn:schemas-microsoft-com:vml" xmlns:wp14="http://schemas.microsoft.com/office/word/2010/wordprocessingDrawing" xmlns:wp="http://schemas.openxmlformats.org/drawingml/2006/wordprocessingDrawing" xmlns:w10="urn:schemas-microsoft-com:office:word" xmlns:w="http://schemas.openxmlformats.org/wordprocessingml/2006/main" xmlns:w14="http://schemas.microsoft.com/office/word/2010/wordml" xmlns:w15="http://schemas.microsoft.com/office/word/2012/wordml" xmlns:w16cex="http://schemas.microsoft.com/office/word/2018/wordml/cex" xmlns:w16cid="http://schemas.microsoft.com/office/word/2016/wordml/cid" xmlns:w16="http://schemas.microsoft.com/office/word/2018/wordml" xmlns:w16du="http://schemas.microsoft.com/office/word/2023/wordml/word16du" xmlns:w16sdtdh="http://schemas.microsoft.com/office/word/2020/wordml/sdtdatahash" xmlns:w16sdtfl="http://schemas.microsoft.com/office/word/2024/wordml/sdtformatlock" xmlns:w16se="http://schemas.microsoft.com/office/word/2015/wordml/symex" xmlns:wpg="http://schemas.microsoft.com/office/word/2010/wordprocessingGroup" xmlns:wpi="http://schemas.microsoft.com/office/word/2010/wordprocessingInk" xmlns:wne="http://schemas.microsoft.com/office/word/2006/wordml" xmlns:wps="http://schemas.microsoft.com/office/word/2010/wordprocessingShape" mc:Ignorable="w14 w15 w16se w16cid w16 w16cex w16sdtdh w16sdtfl w16du wp14">
-  <w:footnote w:type="separator" w:id="-1">
-    <w:p>
-      <w:r>
-        <w:separator/>
-      </w:r>
-    </w:p>
-  </w:footnote>
-  <w:footnote w:type="continuationSeparator" w:id="0">
-    <w:p>
-      <w:r>
-        <w:continuationSeparator/>
-      </w:r>
-    </w:p>
-  </w:footnote>
-</w:footnotes>
-</file>
-
-<file path=word/header1.xml><?xml version="1.0" encoding="UTF-8" standalone="yes"?>
-<w:hdr xmlns:wpc="http://schemas.microsoft.com/office/word/2010/wordprocessingCanvas" xmlns:cx="http://schemas.microsoft.com/office/drawing/2014/chartex" xmlns:cx1="http://schemas.microsoft.com/office/drawing/2015/9/8/chartex" xmlns:cx2="http://schemas.microsoft.com/office/drawing/2015/10/21/chartex" xmlns:cx3="http://schemas.microsoft.com/office/drawing/2016/5/9/chartex" xmlns:cx4="http://schemas.microsoft.com/office/drawing/2016/5/10/chartex" xmlns:cx5="http://schemas.microsoft.com/office/drawing/2016/5/11/chartex" xmlns:cx6="http://schemas.microsoft.com/office/drawing/2016/5/12/chartex" xmlns:cx7="http://schemas.microsoft.com/office/drawing/2016/5/13/chartex" xmlns:cx8="http://schemas.microsoft.com/office/drawing/2016/5/14/chartex" xmlns:mc="http://schemas.openxmlformats.org/markup-compatibility/2006" xmlns:aink="http://schemas.microsoft.com/office/drawing/2016/ink" xmlns:am3d="http://schemas.microsoft.com/office/drawing/2017/model3d" xmlns:o="urn:schemas-microsoft-com:office:office" xmlns:oel="http://schemas.microsoft.com/office/2019/extlst" xmlns:r="http://schemas.openxmlformats.org/officeDocument/2006/relationships" xmlns:m="http://schemas.openxmlformats.org/officeDocument/2006/math" xmlns:v="urn:schemas-microsoft-com:vml" xmlns:wp14="http://schemas.microsoft.com/office/word/2010/wordprocessingDrawing" xmlns:wp="http://schemas.openxmlformats.org/drawingml/2006/wordprocessingDrawing" xmlns:w10="urn:schemas-microsoft-com:office:word" xmlns:w="http://schemas.openxmlformats.org/wordprocessingml/2006/main" xmlns:w14="http://schemas.microsoft.com/office/word/2010/wordml" xmlns:w15="http://schemas.microsoft.com/office/word/2012/wordml" xmlns:w16cex="http://schemas.microsoft.com/office/word/2018/wordml/cex" xmlns:w16cid="http://schemas.microsoft.com/office/word/2016/wordml/cid" xmlns:w16="http://schemas.microsoft.com/office/word/2018/wordml" xmlns:w16du="http://schemas.microsoft.com/office/word/2023/wordml/word16du" xmlns:w16sdtdh="http://schemas.microsoft.com/office/word/2020/wordml/sdtdatahash" xmlns:w16sdtfl="http://schemas.microsoft.com/office/word/2024/wordml/sdtformatlock" xmlns:w16se="http://schemas.microsoft.com/office/word/2015/wordml/symex" xmlns:wpg="http://schemas.microsoft.com/office/word/2010/wordprocessingGroup" xmlns:wpi="http://schemas.microsoft.com/office/word/2010/wordprocessingInk" xmlns:wne="http://schemas.microsoft.com/office/word/2006/wordml" xmlns:wps="http://schemas.microsoft.com/office/word/2010/wordprocessingShape" mc:Ignorable="w14 w15 w16se w16cid w16 w16cex w16sdtdh w16sdtfl w16du wp14"><w:p><w:pPr><w:ind w:right="-284"/><w:jc w:val="center"/><w:rPr><w:sz w:val="32"/><w:szCs w:val="32"/></w:rPr></w:pPr><w:r><w:rPr><w:sz w:val="32"/><w:szCs w:val="32"/></w:rPr><w:t xml:space="preserve">  KEMENTERIAN PENDIDIKAN TINGGI,</w:t></w:r><w:r><w:rPr><w:noProof/></w:rPr><w:drawing><wp:anchor distT="0" distB="0" distL="0" distR="0" simplePos="0" relativeHeight="251658240" behindDoc="1" locked="0" layoutInCell="1" hidden="0" allowOverlap="1" wp14:anchorId="7DAD16A0" wp14:editId="7449F34E"><wp:simplePos x="0" y="0"/><wp:positionH relativeFrom="column"><wp:posOffset>-337184</wp:posOffset></wp:positionH><wp:positionV relativeFrom="paragraph"><wp:posOffset>146685</wp:posOffset></wp:positionV><wp:extent cx="1133475" cy="1011555"/><wp:effectExtent l="0" t="0" r="0" b="0"/><wp:wrapNone/><wp:docPr id="2" name="image2.png"/><wp:cNvGraphicFramePr/><a:graphic xmlns:a="http://schemas.openxmlformats.org/drawingml/2006/main"><a:graphicData uri="http://schemas.openxmlformats.org/drawingml/2006/picture"><pic:pic xmlns:pic="http://schemas.openxmlformats.org/drawingml/2006/picture"><pic:nvPicPr><pic:cNvPr id="0" name="image2.png"/><pic:cNvPicPr preferRelativeResize="0"/></pic:nvPicPr><pic:blipFill><a:blip r:embed="rId1"/><a:srcRect/><a:stretch><a:fillRect/></a:stretch></pic:blipFill><pic:spPr><a:xfrm><a:off x="0" y="0"/><a:ext cx="1133475" cy="1011555"/></a:xfrm><a:prstGeom prst="rect"><a:avLst/></a:prstGeom><a:ln/></pic:spPr></pic:pic></a:graphicData></a:graphic></wp:anchor></w:drawing></w:r><w:r><w:rPr><w:noProof/></w:rPr><w:drawing><wp:anchor distT="0" distB="0" distL="0" distR="0" simplePos="0" relativeHeight="251659264" behindDoc="1" locked="0" layoutInCell="1" hidden="0" allowOverlap="1" wp14:anchorId="5407E8DA" wp14:editId="4E7CD43A"><wp:simplePos x="0" y="0"/><wp:positionH relativeFrom="column"><wp:posOffset>-337184</wp:posOffset></wp:positionH><wp:positionV relativeFrom="paragraph"><wp:posOffset>146685</wp:posOffset></wp:positionV><wp:extent cx="1133475" cy="1011555"/><wp:effectExtent l="0" t="0" r="0" b="0"/><wp:wrapNone/><wp:docPr id="3" name="image1.png"/><wp:cNvGraphicFramePr/><a:graphic xmlns:a="http://schemas.openxmlformats.org/drawingml/2006/main"><a:graphicData uri="http://schemas.openxmlformats.org/drawingml/2006/picture"><pic:pic xmlns:pic="http://schemas.openxmlformats.org/drawingml/2006/picture"><pic:nvPicPr><pic:cNvPr id="0" name="image1.png"/><pic:cNvPicPr preferRelativeResize="0"/></pic:nvPicPr><pic:blipFill><a:blip r:embed="rId1"/><a:srcRect/><a:stretch><a:fillRect/></a:stretch></pic:blipFill><pic:spPr><a:xfrm><a:off x="0" y="0"/><a:ext cx="1133475" cy="1011555"/></a:xfrm><a:prstGeom prst="rect"><a:avLst/></a:prstGeom><a:ln/></pic:spPr></pic:pic></a:graphicData></a:graphic></wp:anchor></w:drawing></w:r></w:p><w:p><w:pPr><w:ind w:right="-284"/><w:jc w:val="center"/><w:rPr><w:sz w:val="32"/><w:szCs w:val="32"/></w:rPr></w:pPr><w:r><w:rPr><w:sz w:val="32"/><w:szCs w:val="32"/></w:rPr><w:t>SAINS, DAN TEKNOLOGI</w:t></w:r></w:p><w:p><w:pPr><w:ind w:right="-284"/><w:jc w:val="center"/><w:rPr><w:sz w:val="28"/><w:szCs w:val="28"/></w:rPr></w:pPr><w:r><w:rPr><w:sz w:val="28"/><w:szCs w:val="28"/></w:rPr><w:t>${nama_universitas}</w:t></w:r></w:p><w:p><w:pPr><w:t xml:space="preserve">&lt;w:tab w:val=&quot;left&quot; w:pos=&quot;33${nip_kaprodi}&quot;/&gt;&lt;w:tab w:val=&quot;left&quot; w:pos=&quot;48${nip_kaprodi}&quot;/&gt;&lt;w:tab w:val=&quot;center&quot; w:pos=&quot;48${nim}9&quot;/&gt;&lt;/w:tabs&gt;&lt;w:ind w:left=&quot;284&quot; w:right=&quot;-284&quot;/&gt;&lt;w:rPr&gt;&lt;w:sz w:val=&quot;28&quot;/&gt;&lt;w:szCs w:val=&quot;28&quot;/&gt;&lt;/w:rPr&gt;&lt;/w:pPr&gt;&lt;w:r&gt;&lt;w:rPr&gt;&lt;w:sz w:val=&quot;3${nip_kaprodi}&quot;/&gt;&lt;w:szCs w:val=&quot;3${nip_kaprodi}&quot;/&gt;&lt;/w:rPr&gt;&lt;w:tab/&gt;&lt;/w:r&gt;&lt;w:r&gt;&lt;w:rPr&gt;&lt;w:sz w:val=&quot;3${nip_kaprodi}&quot;/&gt;&lt;w:szCs w:val=&quot;3${nip_kaprodi}&quot;/&gt;&lt;/w:rPr&gt;&lt;w:tab/&gt;&lt;/w:r&gt;&lt;w:r&gt;&lt;w:rPr&gt;&lt;w:sz w:val=&quot;3${nip_kaprodi}&quot;/&gt;&lt;w:szCs w:val=&quot;3${nip_kaprodi}&quot;/&gt;&lt;/w:rPr&gt;&lt;w:tab/&gt;&lt;w:t xml:space=&quot;preserve&quot;&gt;    ${nama_fakultas}</w:t></w:r><w:r><w:rPr><w:b/><w:sz w:val="28"/><w:szCs w:val="28"/></w:rPr></w:r></w:p><w:p><w:pPr><w:ind w:left="284" w:right="-284"/><w:jc w:val="center"/></w:pPr><w:r><w:t>${alamat_prodi}</w:t></w:r></w:p><w:p><w:pPr><w:ind w:left="284" w:right="-284"/><w:jc w:val="center"/></w:pPr><w:r><w:t xml:space="preserve">Telepon : ${telepon_prodi}</w:t></w:r></w:p><w:p><w:pPr><w:ind w:left="284" w:right="-284"/><w:jc w:val="center"/><w:rPr><w:sz w:val="32"/><w:szCs w:val="32"/></w:rPr></w:pPr><w:r><w:rPr><w:noProof/></w:rPr><mc:AlternateContent><mc:Choice Requires="wps"><w:drawing><wp:anchor distT="0" distB="0" distL="114300" distR="114300" simplePos="0" relativeHeight="251660288" behindDoc="0" locked="0" layoutInCell="1" hidden="0" allowOverlap="1" wp14:anchorId="25E69787" wp14:editId="5DF814E1"><wp:simplePos x="0" y="0"/><wp:positionH relativeFrom="column"><wp:posOffset>-413385</wp:posOffset></wp:positionH><wp:positionV relativeFrom="page"><wp:posOffset>1656715</wp:posOffset></wp:positionV><wp:extent cx="6315075" cy="45719"/><wp:effectExtent l="19050" t="19050" r="28575" b="31115"/><wp:wrapNone/><wp:docPr id="1" name="Straight Arrow Connector 1"/><wp:cNvGraphicFramePr/><a:graphic xmlns:a="http://schemas.openxmlformats.org/drawingml/2006/main"><a:graphicData uri="http://schemas.microsoft.com/office/word/2010/wordprocessingShape"><wps:wsp><wps:cNvCnPr/><wps:spPr><a:xfrm flipV="1"><a:off x="0" y="0"/><a:ext cx="6315075" cy="45719"/></a:xfrm><a:prstGeom prst="straightConnector1"><a:avLst/></a:prstGeom><a:solidFill><a:srgbClr val="FFFFFF"/></a:solidFill><a:ln w="28575" cap="flat" cmpd="sng"><a:solidFill><a:srgbClr val="000000"/></a:solidFill><a:prstDash val="solid"/><a:miter lim="800000"/><a:headEnd type="none" w="med" len="med"/><a:tailEnd type="none" w="med" len="med"/></a:ln></wps:spPr><wps:bodyPr/></wps:wsp></a:graphicData></a:graphic><wp14:sizeRelH relativeFrom="margin"><wp14:pctWidth>0</wp14:pctWidth></wp14:sizeRelH><wp14:sizeRelV relativeFrom="margin"><wp14:pctHeight>0</wp14:pctHeight></wp14:sizeRelV></wp:anchor></w:drawing></mc:Choice><mc:Fallback xmlns:w16cei="http://schemas.microsoft.com/office/word/2026/wordml/cei"><w:pict><v:shapetype w14:anchorId="3F2528AF" id="_x0000_t32" coordsize="21600,21600" o:spt="32" o:oned="t" path="m,l21600,21600e" filled="f"><v:path arrowok="t" fillok="f" o:connecttype="none"/><o:lock v:ext="edit" shapetype="t"/></v:shapetype><v:shape id="Straight Arrow Connector 1" o:spid="_x0000_s1026" type="#_x0000_t32" style="position:absolute;margin-left:-32.55pt;margin-top:130.45pt;width:497.25pt;height:3.6pt;flip:y;z-index:251660288;visibility:visible;mso-wrap-style:square;mso-width-percent:0;mso-height-percent:0;mso-wrap-distance-left:9pt;mso-wrap-distance-top:0;mso-wrap-distance-right:9pt;mso-wrap-distance-bottom:0;mso-position-horizontal:absolute;mso-position-horizontal-relative:text;mso-position-vertical:absolute;mso-position-vertical-relative:page;mso-width-percent:0;mso-height-percent:0;mso-width-relative:margin;mso-height-relative:margin" o:gfxdata="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" filled="t" strokeweight="2.25pt"><v:stroke joinstyle="miter"/><w10:wrap anchory="page"/></v:shape></w:pict></mc:Fallback></mc:AlternateContent><w:t xml:space="preserve">Laman : ${email_prodi}</w:t></w:r><w:r></w:r></w:p><w:p/></w:hdr>
 </file>
 
 <file path=word/styles.xml><?xml version="1.0" encoding="utf-8"?>
@@ -399,13 +105,17 @@
   <w:docDefaults>
     <w:rPrDefault>
       <w:rPr>
-        <w:rFonts w:ascii="Times New Roman" w:eastAsia="Times New Roman" w:hAnsi="Times New Roman" w:cs="Times New Roman"/>
-        <w:sz w:val="24"/>
-        <w:szCs w:val="24"/>
-        <w:lang w:val="id-ID" w:eastAsia="en-US" w:bidi="ar-SA"/>
+        <w:rFonts w:asciiTheme="minorHAnsi" w:eastAsiaTheme="minorHAnsi" w:hAnsiTheme="minorHAnsi" w:cstheme="minorBidi"/>
+        <w:sz w:val="22"/>
+        <w:szCs w:val="22"/>
+        <w:lang w:val="en-ID" w:eastAsia="en-US" w:bidi="ar-SA"/>
       </w:rPr>
     </w:rPrDefault>
-    <w:pPrDefault/>
+    <w:pPrDefault>
+      <w:pPr>
+        <w:spacing w:after="160" w:line="259" w:lineRule="auto"/>
+      </w:pPr>
+    </w:pPrDefault>
   </w:docDefaults>
   <w:latentStyles w:defLockedState="0" w:defUIPriority="99" w:defSemiHidden="0" w:defUnhideWhenUsed="0" w:defQFormat="0" w:count="376">
     <w:lsdException w:name="Normal" w:uiPriority="0" w:qFormat="1"/>
@@ -493,7 +203,7 @@
     <w:lsdException w:name="Body Text Indent 2" w:semiHidden="1" w:unhideWhenUsed="1"/>
     <w:lsdException w:name="Body Text Indent 3" w:semiHidden="1" w:unhideWhenUsed="1"/>
     <w:lsdException w:name="Block Text" w:semiHidden="1" w:unhideWhenUsed="1"/>
-    <w:lsdException w:name="Hyperlink" w:semiHidden="1" w:uiPriority="0" w:unhideWhenUsed="1"/>
+    <w:lsdException w:name="Hyperlink" w:semiHidden="1" w:unhideWhenUsed="1"/>
     <w:lsdException w:name="FollowedHyperlink" w:semiHidden="1" w:unhideWhenUsed="1"/>
     <w:lsdException w:name="Strong" w:uiPriority="22" w:qFormat="1"/>
     <w:lsdException w:name="Emphasis" w:uiPriority="20" w:qFormat="1"/>
@@ -788,62 +498,70 @@
   <w:style w:type="paragraph" w:default="1" w:styleId="Normal">
     <w:name w:val="Normal"/>
     <w:qFormat/>
-    <w:rsid w:val="00EC0910"/>
   </w:style>
   <w:style w:type="paragraph" w:styleId="Heading1">
     <w:name w:val="heading 1"/>
     <w:basedOn w:val="Normal"/>
     <w:next w:val="Normal"/>
-    <w:uiPriority w:val="9"/>
-    <w:qFormat/>
+    <w:link w:val="Heading1Char"/>
+    <w:uiPriority w:val="9"/>
+    <w:qFormat/>
+    <w:rsid w:val="00A43715"/>
     <w:pPr>
       <w:keepNext/>
       <w:keepLines/>
-      <w:spacing w:before="480" w:after="120"/>
+      <w:spacing w:before="360" w:after="80"/>
       <w:outlineLvl w:val="0"/>
     </w:pPr>
     <w:rPr>
-      <w:b/>
-      <w:sz w:val="48"/>
-      <w:szCs w:val="48"/>
+      <w:rFonts w:asciiTheme="majorHAnsi" w:eastAsiaTheme="majorEastAsia" w:hAnsiTheme="majorHAnsi" w:cstheme="majorBidi"/>
+      <w:color w:val="2F5496" w:themeColor="accent1" w:themeShade="BF"/>
+      <w:sz w:val="40"/>
+      <w:szCs w:val="40"/>
     </w:rPr>
   </w:style>
   <w:style w:type="paragraph" w:styleId="Heading2">
     <w:name w:val="heading 2"/>
     <w:basedOn w:val="Normal"/>
     <w:next w:val="Normal"/>
+    <w:link w:val="Heading2Char"/>
     <w:uiPriority w:val="9"/>
     <w:semiHidden/>
     <w:unhideWhenUsed/>
     <w:qFormat/>
+    <w:rsid w:val="00A43715"/>
     <w:pPr>
       <w:keepNext/>
       <w:keepLines/>
-      <w:spacing w:before="360" w:after="80"/>
+      <w:spacing w:before="160" w:after="80"/>
       <w:outlineLvl w:val="1"/>
     </w:pPr>
     <w:rPr>
-      <w:b/>
-      <w:sz w:val="36"/>
-      <w:szCs w:val="36"/>
+      <w:rFonts w:asciiTheme="majorHAnsi" w:eastAsiaTheme="majorEastAsia" w:hAnsiTheme="majorHAnsi" w:cstheme="majorBidi"/>
+      <w:color w:val="2F5496" w:themeColor="accent1" w:themeShade="BF"/>
+      <w:sz w:val="32"/>
+      <w:szCs w:val="32"/>
     </w:rPr>
   </w:style>
   <w:style w:type="paragraph" w:styleId="Heading3">
     <w:name w:val="heading 3"/>
     <w:basedOn w:val="Normal"/>
     <w:next w:val="Normal"/>
+    <w:link w:val="Heading3Char"/>
     <w:uiPriority w:val="9"/>
     <w:semiHidden/>
     <w:unhideWhenUsed/>
     <w:qFormat/>
+    <w:rsid w:val="00A43715"/>
     <w:pPr>
       <w:keepNext/>
       <w:keepLines/>
-      <w:spacing w:before="280" w:after="80"/>
+      <w:spacing w:before="160" w:after="80"/>
       <w:outlineLvl w:val="2"/>
     </w:pPr>
     <w:rPr>
-      <w:b/>
+      <w:rFonts w:eastAsiaTheme="majorEastAsia" w:cstheme="majorBidi"/>
+      <w:color w:val="2F5496" w:themeColor="accent1" w:themeShade="BF"/>
       <w:sz w:val="28"/>
       <w:szCs w:val="28"/>
     </w:rPr>
@@ -852,64 +570,137 @@
     <w:name w:val="heading 4"/>
     <w:basedOn w:val="Normal"/>
     <w:next w:val="Normal"/>
+    <w:link w:val="Heading4Char"/>
     <w:uiPriority w:val="9"/>
     <w:semiHidden/>
     <w:unhideWhenUsed/>
     <w:qFormat/>
+    <w:rsid w:val="00A43715"/>
     <w:pPr>
       <w:keepNext/>
       <w:keepLines/>
-      <w:spacing w:before="240" w:after="40"/>
+      <w:spacing w:before="80" w:after="40"/>
       <w:outlineLvl w:val="3"/>
     </w:pPr>
     <w:rPr>
-      <w:b/>
+      <w:rFonts w:eastAsiaTheme="majorEastAsia" w:cstheme="majorBidi"/>
+      <w:i/>
+      <w:iCs/>
+      <w:color w:val="2F5496" w:themeColor="accent1" w:themeShade="BF"/>
     </w:rPr>
   </w:style>
   <w:style w:type="paragraph" w:styleId="Heading5">
     <w:name w:val="heading 5"/>
     <w:basedOn w:val="Normal"/>
     <w:next w:val="Normal"/>
+    <w:link w:val="Heading5Char"/>
     <w:uiPriority w:val="9"/>
     <w:semiHidden/>
     <w:unhideWhenUsed/>
     <w:qFormat/>
+    <w:rsid w:val="00A43715"/>
     <w:pPr>
       <w:keepNext/>
       <w:keepLines/>
-      <w:spacing w:before="220" w:after="40"/>
+      <w:spacing w:before="80" w:after="40"/>
       <w:outlineLvl w:val="4"/>
     </w:pPr>
     <w:rPr>
-      <w:b/>
-      <w:sz w:val="22"/>
-      <w:szCs w:val="22"/>
+      <w:rFonts w:eastAsiaTheme="majorEastAsia" w:cstheme="majorBidi"/>
+      <w:color w:val="2F5496" w:themeColor="accent1" w:themeShade="BF"/>
     </w:rPr>
   </w:style>
   <w:style w:type="paragraph" w:styleId="Heading6">
     <w:name w:val="heading 6"/>
     <w:basedOn w:val="Normal"/>
     <w:next w:val="Normal"/>
+    <w:link w:val="Heading6Char"/>
     <w:uiPriority w:val="9"/>
     <w:semiHidden/>
     <w:unhideWhenUsed/>
     <w:qFormat/>
+    <w:rsid w:val="00A43715"/>
     <w:pPr>
       <w:keepNext/>
       <w:keepLines/>
-      <w:spacing w:before="200" w:after="40"/>
+      <w:spacing w:before="40" w:after="0"/>
       <w:outlineLvl w:val="5"/>
     </w:pPr>
     <w:rPr>
-      <w:b/>
-      <w:sz w:val="20"/>
-      <w:szCs w:val="20"/>
+      <w:rFonts w:eastAsiaTheme="majorEastAsia" w:cstheme="majorBidi"/>
+      <w:i/>
+      <w:iCs/>
+      <w:color w:val="595959" w:themeColor="text1" w:themeTint="A6"/>
+    </w:rPr>
+  </w:style>
+  <w:style w:type="paragraph" w:styleId="Heading7">
+    <w:name w:val="heading 7"/>
+    <w:basedOn w:val="Normal"/>
+    <w:next w:val="Normal"/>
+    <w:link w:val="Heading7Char"/>
+    <w:uiPriority w:val="9"/>
+    <w:semiHidden/>
+    <w:unhideWhenUsed/>
+    <w:qFormat/>
+    <w:rsid w:val="00A43715"/>
+    <w:pPr>
+      <w:keepNext/>
+      <w:keepLines/>
+      <w:spacing w:before="40" w:after="0"/>
+      <w:outlineLvl w:val="6"/>
+    </w:pPr>
+    <w:rPr>
+      <w:rFonts w:eastAsiaTheme="majorEastAsia" w:cstheme="majorBidi"/>
+      <w:color w:val="595959" w:themeColor="text1" w:themeTint="A6"/>
+    </w:rPr>
+  </w:style>
+  <w:style w:type="paragraph" w:styleId="Heading8">
+    <w:name w:val="heading 8"/>
+    <w:basedOn w:val="Normal"/>
+    <w:next w:val="Normal"/>
+    <w:link w:val="Heading8Char"/>
+    <w:uiPriority w:val="9"/>
+    <w:semiHidden/>
+    <w:unhideWhenUsed/>
+    <w:qFormat/>
+    <w:rsid w:val="00A43715"/>
+    <w:pPr>
+      <w:keepNext/>
+      <w:keepLines/>
+      <w:spacing w:after="0"/>
+      <w:outlineLvl w:val="7"/>
+    </w:pPr>
+    <w:rPr>
+      <w:rFonts w:eastAsiaTheme="majorEastAsia" w:cstheme="majorBidi"/>
+      <w:i/>
+      <w:iCs/>
+      <w:color w:val="272727" w:themeColor="text1" w:themeTint="D8"/>
+    </w:rPr>
+  </w:style>
+  <w:style w:type="paragraph" w:styleId="Heading9">
+    <w:name w:val="heading 9"/>
+    <w:basedOn w:val="Normal"/>
+    <w:next w:val="Normal"/>
+    <w:link w:val="Heading9Char"/>
+    <w:uiPriority w:val="9"/>
+    <w:semiHidden/>
+    <w:unhideWhenUsed/>
+    <w:qFormat/>
+    <w:rsid w:val="00A43715"/>
+    <w:pPr>
+      <w:keepNext/>
+      <w:keepLines/>
+      <w:spacing w:after="0"/>
+      <w:outlineLvl w:val="8"/>
+    </w:pPr>
+    <w:rPr>
+      <w:rFonts w:eastAsiaTheme="majorEastAsia" w:cstheme="majorBidi"/>
+      <w:color w:val="272727" w:themeColor="text1" w:themeTint="D8"/>
     </w:rPr>
   </w:style>
   <w:style w:type="character" w:default="1" w:styleId="DefaultParagraphFont">
     <w:name w:val="Default Paragraph Font"/>
     <w:uiPriority w:val="1"/>
-    <w:semiHidden/>
     <w:unhideWhenUsed/>
   </w:style>
   <w:style w:type="table" w:default="1" w:styleId="TableNormal">
@@ -933,85 +724,294 @@
     <w:semiHidden/>
     <w:unhideWhenUsed/>
   </w:style>
+  <w:style w:type="character" w:customStyle="1" w:styleId="Heading1Char">
+    <w:name w:val="Heading 1 Char"/>
+    <w:basedOn w:val="DefaultParagraphFont"/>
+    <w:link w:val="Heading1"/>
+    <w:uiPriority w:val="9"/>
+    <w:rsid w:val="00A43715"/>
+    <w:rPr>
+      <w:rFonts w:asciiTheme="majorHAnsi" w:eastAsiaTheme="majorEastAsia" w:hAnsiTheme="majorHAnsi" w:cstheme="majorBidi"/>
+      <w:color w:val="2F5496" w:themeColor="accent1" w:themeShade="BF"/>
+      <w:sz w:val="40"/>
+      <w:szCs w:val="40"/>
+    </w:rPr>
+  </w:style>
+  <w:style w:type="character" w:customStyle="1" w:styleId="Heading2Char">
+    <w:name w:val="Heading 2 Char"/>
+    <w:basedOn w:val="DefaultParagraphFont"/>
+    <w:link w:val="Heading2"/>
+    <w:uiPriority w:val="9"/>
+    <w:semiHidden/>
+    <w:rsid w:val="00A43715"/>
+    <w:rPr>
+      <w:rFonts w:asciiTheme="majorHAnsi" w:eastAsiaTheme="majorEastAsia" w:hAnsiTheme="majorHAnsi" w:cstheme="majorBidi"/>
+      <w:color w:val="2F5496" w:themeColor="accent1" w:themeShade="BF"/>
+      <w:sz w:val="32"/>
+      <w:szCs w:val="32"/>
+    </w:rPr>
+  </w:style>
+  <w:style w:type="character" w:customStyle="1" w:styleId="Heading3Char">
+    <w:name w:val="Heading 3 Char"/>
+    <w:basedOn w:val="DefaultParagraphFont"/>
+    <w:link w:val="Heading3"/>
+    <w:uiPriority w:val="9"/>
+    <w:semiHidden/>
+    <w:rsid w:val="00A43715"/>
+    <w:rPr>
+      <w:rFonts w:eastAsiaTheme="majorEastAsia" w:cstheme="majorBidi"/>
+      <w:color w:val="2F5496" w:themeColor="accent1" w:themeShade="BF"/>
+      <w:sz w:val="28"/>
+      <w:szCs w:val="28"/>
+    </w:rPr>
+  </w:style>
+  <w:style w:type="character" w:customStyle="1" w:styleId="Heading4Char">
+    <w:name w:val="Heading 4 Char"/>
+    <w:basedOn w:val="DefaultParagraphFont"/>
+    <w:link w:val="Heading4"/>
+    <w:uiPriority w:val="9"/>
+    <w:semiHidden/>
+    <w:rsid w:val="00A43715"/>
+    <w:rPr>
+      <w:rFonts w:eastAsiaTheme="majorEastAsia" w:cstheme="majorBidi"/>
+      <w:i/>
+      <w:iCs/>
+      <w:color w:val="2F5496" w:themeColor="accent1" w:themeShade="BF"/>
+    </w:rPr>
+  </w:style>
+  <w:style w:type="character" w:customStyle="1" w:styleId="Heading5Char">
+    <w:name w:val="Heading 5 Char"/>
+    <w:basedOn w:val="DefaultParagraphFont"/>
+    <w:link w:val="Heading5"/>
+    <w:uiPriority w:val="9"/>
+    <w:semiHidden/>
+    <w:rsid w:val="00A43715"/>
+    <w:rPr>
+      <w:rFonts w:eastAsiaTheme="majorEastAsia" w:cstheme="majorBidi"/>
+      <w:color w:val="2F5496" w:themeColor="accent1" w:themeShade="BF"/>
+    </w:rPr>
+  </w:style>
+  <w:style w:type="character" w:customStyle="1" w:styleId="Heading6Char">
+    <w:name w:val="Heading 6 Char"/>
+    <w:basedOn w:val="DefaultParagraphFont"/>
+    <w:link w:val="Heading6"/>
+    <w:uiPriority w:val="9"/>
+    <w:semiHidden/>
+    <w:rsid w:val="00A43715"/>
+    <w:rPr>
+      <w:rFonts w:eastAsiaTheme="majorEastAsia" w:cstheme="majorBidi"/>
+      <w:i/>
+      <w:iCs/>
+      <w:color w:val="595959" w:themeColor="text1" w:themeTint="A6"/>
+    </w:rPr>
+  </w:style>
+  <w:style w:type="character" w:customStyle="1" w:styleId="Heading7Char">
+    <w:name w:val="Heading 7 Char"/>
+    <w:basedOn w:val="DefaultParagraphFont"/>
+    <w:link w:val="Heading7"/>
+    <w:uiPriority w:val="9"/>
+    <w:semiHidden/>
+    <w:rsid w:val="00A43715"/>
+    <w:rPr>
+      <w:rFonts w:eastAsiaTheme="majorEastAsia" w:cstheme="majorBidi"/>
+      <w:color w:val="595959" w:themeColor="text1" w:themeTint="A6"/>
+    </w:rPr>
+  </w:style>
+  <w:style w:type="character" w:customStyle="1" w:styleId="Heading8Char">
+    <w:name w:val="Heading 8 Char"/>
+    <w:basedOn w:val="DefaultParagraphFont"/>
+    <w:link w:val="Heading8"/>
+    <w:uiPriority w:val="9"/>
+    <w:semiHidden/>
+    <w:rsid w:val="00A43715"/>
+    <w:rPr>
+      <w:rFonts w:eastAsiaTheme="majorEastAsia" w:cstheme="majorBidi"/>
+      <w:i/>
+      <w:iCs/>
+      <w:color w:val="272727" w:themeColor="text1" w:themeTint="D8"/>
+    </w:rPr>
+  </w:style>
+  <w:style w:type="character" w:customStyle="1" w:styleId="Heading9Char">
+    <w:name w:val="Heading 9 Char"/>
+    <w:basedOn w:val="DefaultParagraphFont"/>
+    <w:link w:val="Heading9"/>
+    <w:uiPriority w:val="9"/>
+    <w:semiHidden/>
+    <w:rsid w:val="00A43715"/>
+    <w:rPr>
+      <w:rFonts w:eastAsiaTheme="majorEastAsia" w:cstheme="majorBidi"/>
+      <w:color w:val="272727" w:themeColor="text1" w:themeTint="D8"/>
+    </w:rPr>
+  </w:style>
   <w:style w:type="paragraph" w:styleId="Title">
     <w:name w:val="Title"/>
     <w:basedOn w:val="Normal"/>
     <w:next w:val="Normal"/>
+    <w:link w:val="TitleChar"/>
     <w:uiPriority w:val="10"/>
     <w:qFormat/>
+    <w:rsid w:val="00A43715"/>
     <w:pPr>
-      <w:keepNext/>
-      <w:keepLines/>
-      <w:spacing w:before="480" w:after="120"/>
+      <w:spacing w:after="80" w:line="240" w:lineRule="auto"/>
+      <w:contextualSpacing/>
     </w:pPr>
     <w:rPr>
-      <w:b/>
-      <w:sz w:val="72"/>
-      <w:szCs w:val="72"/>
+      <w:rFonts w:asciiTheme="majorHAnsi" w:eastAsiaTheme="majorEastAsia" w:hAnsiTheme="majorHAnsi" w:cstheme="majorBidi"/>
+      <w:spacing w:val="-10"/>
+      <w:kern w:val="28"/>
+      <w:sz w:val="56"/>
+      <w:szCs w:val="56"/>
+    </w:rPr>
+  </w:style>
+  <w:style w:type="character" w:customStyle="1" w:styleId="TitleChar">
+    <w:name w:val="Title Char"/>
+    <w:basedOn w:val="DefaultParagraphFont"/>
+    <w:link w:val="Title"/>
+    <w:uiPriority w:val="10"/>
+    <w:rsid w:val="00A43715"/>
+    <w:rPr>
+      <w:rFonts w:asciiTheme="majorHAnsi" w:eastAsiaTheme="majorEastAsia" w:hAnsiTheme="majorHAnsi" w:cstheme="majorBidi"/>
+      <w:spacing w:val="-10"/>
+      <w:kern w:val="28"/>
+      <w:sz w:val="56"/>
+      <w:szCs w:val="56"/>
     </w:rPr>
   </w:style>
   <w:style w:type="paragraph" w:styleId="Subtitle">
     <w:name w:val="Subtitle"/>
     <w:basedOn w:val="Normal"/>
     <w:next w:val="Normal"/>
+    <w:link w:val="SubtitleChar"/>
     <w:uiPriority w:val="11"/>
     <w:qFormat/>
+    <w:rsid w:val="00A43715"/>
     <w:pPr>
-      <w:spacing w:after="60"/>
+      <w:numPr>
+        <w:ilvl w:val="1"/>
+      </w:numPr>
+    </w:pPr>
+    <w:rPr>
+      <w:rFonts w:eastAsiaTheme="majorEastAsia" w:cstheme="majorBidi"/>
+      <w:color w:val="595959" w:themeColor="text1" w:themeTint="A6"/>
+      <w:spacing w:val="15"/>
+      <w:sz w:val="28"/>
+      <w:szCs w:val="28"/>
+    </w:rPr>
+  </w:style>
+  <w:style w:type="character" w:customStyle="1" w:styleId="SubtitleChar">
+    <w:name w:val="Subtitle Char"/>
+    <w:basedOn w:val="DefaultParagraphFont"/>
+    <w:link w:val="Subtitle"/>
+    <w:uiPriority w:val="11"/>
+    <w:rsid w:val="00A43715"/>
+    <w:rPr>
+      <w:rFonts w:eastAsiaTheme="majorEastAsia" w:cstheme="majorBidi"/>
+      <w:color w:val="595959" w:themeColor="text1" w:themeTint="A6"/>
+      <w:spacing w:val="15"/>
+      <w:sz w:val="28"/>
+      <w:szCs w:val="28"/>
+    </w:rPr>
+  </w:style>
+  <w:style w:type="paragraph" w:styleId="Quote">
+    <w:name w:val="Quote"/>
+    <w:basedOn w:val="Normal"/>
+    <w:next w:val="Normal"/>
+    <w:link w:val="QuoteChar"/>
+    <w:uiPriority w:val="29"/>
+    <w:qFormat/>
+    <w:rsid w:val="00A43715"/>
+    <w:pPr>
+      <w:spacing w:before="160"/>
       <w:jc w:val="center"/>
     </w:pPr>
     <w:rPr>
-      <w:rFonts w:ascii="Cambria" w:eastAsia="Cambria" w:hAnsi="Cambria" w:cs="Cambria"/>
-    </w:rPr>
-  </w:style>
-  <w:style w:type="paragraph" w:styleId="Footer">
-    <w:name w:val="footer"/>
+      <w:i/>
+      <w:iCs/>
+      <w:color w:val="404040" w:themeColor="text1" w:themeTint="BF"/>
+    </w:rPr>
+  </w:style>
+  <w:style w:type="character" w:customStyle="1" w:styleId="QuoteChar">
+    <w:name w:val="Quote Char"/>
+    <w:basedOn w:val="DefaultParagraphFont"/>
+    <w:link w:val="Quote"/>
+    <w:uiPriority w:val="29"/>
+    <w:rsid w:val="00A43715"/>
+    <w:rPr>
+      <w:i/>
+      <w:iCs/>
+      <w:color w:val="404040" w:themeColor="text1" w:themeTint="BF"/>
+    </w:rPr>
+  </w:style>
+  <w:style w:type="paragraph" w:styleId="ListParagraph">
+    <w:name w:val="List Paragraph"/>
     <w:basedOn w:val="Normal"/>
-    <w:link w:val="FooterChar"/>
-    <w:uiPriority w:val="99"/>
-    <w:unhideWhenUsed/>
-    <w:rsid w:val="00E72230"/>
+    <w:uiPriority w:val="34"/>
+    <w:qFormat/>
+    <w:rsid w:val="00A43715"/>
     <w:pPr>
-      <w:tabs>
-        <w:tab w:val="center" w:pos="4680"/>
-        <w:tab w:val="right" w:pos="9360"/>
-      </w:tabs>
+      <w:ind w:left="720"/>
+      <w:contextualSpacing/>
     </w:pPr>
   </w:style>
-  <w:style w:type="character" w:customStyle="1" w:styleId="FooterChar">
-    <w:name w:val="Footer Char"/>
-    <w:basedOn w:val="DefaultParagraphFont"/>
-    <w:link w:val="Footer"/>
-    <w:uiPriority w:val="99"/>
-    <w:rsid w:val="00E72230"/>
-  </w:style>
-  <w:style w:type="paragraph" w:styleId="Header">
-    <w:name w:val="header"/>
+  <w:style w:type="character" w:styleId="IntenseEmphasis">
+    <w:name w:val="Intense Emphasis"/>
+    <w:basedOn w:val="DefaultParagraphFont"/>
+    <w:uiPriority w:val="21"/>
+    <w:qFormat/>
+    <w:rsid w:val="00A43715"/>
+    <w:rPr>
+      <w:i/>
+      <w:iCs/>
+      <w:color w:val="2F5496" w:themeColor="accent1" w:themeShade="BF"/>
+    </w:rPr>
+  </w:style>
+  <w:style w:type="paragraph" w:styleId="IntenseQuote">
+    <w:name w:val="Intense Quote"/>
     <w:basedOn w:val="Normal"/>
-    <w:link w:val="HeaderChar"/>
-    <w:uiPriority w:val="99"/>
-    <w:unhideWhenUsed/>
-    <w:rsid w:val="00E72230"/>
+    <w:next w:val="Normal"/>
+    <w:link w:val="IntenseQuoteChar"/>
+    <w:uiPriority w:val="30"/>
+    <w:qFormat/>
+    <w:rsid w:val="00A43715"/>
     <w:pPr>
-      <w:tabs>
-        <w:tab w:val="center" w:pos="4680"/>
-        <w:tab w:val="right" w:pos="9360"/>
-      </w:tabs>
+      <w:pBdr>
+        <w:top w:val="single" w:sz="4" w:space="10" w:color="2F5496" w:themeColor="accent1" w:themeShade="BF"/>
+        <w:bottom w:val="single" w:sz="4" w:space="10" w:color="2F5496" w:themeColor="accent1" w:themeShade="BF"/>
+      </w:pBdr>
+      <w:spacing w:before="360" w:after="360"/>
+      <w:ind w:left="864" w:right="864"/>
+      <w:jc w:val="center"/>
     </w:pPr>
-  </w:style>
-  <w:style w:type="character" w:customStyle="1" w:styleId="HeaderChar">
-    <w:name w:val="Header Char"/>
-    <w:basedOn w:val="DefaultParagraphFont"/>
-    <w:link w:val="Header"/>
-    <w:uiPriority w:val="99"/>
-    <w:rsid w:val="00E72230"/>
-  </w:style>
-  <w:style w:type="character" w:styleId="Hyperlink">
-    <w:name w:val="Hyperlink"/>
-    <w:rsid w:val="0007386D"/>
-    <w:rPr>
-      <w:color w:val="0000FF"/>
-      <w:u w:val="single"/>
+    <w:rPr>
+      <w:i/>
+      <w:iCs/>
+      <w:color w:val="2F5496" w:themeColor="accent1" w:themeShade="BF"/>
+    </w:rPr>
+  </w:style>
+  <w:style w:type="character" w:customStyle="1" w:styleId="IntenseQuoteChar">
+    <w:name w:val="Intense Quote Char"/>
+    <w:basedOn w:val="DefaultParagraphFont"/>
+    <w:link w:val="IntenseQuote"/>
+    <w:uiPriority w:val="30"/>
+    <w:rsid w:val="00A43715"/>
+    <w:rPr>
+      <w:i/>
+      <w:iCs/>
+      <w:color w:val="2F5496" w:themeColor="accent1" w:themeShade="BF"/>
+    </w:rPr>
+  </w:style>
+  <w:style w:type="character" w:styleId="IntenseReference">
+    <w:name w:val="Intense Reference"/>
+    <w:basedOn w:val="DefaultParagraphFont"/>
+    <w:uiPriority w:val="32"/>
+    <w:qFormat/>
+    <w:rsid w:val="00A43715"/>
+    <w:rPr>
+      <w:b/>
+      <w:bCs/>
+      <w:smallCaps/>
+      <w:color w:val="2F5496" w:themeColor="accent1" w:themeShade="BF"/>
+      <w:spacing w:val="5"/>
     </w:rPr>
   </w:style>
 </w:styles>
@@ -1028,44 +1028,44 @@
         <a:sysClr val="window" lastClr="FFFFFF"/>
       </a:lt1>
       <a:dk2>
-        <a:srgbClr val="1F497D"/>
+        <a:srgbClr val="44546A"/>
       </a:dk2>
       <a:lt2>
-        <a:srgbClr val="EEECE1"/>
+        <a:srgbClr val="E7E6E6"/>
       </a:lt2>
       <a:accent1>
-        <a:srgbClr val="4F81BD"/>
+        <a:srgbClr val="4472C4"/>
       </a:accent1>
       <a:accent2>
-        <a:srgbClr val="C0504D"/>
+        <a:srgbClr val="ED7D31"/>
       </a:accent2>
       <a:accent3>
-        <a:srgbClr val="9BBB59"/>
+        <a:srgbClr val="A5A5A5"/>
       </a:accent3>
       <a:accent4>
-        <a:srgbClr val="8064A2"/>
+        <a:srgbClr val="FFC000"/>
       </a:accent4>
       <a:accent5>
-        <a:srgbClr val="4BACC6"/>
+        <a:srgbClr val="5B9BD5"/>
       </a:accent5>
       <a:accent6>
-        <a:srgbClr val="F79646"/>
+        <a:srgbClr val="70AD47"/>
       </a:accent6>
       <a:hlink>
-        <a:srgbClr val="0000FF"/>
+        <a:srgbClr val="0563C1"/>
       </a:hlink>
       <a:folHlink>
-        <a:srgbClr val="800080"/>
+        <a:srgbClr val="954F72"/>
       </a:folHlink>
     </a:clrScheme>
     <a:fontScheme name="Office">
       <a:majorFont>
-        <a:latin typeface="Calibri"/>
+        <a:latin typeface="Calibri Light" panose="020F0302020204030204"/>
         <a:ea typeface=""/>
         <a:cs typeface=""/>
-        <a:font script="Jpan" typeface="ＭＳ ゴシック"/>
+        <a:font script="Jpan" typeface="游ゴシック Light"/>
         <a:font script="Hang" typeface="맑은 고딕"/>
-        <a:font script="Hans" typeface="宋体"/>
+        <a:font script="Hans" typeface="等线 Light"/>
         <a:font script="Hant" typeface="新細明體"/>
         <a:font script="Arab" typeface="Times New Roman"/>
         <a:font script="Hebr" typeface="Times New Roman"/>
@@ -1093,14 +1093,31 @@
         <a:font script="Viet" typeface="Times New Roman"/>
         <a:font script="Uigh" typeface="Microsoft Uighur"/>
         <a:font script="Geor" typeface="Sylfaen"/>
+        <a:font script="Armn" typeface="Arial"/>
+        <a:font script="Bugi" typeface="Leelawadee UI"/>
+        <a:font script="Bopo" typeface="Microsoft JhengHei"/>
+        <a:font script="Java" typeface="Javanese Text"/>
+        <a:font script="Lisu" typeface="Segoe UI"/>
+        <a:font script="Mymr" typeface="Myanmar Text"/>
+        <a:font script="Nkoo" typeface="Ebrima"/>
+        <a:font script="Olck" typeface="Nirmala UI"/>
+        <a:font script="Osma" typeface="Ebrima"/>
+        <a:font script="Phag" typeface="Phagspa"/>
+        <a:font script="Syrn" typeface="Estrangelo Edessa"/>
+        <a:font script="Syrj" typeface="Estrangelo Edessa"/>
+        <a:font script="Syre" typeface="Estrangelo Edessa"/>
+        <a:font script="Sora" typeface="Nirmala UI"/>
+        <a:font script="Tale" typeface="Microsoft Tai Le"/>
+        <a:font script="Talu" typeface="Microsoft New Tai Lue"/>
+        <a:font script="Tfng" typeface="Ebrima"/>
       </a:majorFont>
       <a:minorFont>
-        <a:latin typeface="Cambria"/>
+        <a:latin typeface="Calibri" panose="020F0502020204030204"/>
         <a:ea typeface=""/>
         <a:cs typeface=""/>
-        <a:font script="Jpan" typeface="ＭＳ 明朝"/>
+        <a:font script="Jpan" typeface="游ゴシック"/>
         <a:font script="Hang" typeface="맑은 고딕"/>
-        <a:font script="Hans" typeface="宋体"/>
+        <a:font script="Hans" typeface="等线"/>
         <a:font script="Hant" typeface="新細明體"/>
         <a:font script="Arab" typeface="Arial"/>
         <a:font script="Hebr" typeface="Arial"/>
@@ -1128,6 +1145,23 @@
         <a:font script="Viet" typeface="Arial"/>
         <a:font script="Uigh" typeface="Microsoft Uighur"/>
         <a:font script="Geor" typeface="Sylfaen"/>
+        <a:font script="Armn" typeface="Arial"/>
+        <a:font script="Bugi" typeface="Leelawadee UI"/>
+        <a:font script="Bopo" typeface="Microsoft JhengHei"/>
+        <a:font script="Java" typeface="Javanese Text"/>
+        <a:font script="Lisu" typeface="Segoe UI"/>
+        <a:font script="Mymr" typeface="Myanmar Text"/>
+        <a:font script="Nkoo" typeface="Ebrima"/>
+        <a:font script="Olck" typeface="Nirmala UI"/>
+        <a:font script="Osma" typeface="Ebrima"/>
+        <a:font script="Phag" typeface="Phagspa"/>
+        <a:font script="Syrn" typeface="Estrangelo Edessa"/>
+        <a:font script="Syrj" typeface="Estrangelo Edessa"/>
+        <a:font script="Syre" typeface="Estrangelo Edessa"/>
+        <a:font script="Sora" typeface="Nirmala UI"/>
+        <a:font script="Tale" typeface="Microsoft Tai Le"/>
+        <a:font script="Talu" typeface="Microsoft New Tai Lue"/>
+        <a:font script="Tfng" typeface="Ebrima"/>
       </a:minorFont>
     </a:fontScheme>
     <a:fmtScheme name="Office">
@@ -1139,212 +1173,141 @@
           <a:gsLst>
             <a:gs pos="0">
               <a:schemeClr val="phClr">
-                <a:tint val="50000"/>
-                <a:satMod val="300000"/>
+                <a:lumMod val="110000"/>
+                <a:satMod val="105000"/>
+                <a:tint val="67000"/>
               </a:schemeClr>
             </a:gs>
-            <a:gs pos="35000">
+            <a:gs pos="50000">
               <a:schemeClr val="phClr">
-                <a:tint val="37000"/>
-                <a:satMod val="300000"/>
+                <a:lumMod val="105000"/>
+                <a:satMod val="103000"/>
+                <a:tint val="73000"/>
               </a:schemeClr>
             </a:gs>
             <a:gs pos="100000">
               <a:schemeClr val="phClr">
-                <a:tint val="15000"/>
-                <a:satMod val="350000"/>
+                <a:lumMod val="105000"/>
+                <a:satMod val="109000"/>
+                <a:tint val="81000"/>
               </a:schemeClr>
             </a:gs>
           </a:gsLst>
-          <a:lin ang="16200000" scaled="1"/>
+          <a:lin ang="5400000" scaled="0"/>
         </a:gradFill>
         <a:gradFill rotWithShape="1">
           <a:gsLst>
             <a:gs pos="0">
               <a:schemeClr val="phClr">
-                <a:tint val="100000"/>
+                <a:satMod val="103000"/>
+                <a:lumMod val="102000"/>
+                <a:tint val="94000"/>
+              </a:schemeClr>
+            </a:gs>
+            <a:gs pos="50000">
+              <a:schemeClr val="phClr">
+                <a:satMod val="110000"/>
+                <a:lumMod val="100000"/>
                 <a:shade val="100000"/>
-                <a:satMod val="130000"/>
               </a:schemeClr>
             </a:gs>
             <a:gs pos="100000">
               <a:schemeClr val="phClr">
-                <a:tint val="50000"/>
-                <a:shade val="100000"/>
-                <a:satMod val="350000"/>
+                <a:lumMod val="99000"/>
+                <a:satMod val="120000"/>
+                <a:shade val="78000"/>
               </a:schemeClr>
             </a:gs>
           </a:gsLst>
-          <a:lin ang="16200000" scaled="0"/>
+          <a:lin ang="5400000" scaled="0"/>
         </a:gradFill>
       </a:fillStyleLst>
       <a:lnStyleLst>
-        <a:ln w="9525" cap="flat" cmpd="sng" algn="ctr">
-          <a:solidFill>
-            <a:schemeClr val="phClr">
-              <a:shade val="95000"/>
-              <a:satMod val="105000"/>
-            </a:schemeClr>
-          </a:solidFill>
-          <a:prstDash val="solid"/>
-        </a:ln>
-        <a:ln w="25400" cap="flat" cmpd="sng" algn="ctr">
+        <a:ln w="6350" cap="flat" cmpd="sng" algn="ctr">
           <a:solidFill>
             <a:schemeClr val="phClr"/>
           </a:solidFill>
           <a:prstDash val="solid"/>
+          <a:miter lim="800000"/>
         </a:ln>
-        <a:ln w="38100" cap="flat" cmpd="sng" algn="ctr">
+        <a:ln w="12700" cap="flat" cmpd="sng" algn="ctr">
           <a:solidFill>
             <a:schemeClr val="phClr"/>
           </a:solidFill>
           <a:prstDash val="solid"/>
+          <a:miter lim="800000"/>
+        </a:ln>
+        <a:ln w="19050" cap="flat" cmpd="sng" algn="ctr">
+          <a:solidFill>
+            <a:schemeClr val="phClr"/>
+          </a:solidFill>
+          <a:prstDash val="solid"/>
+          <a:miter lim="800000"/>
         </a:ln>
       </a:lnStyleLst>
       <a:effectStyleLst>
         <a:effectStyle>
+          <a:effectLst/>
+        </a:effectStyle>
+        <a:effectStyle>
+          <a:effectLst/>
+        </a:effectStyle>
+        <a:effectStyle>
           <a:effectLst>
-            <a:outerShdw blurRad="40000" dist="20000" dir="5400000" rotWithShape="0">
+            <a:outerShdw blurRad="57150" dist="19050" dir="5400000" algn="ctr" rotWithShape="0">
               <a:srgbClr val="000000">
-                <a:alpha val="38000"/>
+                <a:alpha val="63000"/>
               </a:srgbClr>
             </a:outerShdw>
           </a:effectLst>
-        </a:effectStyle>
-        <a:effectStyle>
-          <a:effectLst>
-            <a:outerShdw blurRad="40000" dist="23000" dir="5400000" rotWithShape="0">
-              <a:srgbClr val="000000">
-                <a:alpha val="35000"/>
-              </a:srgbClr>
-            </a:outerShdw>
-          </a:effectLst>
-        </a:effectStyle>
-        <a:effectStyle>
-          <a:effectLst>
-            <a:outerShdw blurRad="40000" dist="23000" dir="5400000" rotWithShape="0">
-              <a:srgbClr val="000000">
-                <a:alpha val="35000"/>
-              </a:srgbClr>
-            </a:outerShdw>
-          </a:effectLst>
-          <a:scene3d>
-            <a:camera prst="orthographicFront">
-              <a:rot lat="0" lon="0" rev="0"/>
-            </a:camera>
-            <a:lightRig rig="threePt" dir="t">
-              <a:rot lat="0" lon="0" rev="1200000"/>
-            </a:lightRig>
-          </a:scene3d>
-          <a:sp3d>
-            <a:bevelT w="63500" h="25400"/>
-          </a:sp3d>
         </a:effectStyle>
       </a:effectStyleLst>
       <a:bgFillStyleLst>
         <a:solidFill>
           <a:schemeClr val="phClr"/>
         </a:solidFill>
+        <a:solidFill>
+          <a:schemeClr val="phClr">
+            <a:tint val="95000"/>
+            <a:satMod val="170000"/>
+          </a:schemeClr>
+        </a:solidFill>
         <a:gradFill rotWithShape="1">
           <a:gsLst>
             <a:gs pos="0">
               <a:schemeClr val="phClr">
-                <a:tint val="40000"/>
-                <a:satMod val="350000"/>
+                <a:tint val="93000"/>
+                <a:satMod val="150000"/>
+                <a:shade val="98000"/>
+                <a:lumMod val="102000"/>
               </a:schemeClr>
             </a:gs>
-            <a:gs pos="40000">
+            <a:gs pos="50000">
               <a:schemeClr val="phClr">
-                <a:tint val="45000"/>
-                <a:shade val="99000"/>
-                <a:satMod val="350000"/>
+                <a:tint val="98000"/>
+                <a:satMod val="130000"/>
+                <a:shade val="90000"/>
+                <a:lumMod val="103000"/>
               </a:schemeClr>
             </a:gs>
             <a:gs pos="100000">
               <a:schemeClr val="phClr">
-                <a:shade val="20000"/>
-                <a:satMod val="255000"/>
+                <a:shade val="63000"/>
+                <a:satMod val="120000"/>
               </a:schemeClr>
             </a:gs>
           </a:gsLst>
-          <a:path path="circle">
-            <a:fillToRect l="50000" t="-80000" r="50000" b="180000"/>
-          </a:path>
-        </a:gradFill>
-        <a:gradFill rotWithShape="1">
-          <a:gsLst>
-            <a:gs pos="0">
-              <a:schemeClr val="phClr">
-                <a:tint val="80000"/>
-                <a:satMod val="300000"/>
-              </a:schemeClr>
-            </a:gs>
-            <a:gs pos="100000">
-              <a:schemeClr val="phClr">
-                <a:shade val="30000"/>
-                <a:satMod val="200000"/>
-              </a:schemeClr>
-            </a:gs>
-          </a:gsLst>
-          <a:path path="circle">
-            <a:fillToRect l="50000" t="50000" r="50000" b="50000"/>
-          </a:path>
+          <a:lin ang="5400000" scaled="0"/>
         </a:gradFill>
       </a:bgFillStyleLst>
     </a:fmtScheme>
   </a:themeElements>
-  <a:objectDefaults>
-    <a:spDef>
-      <a:spPr/>
-      <a:bodyPr/>
-      <a:lstStyle/>
-      <a:style>
-        <a:lnRef idx="1">
-          <a:schemeClr val="accent1"/>
-        </a:lnRef>
-        <a:fillRef idx="3">
-          <a:schemeClr val="accent1"/>
-        </a:fillRef>
-        <a:effectRef idx="2">
-          <a:schemeClr val="accent1"/>
-        </a:effectRef>
-        <a:fontRef idx="minor">
-          <a:schemeClr val="lt1"/>
-        </a:fontRef>
-      </a:style>
-    </a:spDef>
-    <a:lnDef>
-      <a:spPr/>
-      <a:bodyPr/>
-      <a:lstStyle/>
-      <a:style>
-        <a:lnRef idx="2">
-          <a:schemeClr val="accent1"/>
-        </a:lnRef>
-        <a:fillRef idx="0">
-          <a:schemeClr val="accent1"/>
-        </a:fillRef>
-        <a:effectRef idx="1">
-          <a:schemeClr val="accent1"/>
-        </a:effectRef>
-        <a:fontRef idx="minor">
-          <a:schemeClr val="tx1"/>
-        </a:fontRef>
-      </a:style>
-    </a:lnDef>
-  </a:objectDefaults>
+  <a:objectDefaults/>
   <a:extraClrSchemeLst/>
+  <a:extLst>
+    <a:ext uri="{05A4C25C-085E-4340-85A3-A5531E510DB2}">
+      <thm15:themeFamily xmlns:thm15="http://schemas.microsoft.com/office/thememl/2012/main" name="Office Theme" id="{62F939B6-93AF-4DB8-9C6B-D6C7DFDC589F}" vid="{4A3C46E8-61CC-4603-A589-7422A47A8E4A}"/>
+    </a:ext>
+  </a:extLst>
 </a:theme>
-</file>
-
-<file path=customXml/item1.xml><?xml version="1.0" encoding="utf-8"?>
-<b:Sources xmlns:b="http://schemas.openxmlformats.org/officeDocument/2006/bibliography" xmlns="http://schemas.openxmlformats.org/officeDocument/2006/bibliography" SelectedStyle="\APASixthEditionOfficeOnline.xsl" StyleName="APA" Version="6"/>
-</file>
-
-<file path=customXml/itemProps1.xml><?xml version="1.0" encoding="utf-8"?>
-<ds:datastoreItem xmlns:ds="http://schemas.openxmlformats.org/officeDocument/2006/customXml" ds:itemID="{B3E3FB2A-1361-4F5C-BF62-8A4B3BBF2DB0}">
-  <ds:schemaRefs>
-    <ds:schemaRef ds:uri="http://schemas.openxmlformats.org/officeDocument/2006/bibliography"/>
-  </ds:schemaRefs>
-</ds:datastoreItem>
 </file>
--- a/storage/app/private/templates/aktif_kuliah_v1.docx
+++ b/storage/app/private/templates/aktif_kuliah_v1.docx
@@ -3,101 +3,395 @@
 <w:document xmlns:wpc="http://schemas.microsoft.com/office/word/2010/wordprocessingCanvas" xmlns:cx="http://schemas.microsoft.com/office/drawing/2014/chartex" xmlns:cx1="http://schemas.microsoft.com/office/drawing/2015/9/8/chartex" xmlns:cx2="http://schemas.microsoft.com/office/drawing/2015/10/21/chartex" xmlns:cx3="http://schemas.microsoft.com/office/drawing/2016/5/9/chartex" xmlns:cx4="http://schemas.microsoft.com/office/drawing/2016/5/10/chartex" xmlns:cx5="http://schemas.microsoft.com/office/drawing/2016/5/11/chartex" xmlns:cx6="http://schemas.microsoft.com/office/drawing/2016/5/12/chartex" xmlns:cx7="http://schemas.microsoft.com/office/drawing/2016/5/13/chartex" xmlns:cx8="http://schemas.microsoft.com/office/drawing/2016/5/14/chartex" xmlns:mc="http://schemas.openxmlformats.org/markup-compatibility/2006" xmlns:aink="http://schemas.microsoft.com/office/drawing/2016/ink" xmlns:am3d="http://schemas.microsoft.com/office/drawing/2017/model3d" xmlns:o="urn:schemas-microsoft-com:office:office" xmlns:oel="http://schemas.microsoft.com/office/2019/extlst" xmlns:r="http://schemas.openxmlformats.org/officeDocument/2006/relationships" xmlns:m="http://schemas.openxmlformats.org/officeDocument/2006/math" xmlns:v="urn:schemas-microsoft-com:vml" xmlns:wp14="http://schemas.microsoft.com/office/word/2010/wordprocessingDrawing" xmlns:wp="http://schemas.openxmlformats.org/drawingml/2006/wordprocessingDrawing" xmlns:w10="urn:schemas-microsoft-com:office:word" xmlns:w="http://schemas.openxmlformats.org/wordprocessingml/2006/main" xmlns:w14="http://schemas.microsoft.com/office/word/2010/wordml" xmlns:w15="http://schemas.microsoft.com/office/word/2012/wordml" xmlns:w16cex="http://schemas.microsoft.com/office/word/2018/wordml/cex" xmlns:w16cid="http://schemas.microsoft.com/office/word/2016/wordml/cid" xmlns:w16="http://schemas.microsoft.com/office/word/2018/wordml" xmlns:w16du="http://schemas.microsoft.com/office/word/2023/wordml/word16du" xmlns:w16sdtdh="http://schemas.microsoft.com/office/word/2020/wordml/sdtdatahash" xmlns:w16sdtfl="http://schemas.microsoft.com/office/word/2024/wordml/sdtformatlock" xmlns:w16se="http://schemas.microsoft.com/office/word/2015/wordml/symex" xmlns:wpg="http://schemas.microsoft.com/office/word/2010/wordprocessingGroup" xmlns:wpi="http://schemas.microsoft.com/office/word/2010/wordprocessingInk" xmlns:wne="http://schemas.microsoft.com/office/word/2006/wordml" xmlns:wps="http://schemas.microsoft.com/office/word/2010/wordprocessingShape" mc:Ignorable="w14 w15 w16se w16cid w16 w16cex w16sdtdh w16sdtfl w16du wp14">
   <w:body>
     <w:p>
-      <w:r>
-        <w:t>NO :</w:t>
-      </w:r>
-      <w:r>
-        <w:t xml:space="preserve"> </w:t>
-      </w:r>
-      <w:r>
-        <w:t>${nomor_urut}</w:t>
-      </w:r>
-      <w:r>
-        <w:t>/</w:t>
-      </w:r>
-      <w:r>
-        <w:t>${kode_institusi}</w:t>
-      </w:r>
-      <w:r>
-        <w:t>/</w:t>
-      </w:r>
-      <w:r>
-        <w:t>${kode_prodi}</w:t>
-      </w:r>
-      <w:r>
-        <w:t>.</w:t>
-      </w:r>
-      <w:r>
-        <w:t>${tanggal_surat}</w:t>
-      </w:r>
-      <w:r>
-        <w:t>.</w:t>
-      </w:r>
-      <w:r>
-        <w:t>${bulan_surat}</w:t>
-      </w:r>
-      <w:r>
-        <w:t>/</w:t>
-      </w:r>
-      <w:r>
-        <w:t>${tahun_surat}</w:t>
-      </w:r>
-    </w:p>
-    <w:p/>
-    <w:p>
-      <w:r>
-        <w:t>Nama :</w:t>
-      </w:r>
-      <w:r>
-        <w:t xml:space="preserve"> </w:t>
-      </w:r>
-      <w:r>
-        <w:t>${nama_mahasiswa}</w:t>
-      </w:r>
-    </w:p>
-    <w:p>
-      <w:r>
-        <w:t>NPM :</w:t>
-      </w:r>
-      <w:r>
-        <w:t xml:space="preserve"> </w:t>
-      </w:r>
-      <w:r>
-        <w:t>${nim}</w:t>
-      </w:r>
-    </w:p>
-    <w:p>
-      <w:r>
-        <w:t>Program Studi :</w:t>
-      </w:r>
-      <w:r>
-        <w:t xml:space="preserve"> </w:t>
-      </w:r>
-      <w:r>
-        <w:t>${nama_prodi}</w:t>
-      </w:r>
-    </w:p>
-    <w:p>
-      <w:r>
-        <w:t>Alamat</w:t>
-      </w:r>
-      <w:r>
-        <w:t xml:space="preserve"> : </w:t>
-      </w:r>
-      <w:r>
-        <w:t>${alamat_mahasiswa}</w:t>
-      </w:r>
-    </w:p>
-    <w:p/>
-    <w:p/>
+      <w:pPr>
+        <w:ind w:left="2160" w:firstLine="720"/>
+        <w:rPr>
+          <w:sz w:val="32"/>
+          <w:szCs w:val="32"/>
+          <w:u w:val="single"/>
+        </w:rPr>
+      </w:pPr>
+      <w:r>
+        <w:rPr>
+          <w:b/>
+          <w:sz w:val="32"/>
+          <w:szCs w:val="32"/>
+          <w:u w:val="single"/>
+        </w:rPr>
+        <w:t>SURAT  KETERANGAN</w:t>
+      </w:r>
+    </w:p>
+    <w:p>
+      <w:pPr>
+        <w:ind w:left="1440" w:firstLine="720"/>
+        <w:rPr>
+          <w:sz w:val="26"/>
+          <w:szCs w:val="26"/>
+        </w:rPr>
+      </w:pPr>
+      <w:r>
+        <w:t xml:space="preserve">         Nomor : ${nomor_surat}/UN${nim}${nim}.F9 /PK.${nip_kaprodi}${nim}.${nip_kaprodi}6/2${nip_kaprodi}25AL</w:t>
+      </w:r>
+      <w:r/>
+      <w:r/>
+      <w:r/>
+      <w:r/>
+      <w:r/>
+      <w:r/>
+      <w:r>
+        <w:rPr>
+          <w:color w:val="FFFFFF"/>
+          <w:sz w:val="28"/>
+          <w:szCs w:val="28"/>
+        </w:rPr>
+      </w:r>
+    </w:p>
+    <w:p>
+      <w:pPr>
+        <w:ind w:right="-540"/>
+        <w:jc w:val="center"/>
+      </w:pPr>
+      <w:r>
+        <w:rPr>
+          <w:color w:val="FFFFFF"/>
+          <w:sz w:val="32"/>
+          <w:szCs w:val="32"/>
+        </w:rPr>
+        <w:t>VERSITAS S</w:t>
+      </w:r>
+    </w:p>
+    <w:p>
+      <w:pPr>
+        <w:jc w:val="both"/>
+      </w:pPr>
+      <w:r>
+        <w:t xml:space="preserve">Dekan ${nama_fakultas} ${nama_universitas} dengan ini menerangkan</w:t>
+      </w:r>
+    </w:p>
+    <w:p>
+      <w:pPr>
+        <w:jc w:val="both"/>
+      </w:pPr>
+      <w:r>
+        <w:t xml:space="preserve"> bahwa :</w:t>
+      </w:r>
+    </w:p>
+    <w:p>
+      <w:pPr>
+        <w:jc w:val="both"/>
+      </w:pPr>
+    </w:p>
+    <w:p>
+      <w:pPr>
+        <w:jc w:val="both"/>
+      </w:pPr>
+    </w:p>
+    <w:p>
+      <w:pPr>
+        <w:spacing w:line="360" w:lineRule="auto"/>
+        <w:jc w:val="both"/>
+      </w:pPr>
+      <w:r>
+        <w:t xml:space="preserve">Nama&lt;/w:r&gt;&lt;w:r w:rsidRPr="${nip_kaprodi}${nip_kaprodi}382EF7"&gt;&lt;w:tab/&gt;&lt;/w:r&gt;&lt;w:r w:rsidRPr="${nip_kaprodi}${nip_kaprodi}382EF7"&gt;&lt;w:tab/&gt;&lt;/w:r&gt;&lt;w:r w:rsidRPr="${nip_kaprodi}${nip_kaprodi}382EF7"&gt;&lt;w:tab/&gt;&lt;w:t xml:space="preserve"&gt;: ${nama_mahasiswa}</w:t>
+      </w:r>
+      <w:r/>
+      <w:r/>
+    </w:p>
+    <w:p>
+      <w:pPr>
+        <w:spacing w:line="360" w:lineRule="auto"/>
+        <w:jc w:val="both"/>
+      </w:pPr>
+      <w:r>
+        <w:t xml:space="preserve">NIM&lt;/w:r&gt;&lt;w:r w:rsidRPr="${nip_kaprodi}${nip_kaprodi}382EF7"&gt;&lt;w:tab/&gt;&lt;/w:r&gt;&lt;w:r w:rsidRPr="${nip_kaprodi}${nip_kaprodi}382EF7"&gt;&lt;w:tab/&gt;&lt;/w:r&gt;&lt;w:r w:rsidRPr="${nip_kaprodi}${nip_kaprodi}382EF7"&gt;&lt;w:tab/&gt;&lt;w:t&gt;: ${nim}9${nim}${nip_kaprodi}${nim}${nip_kaprodi}2${nip_kaprodi}${nim}${nip_kaprodi}${nip_kaprodi}${nim}9</w:t>
+      </w:r>
+      <w:r/>
+      <w:r/>
+      <w:r/>
+    </w:p>
+    <w:p>
+      <w:pPr>
+        <w:spacing w:line="360" w:lineRule="auto"/>
+        <w:jc w:val="both"/>
+      </w:pPr>
+      <w:r>
+        <w:t xml:space="preserve">Jurusan/Program Studi&lt;w:t&gt;: ${nama_prodi}</w:t>
+      </w:r>
+      <w:r/>
+    </w:p>
+    <w:p>
+      <w:pPr>
+        <w:spacing w:line="360" w:lineRule="auto"/>
+        <w:jc w:val="both"/>
+      </w:pPr>
+      <w:r>
+        <w:t xml:space="preserve">Alamat&lt;/w:r&gt;&lt;w:r w:rsidRPr="${nip_kaprodi}${nip_kaprodi}382EF7"&gt;&lt;w:tab/&gt;&lt;/w:r&gt;&lt;w:r w:rsidRPr="${nip_kaprodi}${nip_kaprodi}382EF7"&gt;&lt;w:tab/&gt;&lt;/w:r&gt;&lt;w:r w:rsidRPr="${nip_kaprodi}${nip_kaprodi}382EF7"&gt;&lt;w:tab/&gt;&lt;w:t xml:space="preserve"&gt;: ${alamat_mahasiswa}</w:t>
+      </w:r>
+      <w:r/>
+      <w:r/>
+    </w:p>
+    <w:p>
+      <w:pPr>
+        <w:spacing w:line="360" w:lineRule="auto"/>
+        <w:jc w:val="both"/>
+      </w:pPr>
+    </w:p>
+    <w:p>
+      <w:pPr>
+        <w:spacing w:line="360" w:lineRule="auto"/>
+        <w:jc w:val="both"/>
+      </w:pPr>
+      <w:r>
+        <w:t xml:space="preserve">adalah benar yang tersebut namanya di atas mahasiswa Program Studi ${nama_prodi}  ${nama_fakultas} ${nama_universitas}, terdaftar pada semester Ganjil Tahun Akademik 2${nip_kaprodi}25/2${nip_kaprodi}26.</w:t>
+      </w:r>
+      <w:r/>
+      <w:r/>
+      <w:r/>
+      <w:r/>
+      <w:r/>
+      <w:r/>
+      <w:r/>
+      <w:r/>
+    </w:p>
+    <w:p>
+      <w:pPr>
+        <w:spacing w:line="360" w:lineRule="auto"/>
+        <w:jc w:val="both"/>
+      </w:pPr>
+    </w:p>
+    <w:p>
+      <w:pPr>
+        <w:spacing w:line="360" w:lineRule="auto"/>
+        <w:jc w:val="both"/>
+        <w:rPr>
+          <w:rFonts w:eastAsia="Arial"/>
+        </w:rPr>
+      </w:pPr>
+      <w:r>
+        <w:t xml:space="preserve">Demikian surat keterangan ini dikeluarkan untuk keperluan ${keperluan}.</w:t>
+      </w:r>
+      <w:r/>
+      <w:r/>
+    </w:p>
+    <w:p>
+      <w:pPr>
+        <w:spacing w:line="360" w:lineRule="auto"/>
+        <w:jc w:val="both"/>
+      </w:pPr>
+    </w:p>
+    <w:p>
+      <w:pPr>
+        <w:ind w:left="5760"/>
+      </w:pPr>
+      <w:r>
+        <w:t xml:space="preserve">Banda Aceh, ${nip_kaprodi}${nim} Oktober 2${nip_kaprodi}25</w:t>
+      </w:r>
+      <w:r/>
+      <w:r/>
+    </w:p>
+    <w:p>
+      <w:pPr>
+        <w:ind w:left="5040" w:firstLine="720"/>
+      </w:pPr>
+      <w:r>
+        <w:t/>
+      </w:r>
+    </w:p>
+    <w:p>
+      <w:pPr>
+        <w:ind w:left="5040" w:firstLine="720"/>
+        <w:jc w:val="both"/>
+      </w:pPr>
+      <w:r>
+        <w:t xml:space="preserve">Kepala Program Studi,</w:t>
+      </w:r>
+    </w:p>
+    <w:p>
+      <w:pPr>
+        <w:ind w:firstLine="720"/>
+        <w:jc w:val="both"/>
+      </w:pPr>
+    </w:p>
+    <w:p>
+      <w:pPr>
+        <w:ind w:firstLine="720"/>
+        <w:jc w:val="both"/>
+      </w:pPr>
+    </w:p>
+    <w:p>
+      <w:pPr>
+        <w:ind w:firstLine="720"/>
+        <w:jc w:val="both"/>
+      </w:pPr>
+    </w:p>
+    <w:p>
+      <w:pPr>
+        <w:ind w:firstLine="720"/>
+        <w:jc w:val="both"/>
+      </w:pPr>
+    </w:p>
+    <w:p>
+      <w:pPr>
+        <w:ind w:left="5040" w:firstLine="720"/>
+        <w:jc w:val="both"/>
+      </w:pPr>
+      <w:r>
+        <w:t>${nama_kaprodi}</w:t>
+      </w:r>
+    </w:p>
+    <w:p>
+      <w:pPr>
+        <w:ind w:left="5040" w:firstLine="720"/>
+        <w:jc w:val="both"/>
+      </w:pPr>
+      <w:r>
+        <w:t xml:space="preserve">NIP. ${nip_kaprodi}</w:t>
+      </w:r>
+    </w:p>
+    <w:p>
+      <w:pPr>
+        <w:ind w:firstLine="720"/>
+        <w:jc w:val="both"/>
+      </w:pPr>
+    </w:p>
+    <w:p>
+      <w:pPr>
+        <w:ind w:firstLine="720"/>
+        <w:jc w:val="both"/>
+      </w:pPr>
+    </w:p>
+    <w:p/>
+    <w:p/>
+    <w:p/>
+    <w:p/>
+    <w:p/>
+    <w:p/>
+    <w:p/>
+    <w:p/>
+    <w:p/>
+    <w:p/>
+    <w:p/>
+    <w:p/>
+    <w:p/>
+    <w:p/>
+    <w:p/>
+    <w:p/>
+    <w:p/>
+    <w:p/>
+    <w:p/>
+    <w:p>
+      <w:pPr>
+        <w:rPr>
+          <w:sz w:val="32"/>
+          <w:szCs w:val="32"/>
+          <w:u w:val="single"/>
+        </w:rPr>
+      </w:pPr>
+    </w:p>
+    <w:p>
+      <w:pPr>
+        <w:rPr>
+          <w:sz w:val="32"/>
+          <w:szCs w:val="32"/>
+          <w:u w:val="single"/>
+        </w:rPr>
+      </w:pPr>
+    </w:p>
+    <w:p>
+      <w:pPr>
+        <w:ind w:right="-540"/>
+        <w:jc w:val="center"/>
+      </w:pPr>
+      <w:r>
+        <w:rPr>
+          <w:color w:val="FFFFFF"/>
+          <w:sz w:val="32"/>
+          <w:szCs w:val="32"/>
+        </w:rPr>
+        <w:t>VERSITAS S</w:t>
+      </w:r>
+    </w:p>
     <w:sectPr>
-      <w:pgSz w:w="11906" w:h="16838"/>
-      <w:pgMar w:top="1440" w:right="1440" w:bottom="1440" w:left="1440" w:header="708" w:footer="708" w:gutter="0"/>
-      <w:cols w:space="708"/>
-      <w:docGrid w:linePitch="360"/>
+      <w:headerReference w:type="default" r:id="rId7"/>
+      <w:footerReference w:type="default" r:id="rId8"/>
+      <w:pgSz w:w="12240" w:h="20160"/>
+      <w:pgMar w:top="1418" w:right="851" w:bottom="1134" w:left="1701" w:header="284" w:footer="0" w:gutter="0"/>
+      <w:pgNumType w:start="1"/>
+      <w:cols w:space="720"/>
     </w:sectPr>
   </w:body>
 </w:document>
+</file>
+
+<file path=word/endnotes.xml><?xml version="1.0" encoding="utf-8"?>
+<w:endnotes xmlns:wpc="http://schemas.microsoft.com/office/word/2010/wordprocessingCanvas" xmlns:cx="http://schemas.microsoft.com/office/drawing/2014/chartex" xmlns:cx1="http://schemas.microsoft.com/office/drawing/2015/9/8/chartex" xmlns:cx2="http://schemas.microsoft.com/office/drawing/2015/10/21/chartex" xmlns:cx3="http://schemas.microsoft.com/office/drawing/2016/5/9/chartex" xmlns:cx4="http://schemas.microsoft.com/office/drawing/2016/5/10/chartex" xmlns:cx5="http://schemas.microsoft.com/office/drawing/2016/5/11/chartex" xmlns:cx6="http://schemas.microsoft.com/office/drawing/2016/5/12/chartex" xmlns:cx7="http://schemas.microsoft.com/office/drawing/2016/5/13/chartex" xmlns:cx8="http://schemas.microsoft.com/office/drawing/2016/5/14/chartex" xmlns:mc="http://schemas.openxmlformats.org/markup-compatibility/2006" xmlns:aink="http://schemas.microsoft.com/office/drawing/2016/ink" xmlns:am3d="http://schemas.microsoft.com/office/drawing/2017/model3d" xmlns:o="urn:schemas-microsoft-com:office:office" xmlns:oel="http://schemas.microsoft.com/office/2019/extlst" xmlns:r="http://schemas.openxmlformats.org/officeDocument/2006/relationships" xmlns:m="http://schemas.openxmlformats.org/officeDocument/2006/math" xmlns:v="urn:schemas-microsoft-com:vml" xmlns:wp14="http://schemas.microsoft.com/office/word/2010/wordprocessingDrawing" xmlns:wp="http://schemas.openxmlformats.org/drawingml/2006/wordprocessingDrawing" xmlns:w10="urn:schemas-microsoft-com:office:word" xmlns:w="http://schemas.openxmlformats.org/wordprocessingml/2006/main" xmlns:w14="http://schemas.microsoft.com/office/word/2010/wordml" xmlns:w15="http://schemas.microsoft.com/office/word/2012/wordml" xmlns:w16cex="http://schemas.microsoft.com/office/word/2018/wordml/cex" xmlns:w16cid="http://schemas.microsoft.com/office/word/2016/wordml/cid" xmlns:w16="http://schemas.microsoft.com/office/word/2018/wordml" xmlns:w16du="http://schemas.microsoft.com/office/word/2023/wordml/word16du" xmlns:w16sdtdh="http://schemas.microsoft.com/office/word/2020/wordml/sdtdatahash" xmlns:w16sdtfl="http://schemas.microsoft.com/office/word/2024/wordml/sdtformatlock" xmlns:w16se="http://schemas.microsoft.com/office/word/2015/wordml/symex" xmlns:wpg="http://schemas.microsoft.com/office/word/2010/wordprocessingGroup" xmlns:wpi="http://schemas.microsoft.com/office/word/2010/wordprocessingInk" xmlns:wne="http://schemas.microsoft.com/office/word/2006/wordml" xmlns:wps="http://schemas.microsoft.com/office/word/2010/wordprocessingShape" mc:Ignorable="w14 w15 w16se w16cid w16 w16cex w16sdtdh w16sdtfl w16du wp14">
+  <w:endnote w:type="separator" w:id="-1">
+    <w:p>
+      <w:r>
+        <w:separator/>
+      </w:r>
+    </w:p>
+  </w:endnote>
+  <w:endnote w:type="continuationSeparator" w:id="0">
+    <w:p>
+      <w:r>
+        <w:continuationSeparator/>
+      </w:r>
+    </w:p>
+  </w:endnote>
+</w:endnotes>
+</file>
+
+<file path=word/footer1.xml><?xml version="1.0" encoding="utf-8"?>
+<w:ftr xmlns:wpc="http://schemas.microsoft.com/office/word/2010/wordprocessingCanvas" xmlns:cx="http://schemas.microsoft.com/office/drawing/2014/chartex" xmlns:cx1="http://schemas.microsoft.com/office/drawing/2015/9/8/chartex" xmlns:cx2="http://schemas.microsoft.com/office/drawing/2015/10/21/chartex" xmlns:cx3="http://schemas.microsoft.com/office/drawing/2016/5/9/chartex" xmlns:cx4="http://schemas.microsoft.com/office/drawing/2016/5/10/chartex" xmlns:cx5="http://schemas.microsoft.com/office/drawing/2016/5/11/chartex" xmlns:cx6="http://schemas.microsoft.com/office/drawing/2016/5/12/chartex" xmlns:cx7="http://schemas.microsoft.com/office/drawing/2016/5/13/chartex" xmlns:cx8="http://schemas.microsoft.com/office/drawing/2016/5/14/chartex" xmlns:mc="http://schemas.openxmlformats.org/markup-compatibility/2006" xmlns:aink="http://schemas.microsoft.com/office/drawing/2016/ink" xmlns:am3d="http://schemas.microsoft.com/office/drawing/2017/model3d" xmlns:o="urn:schemas-microsoft-com:office:office" xmlns:oel="http://schemas.microsoft.com/office/2019/extlst" xmlns:r="http://schemas.openxmlformats.org/officeDocument/2006/relationships" xmlns:m="http://schemas.openxmlformats.org/officeDocument/2006/math" xmlns:v="urn:schemas-microsoft-com:vml" xmlns:wp14="http://schemas.microsoft.com/office/word/2010/wordprocessingDrawing" xmlns:wp="http://schemas.openxmlformats.org/drawingml/2006/wordprocessingDrawing" xmlns:w10="urn:schemas-microsoft-com:office:word" xmlns:w="http://schemas.openxmlformats.org/wordprocessingml/2006/main" xmlns:w14="http://schemas.microsoft.com/office/word/2010/wordml" xmlns:w15="http://schemas.microsoft.com/office/word/2012/wordml" xmlns:w16cex="http://schemas.microsoft.com/office/word/2018/wordml/cex" xmlns:w16cid="http://schemas.microsoft.com/office/word/2016/wordml/cid" xmlns:w16="http://schemas.microsoft.com/office/word/2018/wordml" xmlns:w16du="http://schemas.microsoft.com/office/word/2023/wordml/word16du" xmlns:w16sdtdh="http://schemas.microsoft.com/office/word/2020/wordml/sdtdatahash" xmlns:w16sdtfl="http://schemas.microsoft.com/office/word/2024/wordml/sdtformatlock" xmlns:w16se="http://schemas.microsoft.com/office/word/2015/wordml/symex" xmlns:wpg="http://schemas.microsoft.com/office/word/2010/wordprocessingGroup" xmlns:wpi="http://schemas.microsoft.com/office/word/2010/wordprocessingInk" xmlns:wne="http://schemas.microsoft.com/office/word/2006/wordml" xmlns:wps="http://schemas.microsoft.com/office/word/2010/wordprocessingShape" mc:Ignorable="w14 w15 w16se w16cid w16 w16cex w16sdtdh w16sdtfl w16du wp14">
+  <w:p>
+    <w:pPr>
+      <w:pStyle w:val="Footer"/>
+      <w:rPr>
+        <w:lang w:val="en-US"/>
+      </w:rPr>
+    </w:pPr>
+  </w:p>
+  <w:p>
+    <w:pPr>
+      <w:pStyle w:val="Footer"/>
+      <w:rPr>
+        <w:lang w:val="en-US"/>
+      </w:rPr>
+    </w:pPr>
+  </w:p>
+  <w:p>
+    <w:pPr>
+      <w:pStyle w:val="Footer"/>
+      <w:rPr>
+        <w:lang w:val="en-US"/>
+      </w:rPr>
+    </w:pPr>
+  </w:p>
+</w:ftr>
+</file>
+
+<file path=word/footnotes.xml><?xml version="1.0" encoding="utf-8"?>
+<w:footnotes xmlns:wpc="http://schemas.microsoft.com/office/word/2010/wordprocessingCanvas" xmlns:cx="http://schemas.microsoft.com/office/drawing/2014/chartex" xmlns:cx1="http://schemas.microsoft.com/office/drawing/2015/9/8/chartex" xmlns:cx2="http://schemas.microsoft.com/office/drawing/2015/10/21/chartex" xmlns:cx3="http://schemas.microsoft.com/office/drawing/2016/5/9/chartex" xmlns:cx4="http://schemas.microsoft.com/office/drawing/2016/5/10/chartex" xmlns:cx5="http://schemas.microsoft.com/office/drawing/2016/5/11/chartex" xmlns:cx6="http://schemas.microsoft.com/office/drawing/2016/5/12/chartex" xmlns:cx7="http://schemas.microsoft.com/office/drawing/2016/5/13/chartex" xmlns:cx8="http://schemas.microsoft.com/office/drawing/2016/5/14/chartex" xmlns:mc="http://schemas.openxmlformats.org/markup-compatibility/2006" xmlns:aink="http://schemas.microsoft.com/office/drawing/2016/ink" xmlns:am3d="http://schemas.microsoft.com/office/drawing/2017/model3d" xmlns:o="urn:schemas-microsoft-com:office:office" xmlns:oel="http://schemas.microsoft.com/office/2019/extlst" xmlns:r="http://schemas.openxmlformats.org/officeDocument/2006/relationships" xmlns:m="http://schemas.openxmlformats.org/officeDocument/2006/math" xmlns:v="urn:schemas-microsoft-com:vml" xmlns:wp14="http://schemas.microsoft.com/office/word/2010/wordprocessingDrawing" xmlns:wp="http://schemas.openxmlformats.org/drawingml/2006/wordprocessingDrawing" xmlns:w10="urn:schemas-microsoft-com:office:word" xmlns:w="http://schemas.openxmlformats.org/wordprocessingml/2006/main" xmlns:w14="http://schemas.microsoft.com/office/word/2010/wordml" xmlns:w15="http://schemas.microsoft.com/office/word/2012/wordml" xmlns:w16cex="http://schemas.microsoft.com/office/word/2018/wordml/cex" xmlns:w16cid="http://schemas.microsoft.com/office/word/2016/wordml/cid" xmlns:w16="http://schemas.microsoft.com/office/word/2018/wordml" xmlns:w16du="http://schemas.microsoft.com/office/word/2023/wordml/word16du" xmlns:w16sdtdh="http://schemas.microsoft.com/office/word/2020/wordml/sdtdatahash" xmlns:w16sdtfl="http://schemas.microsoft.com/office/word/2024/wordml/sdtformatlock" xmlns:w16se="http://schemas.microsoft.com/office/word/2015/wordml/symex" xmlns:wpg="http://schemas.microsoft.com/office/word/2010/wordprocessingGroup" xmlns:wpi="http://schemas.microsoft.com/office/word/2010/wordprocessingInk" xmlns:wne="http://schemas.microsoft.com/office/word/2006/wordml" xmlns:wps="http://schemas.microsoft.com/office/word/2010/wordprocessingShape" mc:Ignorable="w14 w15 w16se w16cid w16 w16cex w16sdtdh w16sdtfl w16du wp14">
+  <w:footnote w:type="separator" w:id="-1">
+    <w:p>
+      <w:r>
+        <w:separator/>
+      </w:r>
+    </w:p>
+  </w:footnote>
+  <w:footnote w:type="continuationSeparator" w:id="0">
+    <w:p>
+      <w:r>
+        <w:continuationSeparator/>
+      </w:r>
+    </w:p>
+  </w:footnote>
+</w:footnotes>
+</file>
+
+<file path=word/header1.xml><?xml version="1.0" encoding="UTF-8" standalone="yes"?>
+<w:hdr xmlns:wpc="http://schemas.microsoft.com/office/word/2010/wordprocessingCanvas" xmlns:cx="http://schemas.microsoft.com/office/drawing/2014/chartex" xmlns:cx1="http://schemas.microsoft.com/office/drawing/2015/9/8/chartex" xmlns:cx2="http://schemas.microsoft.com/office/drawing/2015/10/21/chartex" xmlns:cx3="http://schemas.microsoft.com/office/drawing/2016/5/9/chartex" xmlns:cx4="http://schemas.microsoft.com/office/drawing/2016/5/10/chartex" xmlns:cx5="http://schemas.microsoft.com/office/drawing/2016/5/11/chartex" xmlns:cx6="http://schemas.microsoft.com/office/drawing/2016/5/12/chartex" xmlns:cx7="http://schemas.microsoft.com/office/drawing/2016/5/13/chartex" xmlns:cx8="http://schemas.microsoft.com/office/drawing/2016/5/14/chartex" xmlns:mc="http://schemas.openxmlformats.org/markup-compatibility/2006" xmlns:aink="http://schemas.microsoft.com/office/drawing/2016/ink" xmlns:am3d="http://schemas.microsoft.com/office/drawing/2017/model3d" xmlns:o="urn:schemas-microsoft-com:office:office" xmlns:oel="http://schemas.microsoft.com/office/2019/extlst" xmlns:r="http://schemas.openxmlformats.org/officeDocument/2006/relationships" xmlns:m="http://schemas.openxmlformats.org/officeDocument/2006/math" xmlns:v="urn:schemas-microsoft-com:vml" xmlns:wp14="http://schemas.microsoft.com/office/word/2010/wordprocessingDrawing" xmlns:wp="http://schemas.openxmlformats.org/drawingml/2006/wordprocessingDrawing" xmlns:w10="urn:schemas-microsoft-com:office:word" xmlns:w="http://schemas.openxmlformats.org/wordprocessingml/2006/main" xmlns:w14="http://schemas.microsoft.com/office/word/2010/wordml" xmlns:w15="http://schemas.microsoft.com/office/word/2012/wordml" xmlns:w16cex="http://schemas.microsoft.com/office/word/2018/wordml/cex" xmlns:w16cid="http://schemas.microsoft.com/office/word/2016/wordml/cid" xmlns:w16="http://schemas.microsoft.com/office/word/2018/wordml" xmlns:w16du="http://schemas.microsoft.com/office/word/2023/wordml/word16du" xmlns:w16sdtdh="http://schemas.microsoft.com/office/word/2020/wordml/sdtdatahash" xmlns:w16sdtfl="http://schemas.microsoft.com/office/word/2024/wordml/sdtformatlock" xmlns:w16se="http://schemas.microsoft.com/office/word/2015/wordml/symex" xmlns:wpg="http://schemas.microsoft.com/office/word/2010/wordprocessingGroup" xmlns:wpi="http://schemas.microsoft.com/office/word/2010/wordprocessingInk" xmlns:wne="http://schemas.microsoft.com/office/word/2006/wordml" xmlns:wps="http://schemas.microsoft.com/office/word/2010/wordprocessingShape" mc:Ignorable="w14 w15 w16se w16cid w16 w16cex w16sdtdh w16sdtfl w16du wp14"><w:p><w:pPr><w:ind w:right="-284"/><w:jc w:val="center"/><w:rPr><w:sz w:val="32"/><w:szCs w:val="32"/></w:rPr></w:pPr><w:r><w:rPr><w:sz w:val="32"/><w:szCs w:val="32"/></w:rPr><w:t xml:space="preserve">  KEMENTERIAN PENDIDIKAN TINGGI,</w:t></w:r><w:r><w:rPr><w:noProof/></w:rPr><w:drawing><wp:anchor distT="0" distB="0" distL="0" distR="0" simplePos="0" relativeHeight="251658240" behindDoc="1" locked="0" layoutInCell="1" hidden="0" allowOverlap="1" wp14:anchorId="7DAD16A0" wp14:editId="7449F34E"><wp:simplePos x="0" y="0"/><wp:positionH relativeFrom="column"><wp:posOffset>-337184</wp:posOffset></wp:positionH><wp:positionV relativeFrom="paragraph"><wp:posOffset>146685</wp:posOffset></wp:positionV><wp:extent cx="1133475" cy="1011555"/><wp:effectExtent l="0" t="0" r="0" b="0"/><wp:wrapNone/><wp:docPr id="2" name="image2.png"/><wp:cNvGraphicFramePr/><a:graphic xmlns:a="http://schemas.openxmlformats.org/drawingml/2006/main"><a:graphicData uri="http://schemas.openxmlformats.org/drawingml/2006/picture"><pic:pic xmlns:pic="http://schemas.openxmlformats.org/drawingml/2006/picture"><pic:nvPicPr><pic:cNvPr id="0" name="image2.png"/><pic:cNvPicPr preferRelativeResize="0"/></pic:nvPicPr><pic:blipFill><a:blip r:embed="rId1"/><a:srcRect/><a:stretch><a:fillRect/></a:stretch></pic:blipFill><pic:spPr><a:xfrm><a:off x="0" y="0"/><a:ext cx="1133475" cy="1011555"/></a:xfrm><a:prstGeom prst="rect"><a:avLst/></a:prstGeom><a:ln/></pic:spPr></pic:pic></a:graphicData></a:graphic></wp:anchor></w:drawing></w:r><w:r><w:rPr><w:noProof/></w:rPr><w:drawing><wp:anchor distT="0" distB="0" distL="0" distR="0" simplePos="0" relativeHeight="251659264" behindDoc="1" locked="0" layoutInCell="1" hidden="0" allowOverlap="1" wp14:anchorId="5407E8DA" wp14:editId="4E7CD43A"><wp:simplePos x="0" y="0"/><wp:positionH relativeFrom="column"><wp:posOffset>-337184</wp:posOffset></wp:positionH><wp:positionV relativeFrom="paragraph"><wp:posOffset>146685</wp:posOffset></wp:positionV><wp:extent cx="1133475" cy="1011555"/><wp:effectExtent l="0" t="0" r="0" b="0"/><wp:wrapNone/><wp:docPr id="3" name="image1.png"/><wp:cNvGraphicFramePr/><a:graphic xmlns:a="http://schemas.openxmlformats.org/drawingml/2006/main"><a:graphicData uri="http://schemas.openxmlformats.org/drawingml/2006/picture"><pic:pic xmlns:pic="http://schemas.openxmlformats.org/drawingml/2006/picture"><pic:nvPicPr><pic:cNvPr id="0" name="image1.png"/><pic:cNvPicPr preferRelativeResize="0"/></pic:nvPicPr><pic:blipFill><a:blip r:embed="rId1"/><a:srcRect/><a:stretch><a:fillRect/></a:stretch></pic:blipFill><pic:spPr><a:xfrm><a:off x="0" y="0"/><a:ext cx="1133475" cy="1011555"/></a:xfrm><a:prstGeom prst="rect"><a:avLst/></a:prstGeom><a:ln/></pic:spPr></pic:pic></a:graphicData></a:graphic></wp:anchor></w:drawing></w:r></w:p><w:p><w:pPr><w:ind w:right="-284"/><w:jc w:val="center"/><w:rPr><w:sz w:val="32"/><w:szCs w:val="32"/></w:rPr></w:pPr><w:r><w:rPr><w:sz w:val="32"/><w:szCs w:val="32"/></w:rPr><w:t>SAINS, DAN TEKNOLOGI</w:t></w:r></w:p><w:p><w:pPr><w:ind w:right="-284"/><w:jc w:val="center"/><w:rPr><w:sz w:val="28"/><w:szCs w:val="28"/></w:rPr></w:pPr><w:r><w:rPr><w:sz w:val="28"/><w:szCs w:val="28"/></w:rPr><w:t>${nama_universitas}</w:t></w:r></w:p><w:p><w:pPr><w:t xml:space="preserve">&lt;w:tab w:val=&quot;left&quot; w:pos=&quot;33${nip_kaprodi}&quot;/&gt;&lt;w:tab w:val=&quot;left&quot; w:pos=&quot;48${nip_kaprodi}&quot;/&gt;&lt;w:tab w:val=&quot;center&quot; w:pos=&quot;48${nim}9&quot;/&gt;&lt;/w:tabs&gt;&lt;w:ind w:left=&quot;284&quot; w:right=&quot;-284&quot;/&gt;&lt;w:rPr&gt;&lt;w:sz w:val=&quot;28&quot;/&gt;&lt;w:szCs w:val=&quot;28&quot;/&gt;&lt;/w:rPr&gt;&lt;/w:pPr&gt;&lt;w:r&gt;&lt;w:rPr&gt;&lt;w:sz w:val=&quot;3${nip_kaprodi}&quot;/&gt;&lt;w:szCs w:val=&quot;3${nip_kaprodi}&quot;/&gt;&lt;/w:rPr&gt;&lt;w:tab/&gt;&lt;/w:r&gt;&lt;w:r&gt;&lt;w:rPr&gt;&lt;w:sz w:val=&quot;3${nip_kaprodi}&quot;/&gt;&lt;w:szCs w:val=&quot;3${nip_kaprodi}&quot;/&gt;&lt;/w:rPr&gt;&lt;w:tab/&gt;&lt;/w:r&gt;&lt;w:r&gt;&lt;w:rPr&gt;&lt;w:sz w:val=&quot;3${nip_kaprodi}&quot;/&gt;&lt;w:szCs w:val=&quot;3${nip_kaprodi}&quot;/&gt;&lt;/w:rPr&gt;&lt;w:tab/&gt;&lt;w:t xml:space=&quot;preserve&quot;&gt;    ${nama_fakultas}</w:t></w:r><w:r><w:rPr><w:b/><w:sz w:val="28"/><w:szCs w:val="28"/></w:rPr></w:r></w:p><w:p><w:pPr><w:ind w:left="284" w:right="-284"/><w:jc w:val="center"/></w:pPr><w:r><w:t>${alamat_prodi}</w:t></w:r></w:p><w:p><w:pPr><w:ind w:left="284" w:right="-284"/><w:jc w:val="center"/></w:pPr><w:r><w:t xml:space="preserve">Telepon : ${telepon_prodi}</w:t></w:r></w:p><w:p><w:pPr><w:ind w:left="284" w:right="-284"/><w:jc w:val="center"/><w:rPr><w:sz w:val="32"/><w:szCs w:val="32"/></w:rPr></w:pPr><w:r><w:rPr><w:noProof/></w:rPr><mc:AlternateContent><mc:Choice Requires="wps"><w:drawing><wp:anchor distT="0" distB="0" distL="114300" distR="114300" simplePos="0" relativeHeight="251660288" behindDoc="0" locked="0" layoutInCell="1" hidden="0" allowOverlap="1" wp14:anchorId="25E69787" wp14:editId="5DF814E1"><wp:simplePos x="0" y="0"/><wp:positionH relativeFrom="column"><wp:posOffset>-413385</wp:posOffset></wp:positionH><wp:positionV relativeFrom="page"><wp:posOffset>1656715</wp:posOffset></wp:positionV><wp:extent cx="6315075" cy="45719"/><wp:effectExtent l="19050" t="19050" r="28575" b="31115"/><wp:wrapNone/><wp:docPr id="1" name="Straight Arrow Connector 1"/><wp:cNvGraphicFramePr/><a:graphic xmlns:a="http://schemas.openxmlformats.org/drawingml/2006/main"><a:graphicData uri="http://schemas.microsoft.com/office/word/2010/wordprocessingShape"><wps:wsp><wps:cNvCnPr/><wps:spPr><a:xfrm flipV="1"><a:off x="0" y="0"/><a:ext cx="6315075" cy="45719"/></a:xfrm><a:prstGeom prst="straightConnector1"><a:avLst/></a:prstGeom><a:solidFill><a:srgbClr val="FFFFFF"/></a:solidFill><a:ln w="28575" cap="flat" cmpd="sng"><a:solidFill><a:srgbClr val="000000"/></a:solidFill><a:prstDash val="solid"/><a:miter lim="800000"/><a:headEnd type="none" w="med" len="med"/><a:tailEnd type="none" w="med" len="med"/></a:ln></wps:spPr><wps:bodyPr/></wps:wsp></a:graphicData></a:graphic><wp14:sizeRelH relativeFrom="margin"><wp14:pctWidth>0</wp14:pctWidth></wp14:sizeRelH><wp14:sizeRelV relativeFrom="margin"><wp14:pctHeight>0</wp14:pctHeight></wp14:sizeRelV></wp:anchor></w:drawing></mc:Choice><mc:Fallback xmlns:w16cei="http://schemas.microsoft.com/office/word/2026/wordml/cei"><w:pict><v:shapetype w14:anchorId="3F2528AF" id="_x0000_t32" coordsize="21600,21600" o:spt="32" o:oned="t" path="m,l21600,21600e" filled="f"><v:path arrowok="t" fillok="f" o:connecttype="none"/><o:lock v:ext="edit" shapetype="t"/></v:shapetype><v:shape id="Straight Arrow Connector 1" o:spid="_x0000_s1026" type="#_x0000_t32" style="position:absolute;margin-left:-32.55pt;margin-top:130.45pt;width:497.25pt;height:3.6pt;flip:y;z-index:251660288;visibility:visible;mso-wrap-style:square;mso-width-percent:0;mso-height-percent:0;mso-wrap-distance-left:9pt;mso-wrap-distance-top:0;mso-wrap-distance-right:9pt;mso-wrap-distance-bottom:0;mso-position-horizontal:absolute;mso-position-horizontal-relative:text;mso-position-vertical:absolute;mso-position-vertical-relative:page;mso-width-percent:0;mso-height-percent:0;mso-width-relative:margin;mso-height-relative:margin" o:gfxdata="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" filled="t" strokeweight="2.25pt"><v:stroke joinstyle="miter"/><w10:wrap anchory="page"/></v:shape></w:pict></mc:Fallback></mc:AlternateContent><w:t xml:space="preserve">Laman : ${email_prodi}</w:t></w:r><w:r></w:r></w:p><w:p/></w:hdr>
 </file>
 
 <file path=word/styles.xml><?xml version="1.0" encoding="utf-8"?>
@@ -105,17 +399,13 @@
   <w:docDefaults>
     <w:rPrDefault>
       <w:rPr>
-        <w:rFonts w:asciiTheme="minorHAnsi" w:eastAsiaTheme="minorHAnsi" w:hAnsiTheme="minorHAnsi" w:cstheme="minorBidi"/>
-        <w:sz w:val="22"/>
-        <w:szCs w:val="22"/>
-        <w:lang w:val="en-ID" w:eastAsia="en-US" w:bidi="ar-SA"/>
+        <w:rFonts w:ascii="Times New Roman" w:eastAsia="Times New Roman" w:hAnsi="Times New Roman" w:cs="Times New Roman"/>
+        <w:sz w:val="24"/>
+        <w:szCs w:val="24"/>
+        <w:lang w:val="id-ID" w:eastAsia="en-US" w:bidi="ar-SA"/>
       </w:rPr>
     </w:rPrDefault>
-    <w:pPrDefault>
-      <w:pPr>
-        <w:spacing w:after="160" w:line="259" w:lineRule="auto"/>
-      </w:pPr>
-    </w:pPrDefault>
+    <w:pPrDefault/>
   </w:docDefaults>
   <w:latentStyles w:defLockedState="0" w:defUIPriority="99" w:defSemiHidden="0" w:defUnhideWhenUsed="0" w:defQFormat="0" w:count="376">
     <w:lsdException w:name="Normal" w:uiPriority="0" w:qFormat="1"/>
@@ -203,7 +493,7 @@
     <w:lsdException w:name="Body Text Indent 2" w:semiHidden="1" w:unhideWhenUsed="1"/>
     <w:lsdException w:name="Body Text Indent 3" w:semiHidden="1" w:unhideWhenUsed="1"/>
     <w:lsdException w:name="Block Text" w:semiHidden="1" w:unhideWhenUsed="1"/>
-    <w:lsdException w:name="Hyperlink" w:semiHidden="1" w:unhideWhenUsed="1"/>
+    <w:lsdException w:name="Hyperlink" w:semiHidden="1" w:uiPriority="0" w:unhideWhenUsed="1"/>
     <w:lsdException w:name="FollowedHyperlink" w:semiHidden="1" w:unhideWhenUsed="1"/>
     <w:lsdException w:name="Strong" w:uiPriority="22" w:qFormat="1"/>
     <w:lsdException w:name="Emphasis" w:uiPriority="20" w:qFormat="1"/>
@@ -498,209 +788,128 @@
   <w:style w:type="paragraph" w:default="1" w:styleId="Normal">
     <w:name w:val="Normal"/>
     <w:qFormat/>
+    <w:rsid w:val="00EC0910"/>
   </w:style>
   <w:style w:type="paragraph" w:styleId="Heading1">
     <w:name w:val="heading 1"/>
     <w:basedOn w:val="Normal"/>
     <w:next w:val="Normal"/>
-    <w:link w:val="Heading1Char"/>
     <w:uiPriority w:val="9"/>
     <w:qFormat/>
-    <w:rsid w:val="00A43715"/>
+    <w:pPr>
+      <w:keepNext/>
+      <w:keepLines/>
+      <w:spacing w:before="480" w:after="120"/>
+      <w:outlineLvl w:val="0"/>
+    </w:pPr>
+    <w:rPr>
+      <w:b/>
+      <w:sz w:val="48"/>
+      <w:szCs w:val="48"/>
+    </w:rPr>
+  </w:style>
+  <w:style w:type="paragraph" w:styleId="Heading2">
+    <w:name w:val="heading 2"/>
+    <w:basedOn w:val="Normal"/>
+    <w:next w:val="Normal"/>
+    <w:uiPriority w:val="9"/>
+    <w:semiHidden/>
+    <w:unhideWhenUsed/>
+    <w:qFormat/>
     <w:pPr>
       <w:keepNext/>
       <w:keepLines/>
       <w:spacing w:before="360" w:after="80"/>
-      <w:outlineLvl w:val="0"/>
+      <w:outlineLvl w:val="1"/>
     </w:pPr>
     <w:rPr>
-      <w:rFonts w:asciiTheme="majorHAnsi" w:eastAsiaTheme="majorEastAsia" w:hAnsiTheme="majorHAnsi" w:cstheme="majorBidi"/>
-      <w:color w:val="2F5496" w:themeColor="accent1" w:themeShade="BF"/>
-      <w:sz w:val="40"/>
-      <w:szCs w:val="40"/>
+      <w:b/>
+      <w:sz w:val="36"/>
+      <w:szCs w:val="36"/>
     </w:rPr>
   </w:style>
-  <w:style w:type="paragraph" w:styleId="Heading2">
-    <w:name w:val="heading 2"/>
+  <w:style w:type="paragraph" w:styleId="Heading3">
+    <w:name w:val="heading 3"/>
     <w:basedOn w:val="Normal"/>
     <w:next w:val="Normal"/>
-    <w:link w:val="Heading2Char"/>
     <w:uiPriority w:val="9"/>
     <w:semiHidden/>
     <w:unhideWhenUsed/>
     <w:qFormat/>
-    <w:rsid w:val="00A43715"/>
     <w:pPr>
       <w:keepNext/>
       <w:keepLines/>
-      <w:spacing w:before="160" w:after="80"/>
-      <w:outlineLvl w:val="1"/>
+      <w:spacing w:before="280" w:after="80"/>
+      <w:outlineLvl w:val="2"/>
     </w:pPr>
     <w:rPr>
-      <w:rFonts w:asciiTheme="majorHAnsi" w:eastAsiaTheme="majorEastAsia" w:hAnsiTheme="majorHAnsi" w:cstheme="majorBidi"/>
-      <w:color w:val="2F5496" w:themeColor="accent1" w:themeShade="BF"/>
-      <w:sz w:val="32"/>
-      <w:szCs w:val="32"/>
+      <w:b/>
+      <w:sz w:val="28"/>
+      <w:szCs w:val="28"/>
     </w:rPr>
   </w:style>
-  <w:style w:type="paragraph" w:styleId="Heading3">
-    <w:name w:val="heading 3"/>
+  <w:style w:type="paragraph" w:styleId="Heading4">
+    <w:name w:val="heading 4"/>
     <w:basedOn w:val="Normal"/>
     <w:next w:val="Normal"/>
-    <w:link w:val="Heading3Char"/>
     <w:uiPriority w:val="9"/>
     <w:semiHidden/>
     <w:unhideWhenUsed/>
     <w:qFormat/>
-    <w:rsid w:val="00A43715"/>
     <w:pPr>
       <w:keepNext/>
       <w:keepLines/>
-      <w:spacing w:before="160" w:after="80"/>
-      <w:outlineLvl w:val="2"/>
+      <w:spacing w:before="240" w:after="40"/>
+      <w:outlineLvl w:val="3"/>
     </w:pPr>
     <w:rPr>
-      <w:rFonts w:eastAsiaTheme="majorEastAsia" w:cstheme="majorBidi"/>
-      <w:color w:val="2F5496" w:themeColor="accent1" w:themeShade="BF"/>
-      <w:sz w:val="28"/>
-      <w:szCs w:val="28"/>
+      <w:b/>
     </w:rPr>
   </w:style>
-  <w:style w:type="paragraph" w:styleId="Heading4">
-    <w:name w:val="heading 4"/>
+  <w:style w:type="paragraph" w:styleId="Heading5">
+    <w:name w:val="heading 5"/>
     <w:basedOn w:val="Normal"/>
     <w:next w:val="Normal"/>
-    <w:link w:val="Heading4Char"/>
     <w:uiPriority w:val="9"/>
     <w:semiHidden/>
     <w:unhideWhenUsed/>
     <w:qFormat/>
-    <w:rsid w:val="00A43715"/>
     <w:pPr>
       <w:keepNext/>
       <w:keepLines/>
-      <w:spacing w:before="80" w:after="40"/>
-      <w:outlineLvl w:val="3"/>
+      <w:spacing w:before="220" w:after="40"/>
+      <w:outlineLvl w:val="4"/>
     </w:pPr>
     <w:rPr>
-      <w:rFonts w:eastAsiaTheme="majorEastAsia" w:cstheme="majorBidi"/>
-      <w:i/>
-      <w:iCs/>
-      <w:color w:val="2F5496" w:themeColor="accent1" w:themeShade="BF"/>
+      <w:b/>
+      <w:sz w:val="22"/>
+      <w:szCs w:val="22"/>
     </w:rPr>
   </w:style>
-  <w:style w:type="paragraph" w:styleId="Heading5">
-    <w:name w:val="heading 5"/>
+  <w:style w:type="paragraph" w:styleId="Heading6">
+    <w:name w:val="heading 6"/>
     <w:basedOn w:val="Normal"/>
     <w:next w:val="Normal"/>
-    <w:link w:val="Heading5Char"/>
     <w:uiPriority w:val="9"/>
     <w:semiHidden/>
     <w:unhideWhenUsed/>
     <w:qFormat/>
-    <w:rsid w:val="00A43715"/>
     <w:pPr>
       <w:keepNext/>
       <w:keepLines/>
-      <w:spacing w:before="80" w:after="40"/>
-      <w:outlineLvl w:val="4"/>
-    </w:pPr>
-    <w:rPr>
-      <w:rFonts w:eastAsiaTheme="majorEastAsia" w:cstheme="majorBidi"/>
-      <w:color w:val="2F5496" w:themeColor="accent1" w:themeShade="BF"/>
-    </w:rPr>
-  </w:style>
-  <w:style w:type="paragraph" w:styleId="Heading6">
-    <w:name w:val="heading 6"/>
-    <w:basedOn w:val="Normal"/>
-    <w:next w:val="Normal"/>
-    <w:link w:val="Heading6Char"/>
-    <w:uiPriority w:val="9"/>
-    <w:semiHidden/>
-    <w:unhideWhenUsed/>
-    <w:qFormat/>
-    <w:rsid w:val="00A43715"/>
-    <w:pPr>
-      <w:keepNext/>
-      <w:keepLines/>
-      <w:spacing w:before="40" w:after="0"/>
+      <w:spacing w:before="200" w:after="40"/>
       <w:outlineLvl w:val="5"/>
     </w:pPr>
     <w:rPr>
-      <w:rFonts w:eastAsiaTheme="majorEastAsia" w:cstheme="majorBidi"/>
-      <w:i/>
-      <w:iCs/>
-      <w:color w:val="595959" w:themeColor="text1" w:themeTint="A6"/>
-    </w:rPr>
-  </w:style>
-  <w:style w:type="paragraph" w:styleId="Heading7">
-    <w:name w:val="heading 7"/>
-    <w:basedOn w:val="Normal"/>
-    <w:next w:val="Normal"/>
-    <w:link w:val="Heading7Char"/>
-    <w:uiPriority w:val="9"/>
-    <w:semiHidden/>
-    <w:unhideWhenUsed/>
-    <w:qFormat/>
-    <w:rsid w:val="00A43715"/>
-    <w:pPr>
-      <w:keepNext/>
-      <w:keepLines/>
-      <w:spacing w:before="40" w:after="0"/>
-      <w:outlineLvl w:val="6"/>
-    </w:pPr>
-    <w:rPr>
-      <w:rFonts w:eastAsiaTheme="majorEastAsia" w:cstheme="majorBidi"/>
-      <w:color w:val="595959" w:themeColor="text1" w:themeTint="A6"/>
-    </w:rPr>
-  </w:style>
-  <w:style w:type="paragraph" w:styleId="Heading8">
-    <w:name w:val="heading 8"/>
-    <w:basedOn w:val="Normal"/>
-    <w:next w:val="Normal"/>
-    <w:link w:val="Heading8Char"/>
-    <w:uiPriority w:val="9"/>
-    <w:semiHidden/>
-    <w:unhideWhenUsed/>
-    <w:qFormat/>
-    <w:rsid w:val="00A43715"/>
-    <w:pPr>
-      <w:keepNext/>
-      <w:keepLines/>
-      <w:spacing w:after="0"/>
-      <w:outlineLvl w:val="7"/>
-    </w:pPr>
-    <w:rPr>
-      <w:rFonts w:eastAsiaTheme="majorEastAsia" w:cstheme="majorBidi"/>
-      <w:i/>
-      <w:iCs/>
-      <w:color w:val="272727" w:themeColor="text1" w:themeTint="D8"/>
-    </w:rPr>
-  </w:style>
-  <w:style w:type="paragraph" w:styleId="Heading9">
-    <w:name w:val="heading 9"/>
-    <w:basedOn w:val="Normal"/>
-    <w:next w:val="Normal"/>
-    <w:link w:val="Heading9Char"/>
-    <w:uiPriority w:val="9"/>
-    <w:semiHidden/>
-    <w:unhideWhenUsed/>
-    <w:qFormat/>
-    <w:rsid w:val="00A43715"/>
-    <w:pPr>
-      <w:keepNext/>
-      <w:keepLines/>
-      <w:spacing w:after="0"/>
-      <w:outlineLvl w:val="8"/>
-    </w:pPr>
-    <w:rPr>
-      <w:rFonts w:eastAsiaTheme="majorEastAsia" w:cstheme="majorBidi"/>
-      <w:color w:val="272727" w:themeColor="text1" w:themeTint="D8"/>
+      <w:b/>
+      <w:sz w:val="20"/>
+      <w:szCs w:val="20"/>
     </w:rPr>
   </w:style>
   <w:style w:type="character" w:default="1" w:styleId="DefaultParagraphFont">
     <w:name w:val="Default Paragraph Font"/>
     <w:uiPriority w:val="1"/>
+    <w:semiHidden/>
     <w:unhideWhenUsed/>
   </w:style>
   <w:style w:type="table" w:default="1" w:styleId="TableNormal">
@@ -724,294 +933,85 @@
     <w:semiHidden/>
     <w:unhideWhenUsed/>
   </w:style>
-  <w:style w:type="character" w:customStyle="1" w:styleId="Heading1Char">
-    <w:name w:val="Heading 1 Char"/>
-    <w:basedOn w:val="DefaultParagraphFont"/>
-    <w:link w:val="Heading1"/>
-    <w:uiPriority w:val="9"/>
-    <w:rsid w:val="00A43715"/>
-    <w:rPr>
-      <w:rFonts w:asciiTheme="majorHAnsi" w:eastAsiaTheme="majorEastAsia" w:hAnsiTheme="majorHAnsi" w:cstheme="majorBidi"/>
-      <w:color w:val="2F5496" w:themeColor="accent1" w:themeShade="BF"/>
-      <w:sz w:val="40"/>
-      <w:szCs w:val="40"/>
-    </w:rPr>
-  </w:style>
-  <w:style w:type="character" w:customStyle="1" w:styleId="Heading2Char">
-    <w:name w:val="Heading 2 Char"/>
-    <w:basedOn w:val="DefaultParagraphFont"/>
-    <w:link w:val="Heading2"/>
-    <w:uiPriority w:val="9"/>
-    <w:semiHidden/>
-    <w:rsid w:val="00A43715"/>
-    <w:rPr>
-      <w:rFonts w:asciiTheme="majorHAnsi" w:eastAsiaTheme="majorEastAsia" w:hAnsiTheme="majorHAnsi" w:cstheme="majorBidi"/>
-      <w:color w:val="2F5496" w:themeColor="accent1" w:themeShade="BF"/>
-      <w:sz w:val="32"/>
-      <w:szCs w:val="32"/>
-    </w:rPr>
-  </w:style>
-  <w:style w:type="character" w:customStyle="1" w:styleId="Heading3Char">
-    <w:name w:val="Heading 3 Char"/>
-    <w:basedOn w:val="DefaultParagraphFont"/>
-    <w:link w:val="Heading3"/>
-    <w:uiPriority w:val="9"/>
-    <w:semiHidden/>
-    <w:rsid w:val="00A43715"/>
-    <w:rPr>
-      <w:rFonts w:eastAsiaTheme="majorEastAsia" w:cstheme="majorBidi"/>
-      <w:color w:val="2F5496" w:themeColor="accent1" w:themeShade="BF"/>
-      <w:sz w:val="28"/>
-      <w:szCs w:val="28"/>
-    </w:rPr>
-  </w:style>
-  <w:style w:type="character" w:customStyle="1" w:styleId="Heading4Char">
-    <w:name w:val="Heading 4 Char"/>
-    <w:basedOn w:val="DefaultParagraphFont"/>
-    <w:link w:val="Heading4"/>
-    <w:uiPriority w:val="9"/>
-    <w:semiHidden/>
-    <w:rsid w:val="00A43715"/>
-    <w:rPr>
-      <w:rFonts w:eastAsiaTheme="majorEastAsia" w:cstheme="majorBidi"/>
-      <w:i/>
-      <w:iCs/>
-      <w:color w:val="2F5496" w:themeColor="accent1" w:themeShade="BF"/>
-    </w:rPr>
-  </w:style>
-  <w:style w:type="character" w:customStyle="1" w:styleId="Heading5Char">
-    <w:name w:val="Heading 5 Char"/>
-    <w:basedOn w:val="DefaultParagraphFont"/>
-    <w:link w:val="Heading5"/>
-    <w:uiPriority w:val="9"/>
-    <w:semiHidden/>
-    <w:rsid w:val="00A43715"/>
-    <w:rPr>
-      <w:rFonts w:eastAsiaTheme="majorEastAsia" w:cstheme="majorBidi"/>
-      <w:color w:val="2F5496" w:themeColor="accent1" w:themeShade="BF"/>
-    </w:rPr>
-  </w:style>
-  <w:style w:type="character" w:customStyle="1" w:styleId="Heading6Char">
-    <w:name w:val="Heading 6 Char"/>
-    <w:basedOn w:val="DefaultParagraphFont"/>
-    <w:link w:val="Heading6"/>
-    <w:uiPriority w:val="9"/>
-    <w:semiHidden/>
-    <w:rsid w:val="00A43715"/>
-    <w:rPr>
-      <w:rFonts w:eastAsiaTheme="majorEastAsia" w:cstheme="majorBidi"/>
-      <w:i/>
-      <w:iCs/>
-      <w:color w:val="595959" w:themeColor="text1" w:themeTint="A6"/>
-    </w:rPr>
-  </w:style>
-  <w:style w:type="character" w:customStyle="1" w:styleId="Heading7Char">
-    <w:name w:val="Heading 7 Char"/>
-    <w:basedOn w:val="DefaultParagraphFont"/>
-    <w:link w:val="Heading7"/>
-    <w:uiPriority w:val="9"/>
-    <w:semiHidden/>
-    <w:rsid w:val="00A43715"/>
-    <w:rPr>
-      <w:rFonts w:eastAsiaTheme="majorEastAsia" w:cstheme="majorBidi"/>
-      <w:color w:val="595959" w:themeColor="text1" w:themeTint="A6"/>
-    </w:rPr>
-  </w:style>
-  <w:style w:type="character" w:customStyle="1" w:styleId="Heading8Char">
-    <w:name w:val="Heading 8 Char"/>
-    <w:basedOn w:val="DefaultParagraphFont"/>
-    <w:link w:val="Heading8"/>
-    <w:uiPriority w:val="9"/>
-    <w:semiHidden/>
-    <w:rsid w:val="00A43715"/>
-    <w:rPr>
-      <w:rFonts w:eastAsiaTheme="majorEastAsia" w:cstheme="majorBidi"/>
-      <w:i/>
-      <w:iCs/>
-      <w:color w:val="272727" w:themeColor="text1" w:themeTint="D8"/>
-    </w:rPr>
-  </w:style>
-  <w:style w:type="character" w:customStyle="1" w:styleId="Heading9Char">
-    <w:name w:val="Heading 9 Char"/>
-    <w:basedOn w:val="DefaultParagraphFont"/>
-    <w:link w:val="Heading9"/>
-    <w:uiPriority w:val="9"/>
-    <w:semiHidden/>
-    <w:rsid w:val="00A43715"/>
-    <w:rPr>
-      <w:rFonts w:eastAsiaTheme="majorEastAsia" w:cstheme="majorBidi"/>
-      <w:color w:val="272727" w:themeColor="text1" w:themeTint="D8"/>
-    </w:rPr>
-  </w:style>
   <w:style w:type="paragraph" w:styleId="Title">
     <w:name w:val="Title"/>
     <w:basedOn w:val="Normal"/>
     <w:next w:val="Normal"/>
-    <w:link w:val="TitleChar"/>
     <w:uiPriority w:val="10"/>
     <w:qFormat/>
-    <w:rsid w:val="00A43715"/>
     <w:pPr>
-      <w:spacing w:after="80" w:line="240" w:lineRule="auto"/>
-      <w:contextualSpacing/>
+      <w:keepNext/>
+      <w:keepLines/>
+      <w:spacing w:before="480" w:after="120"/>
     </w:pPr>
     <w:rPr>
-      <w:rFonts w:asciiTheme="majorHAnsi" w:eastAsiaTheme="majorEastAsia" w:hAnsiTheme="majorHAnsi" w:cstheme="majorBidi"/>
-      <w:spacing w:val="-10"/>
-      <w:kern w:val="28"/>
-      <w:sz w:val="56"/>
-      <w:szCs w:val="56"/>
-    </w:rPr>
-  </w:style>
-  <w:style w:type="character" w:customStyle="1" w:styleId="TitleChar">
-    <w:name w:val="Title Char"/>
-    <w:basedOn w:val="DefaultParagraphFont"/>
-    <w:link w:val="Title"/>
-    <w:uiPriority w:val="10"/>
-    <w:rsid w:val="00A43715"/>
-    <w:rPr>
-      <w:rFonts w:asciiTheme="majorHAnsi" w:eastAsiaTheme="majorEastAsia" w:hAnsiTheme="majorHAnsi" w:cstheme="majorBidi"/>
-      <w:spacing w:val="-10"/>
-      <w:kern w:val="28"/>
-      <w:sz w:val="56"/>
-      <w:szCs w:val="56"/>
+      <w:b/>
+      <w:sz w:val="72"/>
+      <w:szCs w:val="72"/>
     </w:rPr>
   </w:style>
   <w:style w:type="paragraph" w:styleId="Subtitle">
     <w:name w:val="Subtitle"/>
     <w:basedOn w:val="Normal"/>
     <w:next w:val="Normal"/>
-    <w:link w:val="SubtitleChar"/>
     <w:uiPriority w:val="11"/>
     <w:qFormat/>
-    <w:rsid w:val="00A43715"/>
     <w:pPr>
-      <w:numPr>
-        <w:ilvl w:val="1"/>
-      </w:numPr>
-    </w:pPr>
-    <w:rPr>
-      <w:rFonts w:eastAsiaTheme="majorEastAsia" w:cstheme="majorBidi"/>
-      <w:color w:val="595959" w:themeColor="text1" w:themeTint="A6"/>
-      <w:spacing w:val="15"/>
-      <w:sz w:val="28"/>
-      <w:szCs w:val="28"/>
-    </w:rPr>
-  </w:style>
-  <w:style w:type="character" w:customStyle="1" w:styleId="SubtitleChar">
-    <w:name w:val="Subtitle Char"/>
-    <w:basedOn w:val="DefaultParagraphFont"/>
-    <w:link w:val="Subtitle"/>
-    <w:uiPriority w:val="11"/>
-    <w:rsid w:val="00A43715"/>
-    <w:rPr>
-      <w:rFonts w:eastAsiaTheme="majorEastAsia" w:cstheme="majorBidi"/>
-      <w:color w:val="595959" w:themeColor="text1" w:themeTint="A6"/>
-      <w:spacing w:val="15"/>
-      <w:sz w:val="28"/>
-      <w:szCs w:val="28"/>
-    </w:rPr>
-  </w:style>
-  <w:style w:type="paragraph" w:styleId="Quote">
-    <w:name w:val="Quote"/>
-    <w:basedOn w:val="Normal"/>
-    <w:next w:val="Normal"/>
-    <w:link w:val="QuoteChar"/>
-    <w:uiPriority w:val="29"/>
-    <w:qFormat/>
-    <w:rsid w:val="00A43715"/>
-    <w:pPr>
-      <w:spacing w:before="160"/>
+      <w:spacing w:after="60"/>
       <w:jc w:val="center"/>
     </w:pPr>
     <w:rPr>
-      <w:i/>
-      <w:iCs/>
-      <w:color w:val="404040" w:themeColor="text1" w:themeTint="BF"/>
+      <w:rFonts w:ascii="Cambria" w:eastAsia="Cambria" w:hAnsi="Cambria" w:cs="Cambria"/>
     </w:rPr>
   </w:style>
-  <w:style w:type="character" w:customStyle="1" w:styleId="QuoteChar">
-    <w:name w:val="Quote Char"/>
+  <w:style w:type="paragraph" w:styleId="Footer">
+    <w:name w:val="footer"/>
+    <w:basedOn w:val="Normal"/>
+    <w:link w:val="FooterChar"/>
+    <w:uiPriority w:val="99"/>
+    <w:unhideWhenUsed/>
+    <w:rsid w:val="00E72230"/>
+    <w:pPr>
+      <w:tabs>
+        <w:tab w:val="center" w:pos="4680"/>
+        <w:tab w:val="right" w:pos="9360"/>
+      </w:tabs>
+    </w:pPr>
+  </w:style>
+  <w:style w:type="character" w:customStyle="1" w:styleId="FooterChar">
+    <w:name w:val="Footer Char"/>
     <w:basedOn w:val="DefaultParagraphFont"/>
-    <w:link w:val="Quote"/>
-    <w:uiPriority w:val="29"/>
-    <w:rsid w:val="00A43715"/>
+    <w:link w:val="Footer"/>
+    <w:uiPriority w:val="99"/>
+    <w:rsid w:val="00E72230"/>
+  </w:style>
+  <w:style w:type="paragraph" w:styleId="Header">
+    <w:name w:val="header"/>
+    <w:basedOn w:val="Normal"/>
+    <w:link w:val="HeaderChar"/>
+    <w:uiPriority w:val="99"/>
+    <w:unhideWhenUsed/>
+    <w:rsid w:val="00E72230"/>
+    <w:pPr>
+      <w:tabs>
+        <w:tab w:val="center" w:pos="4680"/>
+        <w:tab w:val="right" w:pos="9360"/>
+      </w:tabs>
+    </w:pPr>
+  </w:style>
+  <w:style w:type="character" w:customStyle="1" w:styleId="HeaderChar">
+    <w:name w:val="Header Char"/>
+    <w:basedOn w:val="DefaultParagraphFont"/>
+    <w:link w:val="Header"/>
+    <w:uiPriority w:val="99"/>
+    <w:rsid w:val="00E72230"/>
+  </w:style>
+  <w:style w:type="character" w:styleId="Hyperlink">
+    <w:name w:val="Hyperlink"/>
+    <w:rsid w:val="0007386D"/>
     <w:rPr>
-      <w:i/>
-      <w:iCs/>
-      <w:color w:val="404040" w:themeColor="text1" w:themeTint="BF"/>
-    </w:rPr>
-  </w:style>
-  <w:style w:type="paragraph" w:styleId="ListParagraph">
-    <w:name w:val="List Paragraph"/>
-    <w:basedOn w:val="Normal"/>
-    <w:uiPriority w:val="34"/>
-    <w:qFormat/>
-    <w:rsid w:val="00A43715"/>
-    <w:pPr>
-      <w:ind w:left="720"/>
-      <w:contextualSpacing/>
-    </w:pPr>
-  </w:style>
-  <w:style w:type="character" w:styleId="IntenseEmphasis">
-    <w:name w:val="Intense Emphasis"/>
-    <w:basedOn w:val="DefaultParagraphFont"/>
-    <w:uiPriority w:val="21"/>
-    <w:qFormat/>
-    <w:rsid w:val="00A43715"/>
-    <w:rPr>
-      <w:i/>
-      <w:iCs/>
-      <w:color w:val="2F5496" w:themeColor="accent1" w:themeShade="BF"/>
-    </w:rPr>
-  </w:style>
-  <w:style w:type="paragraph" w:styleId="IntenseQuote">
-    <w:name w:val="Intense Quote"/>
-    <w:basedOn w:val="Normal"/>
-    <w:next w:val="Normal"/>
-    <w:link w:val="IntenseQuoteChar"/>
-    <w:uiPriority w:val="30"/>
-    <w:qFormat/>
-    <w:rsid w:val="00A43715"/>
-    <w:pPr>
-      <w:pBdr>
-        <w:top w:val="single" w:sz="4" w:space="10" w:color="2F5496" w:themeColor="accent1" w:themeShade="BF"/>
-        <w:bottom w:val="single" w:sz="4" w:space="10" w:color="2F5496" w:themeColor="accent1" w:themeShade="BF"/>
-      </w:pBdr>
-      <w:spacing w:before="360" w:after="360"/>
-      <w:ind w:left="864" w:right="864"/>
-      <w:jc w:val="center"/>
-    </w:pPr>
-    <w:rPr>
-      <w:i/>
-      <w:iCs/>
-      <w:color w:val="2F5496" w:themeColor="accent1" w:themeShade="BF"/>
-    </w:rPr>
-  </w:style>
-  <w:style w:type="character" w:customStyle="1" w:styleId="IntenseQuoteChar">
-    <w:name w:val="Intense Quote Char"/>
-    <w:basedOn w:val="DefaultParagraphFont"/>
-    <w:link w:val="IntenseQuote"/>
-    <w:uiPriority w:val="30"/>
-    <w:rsid w:val="00A43715"/>
-    <w:rPr>
-      <w:i/>
-      <w:iCs/>
-      <w:color w:val="2F5496" w:themeColor="accent1" w:themeShade="BF"/>
-    </w:rPr>
-  </w:style>
-  <w:style w:type="character" w:styleId="IntenseReference">
-    <w:name w:val="Intense Reference"/>
-    <w:basedOn w:val="DefaultParagraphFont"/>
-    <w:uiPriority w:val="32"/>
-    <w:qFormat/>
-    <w:rsid w:val="00A43715"/>
-    <w:rPr>
-      <w:b/>
-      <w:bCs/>
-      <w:smallCaps/>
-      <w:color w:val="2F5496" w:themeColor="accent1" w:themeShade="BF"/>
-      <w:spacing w:val="5"/>
+      <w:color w:val="0000FF"/>
+      <w:u w:val="single"/>
     </w:rPr>
   </w:style>
 </w:styles>
@@ -1028,44 +1028,44 @@
         <a:sysClr val="window" lastClr="FFFFFF"/>
       </a:lt1>
       <a:dk2>
-        <a:srgbClr val="44546A"/>
+        <a:srgbClr val="1F497D"/>
       </a:dk2>
       <a:lt2>
-        <a:srgbClr val="E7E6E6"/>
+        <a:srgbClr val="EEECE1"/>
       </a:lt2>
       <a:accent1>
-        <a:srgbClr val="4472C4"/>
+        <a:srgbClr val="4F81BD"/>
       </a:accent1>
       <a:accent2>
-        <a:srgbClr val="ED7D31"/>
+        <a:srgbClr val="C0504D"/>
       </a:accent2>
       <a:accent3>
-        <a:srgbClr val="A5A5A5"/>
+        <a:srgbClr val="9BBB59"/>
       </a:accent3>
       <a:accent4>
-        <a:srgbClr val="FFC000"/>
+        <a:srgbClr val="8064A2"/>
       </a:accent4>
       <a:accent5>
-        <a:srgbClr val="5B9BD5"/>
+        <a:srgbClr val="4BACC6"/>
       </a:accent5>
       <a:accent6>
-        <a:srgbClr val="70AD47"/>
+        <a:srgbClr val="F79646"/>
       </a:accent6>
       <a:hlink>
-        <a:srgbClr val="0563C1"/>
+        <a:srgbClr val="0000FF"/>
       </a:hlink>
       <a:folHlink>
-        <a:srgbClr val="954F72"/>
+        <a:srgbClr val="800080"/>
       </a:folHlink>
     </a:clrScheme>
     <a:fontScheme name="Office">
       <a:majorFont>
-        <a:latin typeface="Calibri Light" panose="020F0302020204030204"/>
+        <a:latin typeface="Calibri"/>
         <a:ea typeface=""/>
         <a:cs typeface=""/>
-        <a:font script="Jpan" typeface="游ゴシック Light"/>
+        <a:font script="Jpan" typeface="ＭＳ ゴシック"/>
         <a:font script="Hang" typeface="맑은 고딕"/>
-        <a:font script="Hans" typeface="等线 Light"/>
+        <a:font script="Hans" typeface="宋体"/>
         <a:font script="Hant" typeface="新細明體"/>
         <a:font script="Arab" typeface="Times New Roman"/>
         <a:font script="Hebr" typeface="Times New Roman"/>
@@ -1093,31 +1093,14 @@
         <a:font script="Viet" typeface="Times New Roman"/>
         <a:font script="Uigh" typeface="Microsoft Uighur"/>
         <a:font script="Geor" typeface="Sylfaen"/>
-        <a:font script="Armn" typeface="Arial"/>
-        <a:font script="Bugi" typeface="Leelawadee UI"/>
-        <a:font script="Bopo" typeface="Microsoft JhengHei"/>
-        <a:font script="Java" typeface="Javanese Text"/>
-        <a:font script="Lisu" typeface="Segoe UI"/>
-        <a:font script="Mymr" typeface="Myanmar Text"/>
-        <a:font script="Nkoo" typeface="Ebrima"/>
-        <a:font script="Olck" typeface="Nirmala UI"/>
-        <a:font script="Osma" typeface="Ebrima"/>
-        <a:font script="Phag" typeface="Phagspa"/>
-        <a:font script="Syrn" typeface="Estrangelo Edessa"/>
-        <a:font script="Syrj" typeface="Estrangelo Edessa"/>
-        <a:font script="Syre" typeface="Estrangelo Edessa"/>
-        <a:font script="Sora" typeface="Nirmala UI"/>
-        <a:font script="Tale" typeface="Microsoft Tai Le"/>
-        <a:font script="Talu" typeface="Microsoft New Tai Lue"/>
-        <a:font script="Tfng" typeface="Ebrima"/>
       </a:majorFont>
       <a:minorFont>
-        <a:latin typeface="Calibri" panose="020F0502020204030204"/>
+        <a:latin typeface="Cambria"/>
         <a:ea typeface=""/>
         <a:cs typeface=""/>
-        <a:font script="Jpan" typeface="游ゴシック"/>
+        <a:font script="Jpan" typeface="ＭＳ 明朝"/>
         <a:font script="Hang" typeface="맑은 고딕"/>
-        <a:font script="Hans" typeface="等线"/>
+        <a:font script="Hans" typeface="宋体"/>
         <a:font script="Hant" typeface="新細明體"/>
         <a:font script="Arab" typeface="Arial"/>
         <a:font script="Hebr" typeface="Arial"/>
@@ -1145,23 +1128,6 @@
         <a:font script="Viet" typeface="Arial"/>
         <a:font script="Uigh" typeface="Microsoft Uighur"/>
         <a:font script="Geor" typeface="Sylfaen"/>
-        <a:font script="Armn" typeface="Arial"/>
-        <a:font script="Bugi" typeface="Leelawadee UI"/>
-        <a:font script="Bopo" typeface="Microsoft JhengHei"/>
-        <a:font script="Java" typeface="Javanese Text"/>
-        <a:font script="Lisu" typeface="Segoe UI"/>
-        <a:font script="Mymr" typeface="Myanmar Text"/>
-        <a:font script="Nkoo" typeface="Ebrima"/>
-        <a:font script="Olck" typeface="Nirmala UI"/>
-        <a:font script="Osma" typeface="Ebrima"/>
-        <a:font script="Phag" typeface="Phagspa"/>
-        <a:font script="Syrn" typeface="Estrangelo Edessa"/>
-        <a:font script="Syrj" typeface="Estrangelo Edessa"/>
-        <a:font script="Syre" typeface="Estrangelo Edessa"/>
-        <a:font script="Sora" typeface="Nirmala UI"/>
-        <a:font script="Tale" typeface="Microsoft Tai Le"/>
-        <a:font script="Talu" typeface="Microsoft New Tai Lue"/>
-        <a:font script="Tfng" typeface="Ebrima"/>
       </a:minorFont>
     </a:fontScheme>
     <a:fmtScheme name="Office">
@@ -1173,141 +1139,212 @@
           <a:gsLst>
             <a:gs pos="0">
               <a:schemeClr val="phClr">
-                <a:lumMod val="110000"/>
-                <a:satMod val="105000"/>
-                <a:tint val="67000"/>
+                <a:tint val="50000"/>
+                <a:satMod val="300000"/>
               </a:schemeClr>
             </a:gs>
-            <a:gs pos="50000">
+            <a:gs pos="35000">
               <a:schemeClr val="phClr">
-                <a:lumMod val="105000"/>
-                <a:satMod val="103000"/>
-                <a:tint val="73000"/>
+                <a:tint val="37000"/>
+                <a:satMod val="300000"/>
               </a:schemeClr>
             </a:gs>
             <a:gs pos="100000">
               <a:schemeClr val="phClr">
-                <a:lumMod val="105000"/>
-                <a:satMod val="109000"/>
-                <a:tint val="81000"/>
+                <a:tint val="15000"/>
+                <a:satMod val="350000"/>
               </a:schemeClr>
             </a:gs>
           </a:gsLst>
-          <a:lin ang="5400000" scaled="0"/>
+          <a:lin ang="16200000" scaled="1"/>
         </a:gradFill>
         <a:gradFill rotWithShape="1">
           <a:gsLst>
             <a:gs pos="0">
               <a:schemeClr val="phClr">
-                <a:satMod val="103000"/>
-                <a:lumMod val="102000"/>
-                <a:tint val="94000"/>
-              </a:schemeClr>
-            </a:gs>
-            <a:gs pos="50000">
-              <a:schemeClr val="phClr">
-                <a:satMod val="110000"/>
-                <a:lumMod val="100000"/>
+                <a:tint val="100000"/>
                 <a:shade val="100000"/>
+                <a:satMod val="130000"/>
               </a:schemeClr>
             </a:gs>
             <a:gs pos="100000">
               <a:schemeClr val="phClr">
-                <a:lumMod val="99000"/>
-                <a:satMod val="120000"/>
-                <a:shade val="78000"/>
+                <a:tint val="50000"/>
+                <a:shade val="100000"/>
+                <a:satMod val="350000"/>
               </a:schemeClr>
             </a:gs>
           </a:gsLst>
-          <a:lin ang="5400000" scaled="0"/>
+          <a:lin ang="16200000" scaled="0"/>
         </a:gradFill>
       </a:fillStyleLst>
       <a:lnStyleLst>
-        <a:ln w="6350" cap="flat" cmpd="sng" algn="ctr">
+        <a:ln w="9525" cap="flat" cmpd="sng" algn="ctr">
+          <a:solidFill>
+            <a:schemeClr val="phClr">
+              <a:shade val="95000"/>
+              <a:satMod val="105000"/>
+            </a:schemeClr>
+          </a:solidFill>
+          <a:prstDash val="solid"/>
+        </a:ln>
+        <a:ln w="25400" cap="flat" cmpd="sng" algn="ctr">
           <a:solidFill>
             <a:schemeClr val="phClr"/>
           </a:solidFill>
           <a:prstDash val="solid"/>
-          <a:miter lim="800000"/>
         </a:ln>
-        <a:ln w="12700" cap="flat" cmpd="sng" algn="ctr">
+        <a:ln w="38100" cap="flat" cmpd="sng" algn="ctr">
           <a:solidFill>
             <a:schemeClr val="phClr"/>
           </a:solidFill>
           <a:prstDash val="solid"/>
-          <a:miter lim="800000"/>
-        </a:ln>
-        <a:ln w="19050" cap="flat" cmpd="sng" algn="ctr">
-          <a:solidFill>
-            <a:schemeClr val="phClr"/>
-          </a:solidFill>
-          <a:prstDash val="solid"/>
-          <a:miter lim="800000"/>
         </a:ln>
       </a:lnStyleLst>
       <a:effectStyleLst>
         <a:effectStyle>
-          <a:effectLst/>
-        </a:effectStyle>
-        <a:effectStyle>
-          <a:effectLst/>
+          <a:effectLst>
+            <a:outerShdw blurRad="40000" dist="20000" dir="5400000" rotWithShape="0">
+              <a:srgbClr val="000000">
+                <a:alpha val="38000"/>
+              </a:srgbClr>
+            </a:outerShdw>
+          </a:effectLst>
         </a:effectStyle>
         <a:effectStyle>
           <a:effectLst>
-            <a:outerShdw blurRad="57150" dist="19050" dir="5400000" algn="ctr" rotWithShape="0">
+            <a:outerShdw blurRad="40000" dist="23000" dir="5400000" rotWithShape="0">
               <a:srgbClr val="000000">
-                <a:alpha val="63000"/>
+                <a:alpha val="35000"/>
               </a:srgbClr>
             </a:outerShdw>
           </a:effectLst>
+        </a:effectStyle>
+        <a:effectStyle>
+          <a:effectLst>
+            <a:outerShdw blurRad="40000" dist="23000" dir="5400000" rotWithShape="0">
+              <a:srgbClr val="000000">
+                <a:alpha val="35000"/>
+              </a:srgbClr>
+            </a:outerShdw>
+          </a:effectLst>
+          <a:scene3d>
+            <a:camera prst="orthographicFront">
+              <a:rot lat="0" lon="0" rev="0"/>
+            </a:camera>
+            <a:lightRig rig="threePt" dir="t">
+              <a:rot lat="0" lon="0" rev="1200000"/>
+            </a:lightRig>
+          </a:scene3d>
+          <a:sp3d>
+            <a:bevelT w="63500" h="25400"/>
+          </a:sp3d>
         </a:effectStyle>
       </a:effectStyleLst>
       <a:bgFillStyleLst>
         <a:solidFill>
           <a:schemeClr val="phClr"/>
         </a:solidFill>
-        <a:solidFill>
-          <a:schemeClr val="phClr">
-            <a:tint val="95000"/>
-            <a:satMod val="170000"/>
-          </a:schemeClr>
-        </a:solidFill>
         <a:gradFill rotWithShape="1">
           <a:gsLst>
             <a:gs pos="0">
               <a:schemeClr val="phClr">
-                <a:tint val="93000"/>
-                <a:satMod val="150000"/>
-                <a:shade val="98000"/>
-                <a:lumMod val="102000"/>
+                <a:tint val="40000"/>
+                <a:satMod val="350000"/>
               </a:schemeClr>
             </a:gs>
-            <a:gs pos="50000">
+            <a:gs pos="40000">
               <a:schemeClr val="phClr">
-                <a:tint val="98000"/>
-                <a:satMod val="130000"/>
-                <a:shade val="90000"/>
-                <a:lumMod val="103000"/>
+                <a:tint val="45000"/>
+                <a:shade val="99000"/>
+                <a:satMod val="350000"/>
               </a:schemeClr>
             </a:gs>
             <a:gs pos="100000">
               <a:schemeClr val="phClr">
-                <a:shade val="63000"/>
-                <a:satMod val="120000"/>
+                <a:shade val="20000"/>
+                <a:satMod val="255000"/>
               </a:schemeClr>
             </a:gs>
           </a:gsLst>
-          <a:lin ang="5400000" scaled="0"/>
+          <a:path path="circle">
+            <a:fillToRect l="50000" t="-80000" r="50000" b="180000"/>
+          </a:path>
+        </a:gradFill>
+        <a:gradFill rotWithShape="1">
+          <a:gsLst>
+            <a:gs pos="0">
+              <a:schemeClr val="phClr">
+                <a:tint val="80000"/>
+                <a:satMod val="300000"/>
+              </a:schemeClr>
+            </a:gs>
+            <a:gs pos="100000">
+              <a:schemeClr val="phClr">
+                <a:shade val="30000"/>
+                <a:satMod val="200000"/>
+              </a:schemeClr>
+            </a:gs>
+          </a:gsLst>
+          <a:path path="circle">
+            <a:fillToRect l="50000" t="50000" r="50000" b="50000"/>
+          </a:path>
         </a:gradFill>
       </a:bgFillStyleLst>
     </a:fmtScheme>
   </a:themeElements>
-  <a:objectDefaults/>
+  <a:objectDefaults>
+    <a:spDef>
+      <a:spPr/>
+      <a:bodyPr/>
+      <a:lstStyle/>
+      <a:style>
+        <a:lnRef idx="1">
+          <a:schemeClr val="accent1"/>
+        </a:lnRef>
+        <a:fillRef idx="3">
+          <a:schemeClr val="accent1"/>
+        </a:fillRef>
+        <a:effectRef idx="2">
+          <a:schemeClr val="accent1"/>
+        </a:effectRef>
+        <a:fontRef idx="minor">
+          <a:schemeClr val="lt1"/>
+        </a:fontRef>
+      </a:style>
+    </a:spDef>
+    <a:lnDef>
+      <a:spPr/>
+      <a:bodyPr/>
+      <a:lstStyle/>
+      <a:style>
+        <a:lnRef idx="2">
+          <a:schemeClr val="accent1"/>
+        </a:lnRef>
+        <a:fillRef idx="0">
+          <a:schemeClr val="accent1"/>
+        </a:fillRef>
+        <a:effectRef idx="1">
+          <a:schemeClr val="accent1"/>
+        </a:effectRef>
+        <a:fontRef idx="minor">
+          <a:schemeClr val="tx1"/>
+        </a:fontRef>
+      </a:style>
+    </a:lnDef>
+  </a:objectDefaults>
   <a:extraClrSchemeLst/>
-  <a:extLst>
-    <a:ext uri="{05A4C25C-085E-4340-85A3-A5531E510DB2}">
-      <thm15:themeFamily xmlns:thm15="http://schemas.microsoft.com/office/thememl/2012/main" name="Office Theme" id="{62F939B6-93AF-4DB8-9C6B-D6C7DFDC589F}" vid="{4A3C46E8-61CC-4603-A589-7422A47A8E4A}"/>
-    </a:ext>
-  </a:extLst>
 </a:theme>
+</file>
+
+<file path=customXml/item1.xml><?xml version="1.0" encoding="utf-8"?>
+<b:Sources xmlns:b="http://schemas.openxmlformats.org/officeDocument/2006/bibliography" xmlns="http://schemas.openxmlformats.org/officeDocument/2006/bibliography" SelectedStyle="\APASixthEditionOfficeOnline.xsl" StyleName="APA" Version="6"/>
+</file>
+
+<file path=customXml/itemProps1.xml><?xml version="1.0" encoding="utf-8"?>
+<ds:datastoreItem xmlns:ds="http://schemas.openxmlformats.org/officeDocument/2006/customXml" ds:itemID="{B3E3FB2A-1361-4F5C-BF62-8A4B3BBF2DB0}">
+  <ds:schemaRefs>
+    <ds:schemaRef ds:uri="http://schemas.openxmlformats.org/officeDocument/2006/bibliography"/>
+  </ds:schemaRefs>
+</ds:datastoreItem>
 </file>